--- a/vertrag/NexAI-Vertragswerk_komplett.docx
+++ b/vertrag/NexAI-Vertragswerk_komplett.docx
@@ -22081,6 +22081,153 @@
                 <w:sz w:val="20"/>
                 <w:szCs w:val="20"/>
               </w:rPr>
+              <w:t xml:space="preserve">Anthropic PBC</w:t>
+            </w:r>
+          </w:p>
+        </w:tc>
+        <w:tc>
+          <w:tcPr>
+            <w:tcW w:type="dxa" w:w="1881"/>
+            <w:tcMar>
+              <w:top w:type="dxa" w:w="60"/>
+              <w:left w:type="dxa" w:w="90"/>
+              <w:bottom w:type="dxa" w:w="60"/>
+              <w:right w:type="dxa" w:w="90"/>
+            </w:tcMar>
+          </w:tcPr>
+          <w:p>
+            <w:pPr>
+              <w:spacing w:after="0" w:line="264"/>
+            </w:pPr>
+            <w:r>
+              <w:rPr>
+                <w:rFonts w:ascii="Arial" w:cs="Arial" w:eastAsia="Arial" w:hAnsi="Arial"/>
+                <w:b w:val="false"/>
+                <w:bCs w:val="false"/>
+                <w:i w:val="false"/>
+                <w:iCs w:val="false"/>
+                <w:color w:val="1A1A1A"/>
+                <w:sz w:val="20"/>
+                <w:szCs w:val="20"/>
+              </w:rPr>
+              <w:t xml:space="preserve">USA</w:t>
+            </w:r>
+          </w:p>
+        </w:tc>
+        <w:tc>
+          <w:tcPr>
+            <w:tcW w:type="dxa" w:w="1881"/>
+            <w:tcMar>
+              <w:top w:type="dxa" w:w="60"/>
+              <w:left w:type="dxa" w:w="90"/>
+              <w:bottom w:type="dxa" w:w="60"/>
+              <w:right w:type="dxa" w:w="90"/>
+            </w:tcMar>
+          </w:tcPr>
+          <w:p>
+            <w:pPr>
+              <w:spacing w:after="0" w:line="264"/>
+            </w:pPr>
+            <w:r>
+              <w:rPr>
+                <w:rFonts w:ascii="Arial" w:cs="Arial" w:eastAsia="Arial" w:hAnsi="Arial"/>
+                <w:b w:val="false"/>
+                <w:bCs w:val="false"/>
+                <w:i w:val="false"/>
+                <w:iCs w:val="false"/>
+                <w:color w:val="1A1A1A"/>
+                <w:sz w:val="20"/>
+                <w:szCs w:val="20"/>
+              </w:rPr>
+              <w:t xml:space="preserve">Sprachmodell / KI-Verarbeitung (Einstufung eingehender Nachrichten, Antwortentwürfe, Übersetzung, Zusammenfassung verlinkter Seiten); eingesetzt im NexAI Mail Agent</w:t>
+            </w:r>
+          </w:p>
+        </w:tc>
+        <w:tc>
+          <w:tcPr>
+            <w:tcW w:type="dxa" w:w="1881"/>
+            <w:tcMar>
+              <w:top w:type="dxa" w:w="60"/>
+              <w:left w:type="dxa" w:w="90"/>
+              <w:bottom w:type="dxa" w:w="60"/>
+              <w:right w:type="dxa" w:w="90"/>
+            </w:tcMar>
+          </w:tcPr>
+          <w:p>
+            <w:pPr>
+              <w:spacing w:after="0" w:line="264"/>
+            </w:pPr>
+            <w:r>
+              <w:rPr>
+                <w:rFonts w:ascii="Arial" w:cs="Arial" w:eastAsia="Arial" w:hAnsi="Arial"/>
+                <w:b w:val="false"/>
+                <w:bCs w:val="false"/>
+                <w:i w:val="false"/>
+                <w:iCs w:val="false"/>
+                <w:color w:val="1A1A1A"/>
+                <w:sz w:val="20"/>
+                <w:szCs w:val="20"/>
+              </w:rPr>
+              <w:t xml:space="preserve">Inhalte eingehender und gesendeter Nachrichten samt Anhängen, Metadaten</w:t>
+            </w:r>
+          </w:p>
+        </w:tc>
+        <w:tc>
+          <w:tcPr>
+            <w:tcW w:type="dxa" w:w="1881"/>
+            <w:tcMar>
+              <w:top w:type="dxa" w:w="60"/>
+              <w:left w:type="dxa" w:w="90"/>
+              <w:bottom w:type="dxa" w:w="60"/>
+              <w:right w:type="dxa" w:w="90"/>
+            </w:tcMar>
+          </w:tcPr>
+          <w:p>
+            <w:pPr>
+              <w:spacing w:after="0" w:line="264"/>
+            </w:pPr>
+            <w:r>
+              <w:rPr>
+                <w:rFonts w:ascii="Arial" w:cs="Arial" w:eastAsia="Arial" w:hAnsi="Arial"/>
+                <w:b w:val="false"/>
+                <w:bCs w:val="false"/>
+                <w:i w:val="false"/>
+                <w:iCs w:val="false"/>
+                <w:color w:val="1A1A1A"/>
+                <w:sz w:val="20"/>
+                <w:szCs w:val="20"/>
+              </w:rPr>
+              <w:t xml:space="preserve">EU-SCC Modul 3 + Zusatzmaßnahmen + TIA (kein DPF); No-Training-Konfiguration</w:t>
+            </w:r>
+          </w:p>
+        </w:tc>
+      </w:tr>
+      <w:tr>
+        <w:tc>
+          <w:tcPr>
+            <w:tcW w:type="dxa" w:w="1881"/>
+            <w:tcMar>
+              <w:top w:type="dxa" w:w="60"/>
+              <w:left w:type="dxa" w:w="90"/>
+              <w:bottom w:type="dxa" w:w="60"/>
+              <w:right w:type="dxa" w:w="90"/>
+            </w:tcMar>
+          </w:tcPr>
+          <w:p>
+            <w:pPr>
+              <w:spacing w:after="0" w:line="264"/>
+            </w:pPr>
+            <w:r>
+              <w:rPr>
+                <w:rFonts w:ascii="Arial" w:cs="Arial" w:eastAsia="Arial" w:hAnsi="Arial"/>
+                <w:b w:val="false"/>
+                <w:bCs w:val="false"/>
+                <w:i w:val="false"/>
+                <w:iCs w:val="false"/>
+                <w:color w:val="1A1A1A"/>
+                <w:sz w:val="20"/>
+                <w:szCs w:val="20"/>
+              </w:rPr>
               <w:t xml:space="preserve">Google LLC / Google Ireland Ltd.</w:t>
             </w:r>
           </w:p>

--- a/vertrag/NexAI-Vertragswerk_komplett.docx
+++ b/vertrag/NexAI-Vertragswerk_komplett.docx
@@ -44,7 +44,7 @@
           <w:sz w:val="18"/>
           <w:szCs w:val="18"/>
         </w:rPr>
-        <w:t xml:space="preserve">Stand: September 2026</w:t>
+        <w:t xml:space="preserve">Stand: Oktober 2026</w:t>
       </w:r>
     </w:p>
     <w:p>
@@ -2039,7 +2039,7 @@
           <w:sz w:val="21"/>
           <w:szCs w:val="21"/>
         </w:rPr>
-        <w:t xml:space="preserve">. NexAI unterliegt der Regelbesteuerung; bis zur Erteilung einer USt-IdNr. wird die Steuernummer auf der Rechnung ausgewiesen.</w:t>
+        <w:t xml:space="preserve">. NexAI unterliegt der Regelbesteuerung; die Umsatzsteuer-Identifikationsnummer von NexAI lautet DE463741277.</w:t>
       </w:r>
     </w:p>
     <w:p>
@@ -2068,33 +2068,33 @@
           <w:sz w:val="21"/>
           <w:szCs w:val="21"/>
         </w:rPr>
-        <w:t xml:space="preserve">Es wird </w:t>
-      </w:r>
-      <w:r>
-        <w:rPr>
-          <w:rFonts w:ascii="Arial" w:cs="Arial" w:eastAsia="Arial" w:hAnsi="Arial"/>
-          <w:b/>
-          <w:bCs/>
-          <w:i w:val="false"/>
-          <w:iCs w:val="false"/>
-          <w:color w:val="1A1A1A"/>
-          <w:sz w:val="21"/>
-          <w:szCs w:val="21"/>
-        </w:rPr>
-        <w:t xml:space="preserve">keine Einrichtungs-/Setup-Gebühr</w:t>
-      </w:r>
-      <w:r>
-        <w:rPr>
-          <w:rFonts w:ascii="Arial" w:cs="Arial" w:eastAsia="Arial" w:hAnsi="Arial"/>
-          <w:b w:val="false"/>
-          <w:bCs w:val="false"/>
-          <w:i w:val="false"/>
-          <w:iCs w:val="false"/>
-          <w:color w:val="1A1A1A"/>
-          <w:sz w:val="21"/>
-          <w:szCs w:val="21"/>
-        </w:rPr>
-        <w:t xml:space="preserve"> erhoben. Geschuldet ist ausschließlich ein </w:t>
+        <w:t xml:space="preserve">Eine </w:t>
+      </w:r>
+      <w:r>
+        <w:rPr>
+          <w:rFonts w:ascii="Arial" w:cs="Arial" w:eastAsia="Arial" w:hAnsi="Arial"/>
+          <w:b/>
+          <w:bCs/>
+          <w:i w:val="false"/>
+          <w:iCs w:val="false"/>
+          <w:color w:val="1A1A1A"/>
+          <w:sz w:val="21"/>
+          <w:szCs w:val="21"/>
+        </w:rPr>
+        <w:t xml:space="preserve">einmalige Einrichtungsgebühr</w:t>
+      </w:r>
+      <w:r>
+        <w:rPr>
+          <w:rFonts w:ascii="Arial" w:cs="Arial" w:eastAsia="Arial" w:hAnsi="Arial"/>
+          <w:b w:val="false"/>
+          <w:bCs w:val="false"/>
+          <w:i w:val="false"/>
+          <w:iCs w:val="false"/>
+          <w:color w:val="1A1A1A"/>
+          <w:sz w:val="21"/>
+          <w:szCs w:val="21"/>
+        </w:rPr>
+        <w:t xml:space="preserve"> fällt nur an, wenn und soweit sie im Auftragsformular vereinbart ist; sie ist mangels abweichender Vereinbarung mit der Abnahme der Einrichtung fällig. Im Übrigen ist ein </w:t>
       </w:r>
       <w:r>
         <w:rPr>
@@ -2120,7 +2120,7 @@
           <w:sz w:val="21"/>
           <w:szCs w:val="21"/>
         </w:rPr>
-        <w:t xml:space="preserve"> gemäß Auftragsformular.</w:t>
+        <w:t xml:space="preserve"> gemäß Auftragsformular geschuldet.</w:t>
       </w:r>
     </w:p>
     <w:p>
@@ -2464,6 +2464,35 @@
           <w:szCs w:val="21"/>
         </w:rPr>
         <w:t xml:space="preserve">(8)	</w:t>
+      </w:r>
+      <w:r>
+        <w:rPr>
+          <w:rFonts w:ascii="Arial" w:cs="Arial" w:eastAsia="Arial" w:hAnsi="Arial"/>
+          <w:b w:val="false"/>
+          <w:bCs w:val="false"/>
+          <w:i w:val="false"/>
+          <w:iCs w:val="false"/>
+          <w:color w:val="1A1A1A"/>
+          <w:sz w:val="21"/>
+          <w:szCs w:val="21"/>
+        </w:rPr>
+        <w:t xml:space="preserve">Rechnungen, Stornorechnungen, Zahlungserinnerungen und Mahnungen übermittelt NexAI elektronisch an die vom Kunden im Auftragsformular benannte Rechnungs-E-Mail-Adresse. Soweit NexAI gesetzlich verpflichtet ist, eine elektronische Rechnung im Sinne des § 14 Absatz 1 Satz 3 UStG auszustellen, erhält der Kunde die Rechnung in einem diesen Anforderungen entsprechenden strukturierten Format (z. B. ZUGFeRD oder XRechnung). Im Übrigen, insbesondere soweit eine Übergangsregelung eine andere Form zulässt, stimmt der Kunde der Übermittlung von Rechnungen als PDF-Datei per E-Mail zu (§ 14 Absatz 1 Satz 5 UStG). Der Kunde teilt Änderungen seiner Rechnungsanschrift und seiner Rechnungs-E-Mail-Adresse unverzüglich in Textform mit.</w:t>
+      </w:r>
+    </w:p>
+    <w:p>
+      <w:pPr>
+        <w:spacing w:after="80" w:line="276"/>
+        <w:ind w:left="360" w:hanging="360"/>
+        <w:jc w:val="both"/>
+      </w:pPr>
+      <w:r>
+        <w:rPr>
+          <w:rFonts w:ascii="Arial" w:cs="Arial" w:eastAsia="Arial" w:hAnsi="Arial"/>
+          <w:color w:val="1A1A1A"/>
+          <w:sz w:val="21"/>
+          <w:szCs w:val="21"/>
+        </w:rPr>
+        <w:t xml:space="preserve">(9)	</w:t>
       </w:r>
       <w:r>
         <w:rPr>
@@ -7582,7 +7611,7 @@
           <w:sz w:val="18"/>
           <w:szCs w:val="18"/>
         </w:rPr>
-        <w:t xml:space="preserve">Stand: September 2026</w:t>
+        <w:t xml:space="preserve">Stand: Oktober 2026</w:t>
       </w:r>
     </w:p>
     <w:p>
@@ -7940,6 +7969,32 @@
           <w:szCs w:val="21"/>
         </w:rPr>
         <w:t xml:space="preserve">E-Mail: </w:t>
+      </w:r>
+      <w:r>
+        <w:rPr>
+          <w:rFonts w:ascii="Arial" w:cs="Arial" w:eastAsia="Arial" w:hAnsi="Arial"/>
+          <w:color w:val="6B7280"/>
+          <w:sz w:val="21"/>
+          <w:szCs w:val="21"/>
+          <w:u w:val="single"/>
+        </w:rPr>
+        <w:t xml:space="preserve">                                                </w:t>
+      </w:r>
+    </w:p>
+    <w:p>
+      <w:pPr>
+        <w:spacing w:after="120"/>
+      </w:pPr>
+      <w:r>
+        <w:rPr>
+          <w:rFonts w:ascii="Arial" w:cs="Arial" w:eastAsia="Arial" w:hAnsi="Arial"/>
+          <w:b/>
+          <w:bCs/>
+          <w:color w:val="1A1A1A"/>
+          <w:sz w:val="21"/>
+          <w:szCs w:val="21"/>
+        </w:rPr>
+        <w:t xml:space="preserve">Rechnungs-E-Mail-Adresse (für Rechnungen und Mahnungen): </w:t>
       </w:r>
       <w:r>
         <w:rPr>
@@ -9481,33 +9536,33 @@
           <w:sz w:val="21"/>
           <w:szCs w:val="21"/>
         </w:rPr>
-        <w:t xml:space="preserve">Für die Ersteinrichtung der Agenten wird </w:t>
-      </w:r>
-      <w:r>
-        <w:rPr>
-          <w:rFonts w:ascii="Arial" w:cs="Arial" w:eastAsia="Arial" w:hAnsi="Arial"/>
-          <w:b/>
-          <w:bCs/>
-          <w:i w:val="false"/>
-          <w:iCs w:val="false"/>
-          <w:color w:val="1A1A1A"/>
-          <w:sz w:val="21"/>
-          <w:szCs w:val="21"/>
-        </w:rPr>
-        <w:t xml:space="preserve">keine Einrichtungs- oder Setup-Gebühr</w:t>
-      </w:r>
-      <w:r>
-        <w:rPr>
-          <w:rFonts w:ascii="Arial" w:cs="Arial" w:eastAsia="Arial" w:hAnsi="Arial"/>
-          <w:b w:val="false"/>
-          <w:bCs w:val="false"/>
-          <w:i w:val="false"/>
-          <w:iCs w:val="false"/>
-          <w:color w:val="1A1A1A"/>
-          <w:sz w:val="21"/>
-          <w:szCs w:val="21"/>
-        </w:rPr>
-        <w:t xml:space="preserve"> erhoben. Für Betriebsleistungen fällt ausschließlich der nachstehend vereinbarte monatliche </w:t>
+        <w:t xml:space="preserve">Für die Ersteinrichtung fällt eine </w:t>
+      </w:r>
+      <w:r>
+        <w:rPr>
+          <w:rFonts w:ascii="Arial" w:cs="Arial" w:eastAsia="Arial" w:hAnsi="Arial"/>
+          <w:b/>
+          <w:bCs/>
+          <w:i w:val="false"/>
+          <w:iCs w:val="false"/>
+          <w:color w:val="1A1A1A"/>
+          <w:sz w:val="21"/>
+          <w:szCs w:val="21"/>
+        </w:rPr>
+        <w:t xml:space="preserve">einmalige Einrichtungsgebühr</w:t>
+      </w:r>
+      <w:r>
+        <w:rPr>
+          <w:rFonts w:ascii="Arial" w:cs="Arial" w:eastAsia="Arial" w:hAnsi="Arial"/>
+          <w:b w:val="false"/>
+          <w:bCs w:val="false"/>
+          <w:i w:val="false"/>
+          <w:iCs w:val="false"/>
+          <w:color w:val="1A1A1A"/>
+          <w:sz w:val="21"/>
+          <w:szCs w:val="21"/>
+        </w:rPr>
+        <w:t xml:space="preserve"> nur an, wenn sie in der nachstehenden Tabelle als einmalige Position eingetragen ist. Für Betriebsleistungen fällt der nachstehend vereinbarte monatliche </w:t>
       </w:r>
       <w:r>
         <w:rPr>
@@ -10108,7 +10163,7 @@
           <w:sz w:val="18"/>
           <w:szCs w:val="18"/>
         </w:rPr>
-        <w:t xml:space="preserve">Umsatzsteuer: Regelbesteuerung; alle Preise netto zzgl. gesetzlicher USt. Bis zur Erteilung der USt-IdNr. wird die Steuernummer auf der Rechnung ausgewiesen.</w:t>
+        <w:t xml:space="preserve">Umsatzsteuer: Regelbesteuerung; alle Preise netto zzgl. gesetzlicher USt. USt-IdNr. von NexAI: DE463741277.</w:t>
       </w:r>
     </w:p>
     <w:p>
@@ -12153,7 +12208,7 @@
           <w:sz w:val="18"/>
           <w:szCs w:val="18"/>
         </w:rPr>
-        <w:t xml:space="preserve">Stand: September 2026</w:t>
+        <w:t xml:space="preserve">Stand: Oktober 2026</w:t>
       </w:r>
     </w:p>
     <w:p>
@@ -14324,33 +14379,33 @@
           <w:sz w:val="21"/>
           <w:szCs w:val="21"/>
         </w:rPr>
-        <w:t xml:space="preserve">Für die Ersteinrichtung wird </w:t>
-      </w:r>
-      <w:r>
-        <w:rPr>
-          <w:rFonts w:ascii="Arial" w:cs="Arial" w:eastAsia="Arial" w:hAnsi="Arial"/>
-          <w:b/>
-          <w:bCs/>
-          <w:i w:val="false"/>
-          <w:iCs w:val="false"/>
-          <w:color w:val="1A1A1A"/>
-          <w:sz w:val="21"/>
-          <w:szCs w:val="21"/>
-        </w:rPr>
-        <w:t xml:space="preserve">keine gesonderte Einrichtungs- oder Setup-Gebühr</w:t>
-      </w:r>
-      <w:r>
-        <w:rPr>
-          <w:rFonts w:ascii="Arial" w:cs="Arial" w:eastAsia="Arial" w:hAnsi="Arial"/>
-          <w:b w:val="false"/>
-          <w:bCs w:val="false"/>
-          <w:i w:val="false"/>
-          <w:iCs w:val="false"/>
-          <w:color w:val="1A1A1A"/>
-          <w:sz w:val="21"/>
-          <w:szCs w:val="21"/>
-        </w:rPr>
-        <w:t xml:space="preserve"> erhoben; sie ist mit dem vereinbarten monatlichen oder jährlichen Beitrag abgegolten, soweit im Auftragsformular nicht ausdrücklich anders bestimmt.</w:t>
+        <w:t xml:space="preserve">Eine gesonderte </w:t>
+      </w:r>
+      <w:r>
+        <w:rPr>
+          <w:rFonts w:ascii="Arial" w:cs="Arial" w:eastAsia="Arial" w:hAnsi="Arial"/>
+          <w:b/>
+          <w:bCs/>
+          <w:i w:val="false"/>
+          <w:iCs w:val="false"/>
+          <w:color w:val="1A1A1A"/>
+          <w:sz w:val="21"/>
+          <w:szCs w:val="21"/>
+        </w:rPr>
+        <w:t xml:space="preserve">Einrichtungsgebühr</w:t>
+      </w:r>
+      <w:r>
+        <w:rPr>
+          <w:rFonts w:ascii="Arial" w:cs="Arial" w:eastAsia="Arial" w:hAnsi="Arial"/>
+          <w:b w:val="false"/>
+          <w:bCs w:val="false"/>
+          <w:i w:val="false"/>
+          <w:iCs w:val="false"/>
+          <w:color w:val="1A1A1A"/>
+          <w:sz w:val="21"/>
+          <w:szCs w:val="21"/>
+        </w:rPr>
+        <w:t xml:space="preserve"> fällt nur an, soweit sie im Auftragsformular vereinbart ist; andernfalls ist die Ersteinrichtung mit dem vereinbarten monatlichen oder jährlichen Beitrag abgegolten.</w:t>
       </w:r>
     </w:p>
     <w:p>
@@ -30957,7 +31012,7 @@
           <w:sz w:val="18"/>
           <w:szCs w:val="18"/>
         </w:rPr>
-        <w:t xml:space="preserve">Stand: September 2026</w:t>
+        <w:t xml:space="preserve">Stand: Oktober 2026</w:t>
       </w:r>
     </w:p>
     <w:p>
@@ -31564,7 +31619,7 @@
           <w:sz w:val="21"/>
           <w:szCs w:val="21"/>
         </w:rPr>
-        <w:t xml:space="preserve">Es fällt keine Einrichtungs- oder Setup-Gebühr an. Für die Leistungen ist ausschließlich ein monatlicher oder – bei entsprechender Wahl – ein jährlicher Beitrag nach Maßgabe des Auftragsformulars zu entrichten.</w:t>
+        <w:t xml:space="preserve">Eine einmalige Einrichtungsgebühr fällt nur an, wenn und soweit sie im Auftragsformular vereinbart ist; sie ist mangels abweichender Vereinbarung mit der Abnahme der Einrichtung fällig. Im Übrigen ist für die Leistungen ein monatlicher oder – bei entsprechender Wahl – ein jährlicher Beitrag nach Maßgabe des Auftragsformulars zu entrichten.</w:t>
       </w:r>
     </w:p>
     <w:p>
@@ -31593,7 +31648,7 @@
           <w:sz w:val="21"/>
           <w:szCs w:val="21"/>
         </w:rPr>
-        <w:t xml:space="preserve">Alle Preise verstehen sich netto in Euro zzgl. der jeweils geltenden gesetzlichen Umsatzsteuer. NexAI unterliegt der Regelbesteuerung. Bis zur Erteilung einer Umsatzsteuer-Identifikationsnummer wird auf den Rechnungen die Steuernummer ausgewiesen.</w:t>
+        <w:t xml:space="preserve">Alle Preise verstehen sich netto in Euro zzgl. der jeweils geltenden gesetzlichen Umsatzsteuer. NexAI unterliegt der Regelbesteuerung; die Umsatzsteuer-Identifikationsnummer von NexAI lautet DE463741277.</w:t>
       </w:r>
     </w:p>
     <w:p>
@@ -31680,7 +31735,7 @@
           <w:sz w:val="21"/>
           <w:szCs w:val="21"/>
         </w:rPr>
-        <w:t xml:space="preserve">Gerät der Kunde in Zahlungsverzug, ist NexAI berechtigt, Verzugszinsen in Höhe von 9 Prozentpunkten über dem jeweiligen Basiszinssatz sowie eine Pauschale in Höhe von 40 EUR gemäß § 288 Abs. 2 und Abs. 5 BGB zu verlangen. Die Pauschale ist auf einen geschuldeten Schadensersatz anzurechnen, soweit der Schaden in Kosten der Rechtsverfolgung begründet ist. Die Geltendmachung eines weitergehenden Verzugsschadens bleibt vorbehalten.</w:t>
+        <w:t xml:space="preserve">Rechnungen, Stornorechnungen, Zahlungserinnerungen und Mahnungen übermittelt NexAI elektronisch an die vom Kunden im Auftragsformular benannte Rechnungs-E-Mail-Adresse. Soweit NexAI gesetzlich verpflichtet ist, eine elektronische Rechnung im Sinne des § 14 Absatz 1 Satz 3 UStG auszustellen, erhält der Kunde die Rechnung in einem diesen Anforderungen entsprechenden strukturierten Format (z. B. ZUGFeRD oder XRechnung). Im Übrigen, insbesondere soweit eine Übergangsregelung eine andere Form zulässt, stimmt der Kunde der Übermittlung von Rechnungen als PDF-Datei per E-Mail zu (§ 14 Absatz 1 Satz 5 UStG). Der Kunde teilt Änderungen seiner Rechnungsanschrift und seiner Rechnungs-E-Mail-Adresse unverzüglich in Textform mit.</w:t>
       </w:r>
     </w:p>
     <w:p>
@@ -31709,7 +31764,7 @@
           <w:sz w:val="21"/>
           <w:szCs w:val="21"/>
         </w:rPr>
-        <w:t xml:space="preserve">Befindet sich der Kunde mit fälligen Zahlungen in Verzug, ist NexAI nach vorheriger Ankündigung in Textform und fruchtlosem Ablauf einer angemessenen Nachfrist berechtigt, die Betriebsleistungen ganz oder teilweise auszusetzen, bis sämtliche fälligen Beträge ausgeglichen sind. Der Zahlungsanspruch bleibt für die Dauer der Aussetzung bestehen.</w:t>
+        <w:t xml:space="preserve">Gerät der Kunde in Zahlungsverzug, ist NexAI berechtigt, Verzugszinsen in Höhe von 9 Prozentpunkten über dem jeweiligen Basiszinssatz sowie eine Pauschale in Höhe von 40 EUR gemäß § 288 Abs. 2 und Abs. 5 BGB zu verlangen. Die Pauschale ist auf einen geschuldeten Schadensersatz anzurechnen, soweit der Schaden in Kosten der Rechtsverfolgung begründet ist. Die Geltendmachung eines weitergehenden Verzugsschadens bleibt vorbehalten.</w:t>
       </w:r>
     </w:p>
     <w:p>
@@ -31726,6 +31781,35 @@
           <w:szCs w:val="21"/>
         </w:rPr>
         <w:t xml:space="preserve">(7)	</w:t>
+      </w:r>
+      <w:r>
+        <w:rPr>
+          <w:rFonts w:ascii="Arial" w:cs="Arial" w:eastAsia="Arial" w:hAnsi="Arial"/>
+          <w:b w:val="false"/>
+          <w:bCs w:val="false"/>
+          <w:i w:val="false"/>
+          <w:iCs w:val="false"/>
+          <w:color w:val="1A1A1A"/>
+          <w:sz w:val="21"/>
+          <w:szCs w:val="21"/>
+        </w:rPr>
+        <w:t xml:space="preserve">Befindet sich der Kunde mit fälligen Zahlungen in Verzug, ist NexAI nach vorheriger Ankündigung in Textform und fruchtlosem Ablauf einer angemessenen Nachfrist berechtigt, die Betriebsleistungen ganz oder teilweise auszusetzen, bis sämtliche fälligen Beträge ausgeglichen sind. Der Zahlungsanspruch bleibt für die Dauer der Aussetzung bestehen.</w:t>
+      </w:r>
+    </w:p>
+    <w:p>
+      <w:pPr>
+        <w:spacing w:after="80" w:line="276"/>
+        <w:ind w:left="360" w:hanging="360"/>
+        <w:jc w:val="both"/>
+      </w:pPr>
+      <w:r>
+        <w:rPr>
+          <w:rFonts w:ascii="Arial" w:cs="Arial" w:eastAsia="Arial" w:hAnsi="Arial"/>
+          <w:color w:val="1A1A1A"/>
+          <w:sz w:val="21"/>
+          <w:szCs w:val="21"/>
+        </w:rPr>
+        <w:t xml:space="preserve">(8)	</w:t>
       </w:r>
       <w:r>
         <w:rPr>

--- a/vertrag/NexAI-Vertragswerk_komplett.docx
+++ b/vertrag/NexAI-Vertragswerk_komplett.docx
@@ -4387,7 +4387,7 @@
           <w:sz w:val="21"/>
           <w:szCs w:val="21"/>
         </w:rPr>
-        <w:t xml:space="preserve">[25.000] EUR je Schadensfall</w:t>
+        <w:t xml:space="preserve">25.000 EUR je Schadensfall</w:t>
       </w:r>
       <w:r>
         <w:rPr>
@@ -4413,20 +4413,20 @@
           <w:sz w:val="21"/>
           <w:szCs w:val="21"/>
         </w:rPr>
-        <w:t xml:space="preserve">[die Auftragssumme]</w:t>
-      </w:r>
-      <w:r>
-        <w:rPr>
-          <w:rFonts w:ascii="Arial" w:cs="Arial" w:eastAsia="Arial" w:hAnsi="Arial"/>
-          <w:b w:val="false"/>
-          <w:bCs w:val="false"/>
-          <w:i w:val="false"/>
-          <w:iCs w:val="false"/>
-          <w:color w:val="1A1A1A"/>
-          <w:sz w:val="21"/>
-          <w:szCs w:val="21"/>
-        </w:rPr>
-        <w:t xml:space="preserve">. [Auftragssumme ist die Summe der im Einzelvertrag vereinbarten einmaligen Vergütungen und der für die ersten zwölf (12) Monate vereinbarten laufenden Vergütungen, jeweils netto.] Eine Begrenzung auf einen Jahresbetrag besteht nicht.</w:t>
+        <w:t xml:space="preserve">die Auftragssumme</w:t>
+      </w:r>
+      <w:r>
+        <w:rPr>
+          <w:rFonts w:ascii="Arial" w:cs="Arial" w:eastAsia="Arial" w:hAnsi="Arial"/>
+          <w:b w:val="false"/>
+          <w:bCs w:val="false"/>
+          <w:i w:val="false"/>
+          <w:iCs w:val="false"/>
+          <w:color w:val="1A1A1A"/>
+          <w:sz w:val="21"/>
+          <w:szCs w:val="21"/>
+        </w:rPr>
+        <w:t xml:space="preserve">. Auftragssumme ist die Summe der im Einzelvertrag vereinbarten einmaligen Vergütungen und der für die ersten zwölf (12) Monate vereinbarten laufenden Vergütungen, jeweils netto. Eine Begrenzung auf einen Jahresbetrag besteht nicht.</w:t>
       </w:r>
     </w:p>
     <w:p>
@@ -29730,7 +29730,7 @@
           <w:sz w:val="21"/>
           <w:szCs w:val="21"/>
         </w:rPr>
-        <w:t xml:space="preserve">Ist der telefonische Ansprechpartner von NexAI wegen Urlaubs oder Krankheit abwesend, kündigt NexAI planbare Abwesenheiten rechtzeitig in Textform an und benennt eine Vertretung, die die Erstreaktion nach Ziffer 4 übernimmt. [Vertretung: von Max zu benennen.]</w:t>
+        <w:t xml:space="preserve">Ist der telefonische Ansprechpartner von NexAI wegen Urlaubs oder Krankheit abwesend, kündigt NexAI planbare Abwesenheiten rechtzeitig in Textform an. Vertretung ist der Gesellschafter Jason Brian Merklein; er übernimmt die Erstreaktion zu denselben Reaktionszeiten nach Ziffer 4, bei P1 also innerhalb von 4 Servicestunden.</w:t>
       </w:r>
     </w:p>
     <w:p>
@@ -29852,7 +29852,7 @@
           <w:sz w:val="21"/>
           <w:szCs w:val="21"/>
         </w:rPr>
-        <w:t xml:space="preserve"> unter 0176 80714816 (Maximilian Trenk) innerhalb der Servicezeiten; bei Störungen der Priorität P1 vorrangig zu nutzen;</w:t>
+        <w:t xml:space="preserve"> unter 0176 80714816 innerhalb der Servicezeiten; bei Störungen der Priorität P1 vorrangig zu nutzen;</w:t>
       </w:r>
     </w:p>
     <w:p>
@@ -31827,7 +31827,7 @@
           <w:sz w:val="21"/>
           <w:szCs w:val="21"/>
         </w:rPr>
-        <w:t xml:space="preserve">Verfügbarkeit von [98] % im Kalendermonat</w:t>
+        <w:t xml:space="preserve">Verfügbarkeit von 98 % im Kalendermonat</w:t>
       </w:r>
       <w:r>
         <w:rPr>
@@ -31927,7 +31927,7 @@
           <w:sz w:val="21"/>
           <w:szCs w:val="21"/>
         </w:rPr>
-        <w:t xml:space="preserve">Wird der Wert unterschritten, mindert sich der Monatsbeitrag der betroffenen Leistung pauschal: unter [98] % um 5 %, unter 95 % um 15 %, unter 90 % um 30 %; bei Projektanwendungen tritt an die Stelle des Monatsbeitrags der auf den Monat entfallende Teil der Pflegevergütung. Eine weitergehende Minderung bleibt dem Kunden bei nachgewiesener stärkerer Beeinträchtigung vorbehalten; eine unerhebliche Minderung der Tauglichkeit bleibt außer Betracht (§ 536 Abs. 1 Satz 3 BGB). Verrechnet wird mit der nächsten Rechnung. Ansprüche auf Schadensersatz nach § 12 des Rahmenvertrags bleiben unberührt; die Minderung wird auf sie angerechnet.</w:t>
+        <w:t xml:space="preserve">Wird der Wert unterschritten, mindert sich der Monatsbeitrag der betroffenen Leistung pauschal: unter 98 % um 5 %, unter 95 % um 15 %, unter 90 % um 30 %; bei Projektanwendungen tritt an die Stelle des Monatsbeitrags der auf den Monat entfallende Teil der Pflegevergütung. Eine weitergehende Minderung bleibt dem Kunden bei nachgewiesener stärkerer Beeinträchtigung vorbehalten; eine unerhebliche Minderung der Tauglichkeit bleibt außer Betracht (§ 536 Abs. 1 Satz 3 BGB). Verrechnet wird mit der nächsten Rechnung. Ansprüche auf Schadensersatz nach § 12 des Rahmenvertrags bleiben unberührt; die Minderung wird auf sie angerechnet.</w:t>
       </w:r>
     </w:p>
     <w:p>
@@ -38870,7 +38870,7 @@
           <w:sz w:val="21"/>
           <w:szCs w:val="21"/>
         </w:rPr>
-        <w:t xml:space="preserve">Bei einfacher Fahrlässigkeit haftet NexAI nur bei Verletzung einer wesentlichen Vertragspflicht, also einer Pflicht, deren Erfüllung die ordnungsgemäße Durchführung des Vertrags überhaupt erst ermöglicht und auf deren Einhaltung der Kunde regelmäßig vertrauen darf. In diesem Fall ist die Haftung auf den bei Vertragsschluss vorhersehbaren, vertragstypischen Schaden begrenzt, höchstens jedoch auf [25.000] EUR je Schadensfall oder, wenn die Auftragssumme des betroffenen Einzelvertrags höher ist, auf [die Auftragssumme]. [Auftragssumme ist die Summe der im Einzelvertrag vereinbarten einmaligen Vergütungen und der für die ersten zwölf (12) Monate vereinbarten laufenden Vergütungen, jeweils netto.] Eine Begrenzung auf einen Jahresbetrag besteht nicht.</w:t>
+        <w:t xml:space="preserve">Bei einfacher Fahrlässigkeit haftet NexAI nur bei Verletzung einer wesentlichen Vertragspflicht, also einer Pflicht, deren Erfüllung die ordnungsgemäße Durchführung des Vertrags überhaupt erst ermöglicht und auf deren Einhaltung der Kunde regelmäßig vertrauen darf. In diesem Fall ist die Haftung auf den bei Vertragsschluss vorhersehbaren, vertragstypischen Schaden begrenzt, höchstens jedoch auf 25.000 EUR je Schadensfall oder, wenn die Auftragssumme des betroffenen Einzelvertrags höher ist, auf die Auftragssumme. Auftragssumme ist die Summe der im Einzelvertrag vereinbarten einmaligen Vergütungen und der für die ersten zwölf (12) Monate vereinbarten laufenden Vergütungen, jeweils netto. Eine Begrenzung auf einen Jahresbetrag besteht nicht.</w:t>
       </w:r>
     </w:p>
     <w:p>
@@ -40359,7 +40359,7 @@
           <w:sz w:val="21"/>
           <w:szCs w:val="21"/>
         </w:rPr>
-        <w:t xml:space="preserve">Lieferform: [von Max zu entscheiden – Quelltext oder fertige, signierte Abbilder]. Rechte an wiederverwendbaren Bestandteilen, Werkzeugen und Kenntnissen von NexAI bleiben bei NexAI (§ 10 Abs. (1) des Rahmenvertrags).</w:t>
+        <w:t xml:space="preserve">Lieferform: NexAI liefert die Anwendung als fertige, von NexAI signierte Programmpakete [setzt voraus: Update-Weg für Kundeninstallationen]; einen Anspruch auf Überlassung des Quelltextes hat der Kunde nicht. Rechte an wiederverwendbaren Bestandteilen, Werkzeugen und Kenntnissen von NexAI bleiben bei NexAI (§ 10 Abs. (1) des Rahmenvertrags).</w:t>
       </w:r>
     </w:p>
     <w:p>

--- a/vertrag/NexAI-Vertragswerk_komplett.docx
+++ b/vertrag/NexAI-Vertragswerk_komplett.docx
@@ -25329,7 +25329,7 @@
                 <w:sz w:val="20"/>
                 <w:szCs w:val="20"/>
               </w:rPr>
-              <w:t xml:space="preserve">Hosting und Betrieb der von NexAI selbst betriebenen Systeme (Automatisierungen/n8n, NexAI CRM bei Betrieb durch NexAI, NexAI Kalender, NexAI Mailagent, NexAI App) und Ablage der Sicherungen</w:t>
+              <w:t xml:space="preserve">Hosting und Betrieb der von NexAI selbst betriebenen Systeme (Automatisierungen/n8n, NexAI CRM bei Betrieb durch NexAI, NexAI Kalender, NexAI Mailagent einschließlich nächtlicher verschlüsselter Sicherung, NexAI App) und Ablage der Sicherungen</w:t>
             </w:r>
           </w:p>
         </w:tc>
@@ -27496,7 +27496,7 @@
                 <w:sz w:val="20"/>
                 <w:szCs w:val="20"/>
               </w:rPr>
-              <w:t xml:space="preserve">derzeit keine automatische Löschung</w:t>
+              <w:t xml:space="preserve">12 Monate; Einträge zu Auskunfts- und Löschanträgen bis zum Ende des dritten Jahres nach dem Eintragsjahr; Einträge zur Abrechnung bis zum Ende des zehnten Jahres</w:t>
             </w:r>
           </w:p>
         </w:tc>

--- a/vertrag/NexAI-Vertragswerk_komplett.docx
+++ b/vertrag/NexAI-Vertragswerk_komplett.docx
@@ -16334,7 +16334,7 @@
           <w:sz w:val="21"/>
           <w:szCs w:val="21"/>
         </w:rPr>
-        <w:t xml:space="preserve"> Jede vom Mailagenten erstellte Nachricht trägt eine maschinenlesbare KI-Kennzeichnung im Nachrichtenkopf. Selbsttätig versandte Nachrichten (Absatz (1) Satz 2) tragen zusätzlich einen sichtbaren, nicht abschaltbaren Hinweis auf den Versand ohne menschliche Prüfung. Unter freigegebenen Nachrichten steht ein sichtbarer Hinweis nach Vorgabe von NexAI, den der Kunde anpassen lassen kann.</w:t>
+        <w:t xml:space="preserve"> Jede vom Mailagenten erstellte Nachricht trägt eine maschinenlesbare KI-Kennzeichnung im Nachrichtenkopf. Selbsttätig versandte Nachrichten (Absatz (1) Satz 2) tragen zusätzlich einen sichtbaren, nicht abschaltbaren Hinweis auf den Versand ohne menschliche Prüfung. Unter freigegebenen Nachrichten steht ein sichtbarer, nicht abschaltbarer Hinweis auf die Unterstützung durch KI; den Wortlaut legt NexAI fest [setzt voraus: Mailagent-Version b50aa80 ausgerollt].</w:t>
       </w:r>
     </w:p>
     <w:p>
@@ -16489,7 +16489,7 @@
           <w:sz w:val="21"/>
           <w:szCs w:val="21"/>
         </w:rPr>
-        <w:t xml:space="preserve"> a) Beim Mailagenten ist die Aufbewahrung der gespiegelten Korrespondenz und des Freigabeprotokolls Teil der Leistung; § 14 Abs. (3) Buchst. (a) des Rahmenvertrages gilt nicht. b) Die Aufbewahrungsdauer wird in Ziffer 3.3 des Auftragsformulars je Datenart vereinbart. Ohne Eintrag gelten: Nachrichten mit Einstufung, Kurzfassung, Fristen, Notizen, Zuweisungen und Suchindex 180 Tage ab dem Datum der Nachricht; Anhänge und ihr ausgelesener Text 90 Tage; verworfene Entwürfe 90 Tage; der Wortlaut im Freigabeprotokoll und das Verwaltungsprotokoll 1.095 Tage; die übrigen Angaben einer Zeile des Freigabeprotokolls (Person, Zeitpunkt, Aktion, Prüfsummen) bis zum Ablauf des sechsten vollen Kalenderjahres nach dem Jahr der Freigabe; Tagesübersichten und gespeicherte Bankverbindungen bekannter Absender [Frist von Max festzulegen; setzt voraus: Aufnahme in den Löschlauf, bis dahin keine automatische Löschung]. c) Der Kunde kann die Fristen in der Anwendung ändern; jede Änderung ist eine dokumentierte Weisung (Anlage B § 4 Abs. (5)). Fristen unter sieben Tagen sind ausgeschlossen. Eine Verlängerung über die Vorgabe wird erst wirksam, wenn der Kunde sie in der Anwendung ausdrücklich bestätigt; für die längere Aufbewahrung muss beim Kunden eine Rechtsgrundlage bestehen. Eine Verkürzung wirkt mit dem nächsten Löschlauf; danach gelöschte Daten lassen sich nicht wiederherstellen. d) NexAI setzt die Fristen durch einen täglichen Löschlauf durch [setzt voraus: Löschlauf in der Instanz des Kunden scharf geschaltet]. In Sicherungskopien bleiben gelöschte Daten bis zu deren turnusmäßigem Überschreiben erhalten (Anlage B, Anhang 3). e) Der Mailagent ist kein Archiv zur Erfüllung gesetzlicher Aufbewahrungspflichten, insbesondere nicht nach § 257 HGB und § 147 AO; empfangene und abgesandte Handels- und Geschäftsbriefe bewahrt der Kunde in seinen eigenen Systemen auf, führendes System ist das Postfach des Kunden. Von jeder Antwort, die der Mailagent versendet, liegt eine unveränderte Kopie im Ordner für gesendete Nachrichten des jeweiligen Postfachs [setzt voraus: Ablage im Gesendet-Ordner in der Instanz des Kunden ausgerollt]. f) Nach Beendigung des Vertrags gilt Anlage B § 12 auch für das Freigabeprotokoll und das Verwaltungsprotokoll; die Fristen nach Buchstabe b verlängern die Speicherung bei NexAI nicht über das Vertragsende hinaus.</w:t>
+        <w:t xml:space="preserve"> a) Beim Mailagenten ist die Aufbewahrung der gespiegelten Korrespondenz und des Freigabeprotokolls Teil der Leistung; § 14 Abs. (3) Buchst. (a) des Rahmenvertrages gilt nicht. b) Die Aufbewahrungsdauer wird in Ziffer 3.3 des Auftragsformulars je Datenart vereinbart. Ohne Eintrag gelten: Nachrichten mit Einstufung, Kurzfassung, Fristen, Notizen, Zuweisungen und Suchindex 180 Tage ab dem Datum der Nachricht; Anhänge und ihr ausgelesener Text 90 Tage; verworfene Entwürfe 90 Tage; der Wortlaut im Freigabeprotokoll und das Verwaltungsprotokoll 1.095 Tage; die übrigen Angaben einer Zeile des Freigabeprotokolls (Person, Zeitpunkt, Aktion, Prüfsummen) bis zum Ablauf des sechsten vollen Kalenderjahres nach dem Jahr der Freigabe; Tagesübersichten wie Nachrichten; gespeicherte Bankverbindungen bekannter Absender 24 Monate nach ihrer letzten Nennung [setzt voraus: Mailagent-Version 5fdebe0 ausgerollt]. c) Der Kunde kann die Fristen in der Anwendung ändern, ausgenommen die Frist für gespeicherte Bankverbindungen, die der Betrugserkennung dient; jede Änderung ist eine dokumentierte Weisung (Anlage B § 4 Abs. (5)). Fristen unter sieben Tagen sind ausgeschlossen. Eine Verlängerung über die Vorgabe wird erst wirksam, wenn der Kunde sie in der Anwendung ausdrücklich bestätigt; für die längere Aufbewahrung muss beim Kunden eine Rechtsgrundlage bestehen. Eine Verkürzung wirkt mit dem nächsten Löschlauf; danach gelöschte Daten lassen sich nicht wiederherstellen. d) NexAI setzt die Fristen durch einen täglichen Löschlauf durch [setzt voraus: Löschlauf in der Instanz des Kunden scharf geschaltet]. In Sicherungskopien bleiben gelöschte Daten bis zu deren turnusmäßigem Überschreiben erhalten (Anlage B, Anhang 3). e) Der Mailagent ist kein Archiv zur Erfüllung gesetzlicher Aufbewahrungspflichten, insbesondere nicht nach § 257 HGB und § 147 AO; empfangene und abgesandte Handels- und Geschäftsbriefe bewahrt der Kunde in seinen eigenen Systemen auf, führendes System ist das Postfach des Kunden. Von jeder Antwort, die der Mailagent versendet, liegt eine unveränderte Kopie im Ordner für gesendete Nachrichten des jeweiligen Postfachs [setzt voraus: Ablage im Gesendet-Ordner in der Instanz des Kunden ausgerollt]. f) Nach Beendigung des Vertrags gilt Anlage B § 12 auch für das Freigabeprotokoll und das Verwaltungsprotokoll; die Fristen nach Buchstabe b verlängern die Speicherung bei NexAI nicht über das Vertragsende hinaus.</w:t>
       </w:r>
     </w:p>
     <w:p>
@@ -28624,7 +28624,7 @@
                 <w:sz w:val="20"/>
                 <w:szCs w:val="20"/>
               </w:rPr>
-              <w:t xml:space="preserve">Tagesübersichten; gespeicherte Bankverbindungen bekannter Absender</w:t>
+              <w:t xml:space="preserve">Tagesübersichten</w:t>
             </w:r>
           </w:p>
         </w:tc>
@@ -28653,7 +28653,96 @@
                 <w:sz w:val="20"/>
                 <w:szCs w:val="20"/>
               </w:rPr>
-              <w:t xml:space="preserve">derzeit keine automatische Löschung [Frist von Max festzulegen; setzt voraus: Aufnahme in den Löschlauf]</w:t>
+              <w:t xml:space="preserve">wie Nachrichten (Vorgabe 180 Tage) [setzt voraus: Mailagent-Version 5fdebe0 ausgerollt]</w:t>
+            </w:r>
+          </w:p>
+        </w:tc>
+      </w:tr>
+      <w:tr>
+        <w:tc>
+          <w:tcPr>
+            <w:tcW w:type="dxa" w:w="3135"/>
+            <w:tcMar>
+              <w:top w:type="dxa" w:w="60"/>
+              <w:left w:type="dxa" w:w="90"/>
+              <w:bottom w:type="dxa" w:w="60"/>
+              <w:right w:type="dxa" w:w="90"/>
+            </w:tcMar>
+          </w:tcPr>
+          <w:p>
+            <w:pPr>
+              <w:spacing w:after="0" w:line="264"/>
+            </w:pPr>
+            <w:r>
+              <w:rPr>
+                <w:rFonts w:ascii="Arial" w:cs="Arial" w:eastAsia="Arial" w:hAnsi="Arial"/>
+                <w:b w:val="false"/>
+                <w:bCs w:val="false"/>
+                <w:i w:val="false"/>
+                <w:iCs w:val="false"/>
+                <w:color w:val="1A1A1A"/>
+                <w:sz w:val="20"/>
+                <w:szCs w:val="20"/>
+              </w:rPr>
+              <w:t xml:space="preserve">NexAI Mailagent</w:t>
+            </w:r>
+          </w:p>
+        </w:tc>
+        <w:tc>
+          <w:tcPr>
+            <w:tcW w:type="dxa" w:w="3135"/>
+            <w:tcMar>
+              <w:top w:type="dxa" w:w="60"/>
+              <w:left w:type="dxa" w:w="90"/>
+              <w:bottom w:type="dxa" w:w="60"/>
+              <w:right w:type="dxa" w:w="90"/>
+            </w:tcMar>
+          </w:tcPr>
+          <w:p>
+            <w:pPr>
+              <w:spacing w:after="0" w:line="264"/>
+            </w:pPr>
+            <w:r>
+              <w:rPr>
+                <w:rFonts w:ascii="Arial" w:cs="Arial" w:eastAsia="Arial" w:hAnsi="Arial"/>
+                <w:b w:val="false"/>
+                <w:bCs w:val="false"/>
+                <w:i w:val="false"/>
+                <w:iCs w:val="false"/>
+                <w:color w:val="1A1A1A"/>
+                <w:sz w:val="20"/>
+                <w:szCs w:val="20"/>
+              </w:rPr>
+              <w:t xml:space="preserve">gespeicherte Bankverbindungen bekannter Absender (Betrugserkennung)</w:t>
+            </w:r>
+          </w:p>
+        </w:tc>
+        <w:tc>
+          <w:tcPr>
+            <w:tcW w:type="dxa" w:w="3135"/>
+            <w:tcMar>
+              <w:top w:type="dxa" w:w="60"/>
+              <w:left w:type="dxa" w:w="90"/>
+              <w:bottom w:type="dxa" w:w="60"/>
+              <w:right w:type="dxa" w:w="90"/>
+            </w:tcMar>
+          </w:tcPr>
+          <w:p>
+            <w:pPr>
+              <w:spacing w:after="0" w:line="264"/>
+            </w:pPr>
+            <w:r>
+              <w:rPr>
+                <w:rFonts w:ascii="Arial" w:cs="Arial" w:eastAsia="Arial" w:hAnsi="Arial"/>
+                <w:b w:val="false"/>
+                <w:bCs w:val="false"/>
+                <w:i w:val="false"/>
+                <w:iCs w:val="false"/>
+                <w:color w:val="1A1A1A"/>
+                <w:sz w:val="20"/>
+                <w:szCs w:val="20"/>
+              </w:rPr>
+              <w:t xml:space="preserve">24 Monate nach der letzten Nennung, nicht änderbar [setzt voraus: Mailagent-Version 5fdebe0 ausgerollt]</w:t>
             </w:r>
           </w:p>
         </w:tc>

--- a/vertrag/NexAI-Vertragswerk_komplett.docx
+++ b/vertrag/NexAI-Vertragswerk_komplett.docx
@@ -16334,7 +16334,7 @@
           <w:sz w:val="21"/>
           <w:szCs w:val="21"/>
         </w:rPr>
-        <w:t xml:space="preserve"> Jede vom Mailagenten erstellte Nachricht trägt eine maschinenlesbare KI-Kennzeichnung im Nachrichtenkopf. Selbsttätig versandte Nachrichten (Absatz (1) Satz 2) tragen zusätzlich einen sichtbaren, nicht abschaltbaren Hinweis auf den Versand ohne menschliche Prüfung. Unter freigegebenen Nachrichten steht ein sichtbarer, nicht abschaltbarer Hinweis auf die Unterstützung durch KI; den Wortlaut legt NexAI fest [setzt voraus: Mailagent-Version b50aa80 ausgerollt].</w:t>
+        <w:t xml:space="preserve"> Jede vom Mailagenten erstellte Nachricht trägt eine maschinenlesbare KI-Kennzeichnung im Nachrichtenkopf. Selbsttätig versandte Nachrichten (Absatz (1) Satz 2) tragen zusätzlich einen sichtbaren, nicht abschaltbaren Hinweis auf den Versand ohne menschliche Prüfung. Unter freigegebenen Nachrichten steht ein sichtbarer, nicht abschaltbarer Hinweis auf die Unterstützung durch KI; den Wortlaut legt NexAI fest.</w:t>
       </w:r>
     </w:p>
     <w:p>
@@ -16489,7 +16489,7 @@
           <w:sz w:val="21"/>
           <w:szCs w:val="21"/>
         </w:rPr>
-        <w:t xml:space="preserve"> a) Beim Mailagenten ist die Aufbewahrung der gespiegelten Korrespondenz und des Freigabeprotokolls Teil der Leistung; § 14 Abs. (3) Buchst. (a) des Rahmenvertrages gilt nicht. b) Die Aufbewahrungsdauer wird in Ziffer 3.3 des Auftragsformulars je Datenart vereinbart. Ohne Eintrag gelten: Nachrichten mit Einstufung, Kurzfassung, Fristen, Notizen, Zuweisungen und Suchindex 180 Tage ab dem Datum der Nachricht; Anhänge und ihr ausgelesener Text 90 Tage; verworfene Entwürfe 90 Tage; der Wortlaut im Freigabeprotokoll und das Verwaltungsprotokoll 1.095 Tage; die übrigen Angaben einer Zeile des Freigabeprotokolls (Person, Zeitpunkt, Aktion, Prüfsummen) bis zum Ablauf des sechsten vollen Kalenderjahres nach dem Jahr der Freigabe; Tagesübersichten wie Nachrichten; gespeicherte Bankverbindungen bekannter Absender 24 Monate nach ihrer letzten Nennung [setzt voraus: Mailagent-Version 5fdebe0 ausgerollt]. c) Der Kunde kann die Fristen in der Anwendung ändern, ausgenommen die Frist für gespeicherte Bankverbindungen, die der Betrugserkennung dient; jede Änderung ist eine dokumentierte Weisung (Anlage B § 4 Abs. (5)). Fristen unter sieben Tagen sind ausgeschlossen. Eine Verlängerung über die Vorgabe wird erst wirksam, wenn der Kunde sie in der Anwendung ausdrücklich bestätigt; für die längere Aufbewahrung muss beim Kunden eine Rechtsgrundlage bestehen. Eine Verkürzung wirkt mit dem nächsten Löschlauf; danach gelöschte Daten lassen sich nicht wiederherstellen. d) NexAI setzt die Fristen durch einen täglichen Löschlauf durch [setzt voraus: Löschlauf in der Instanz des Kunden scharf geschaltet]. In Sicherungskopien bleiben gelöschte Daten bis zu deren turnusmäßigem Überschreiben erhalten (Anlage B, Anhang 3). e) Der Mailagent ist kein Archiv zur Erfüllung gesetzlicher Aufbewahrungspflichten, insbesondere nicht nach § 257 HGB und § 147 AO; empfangene und abgesandte Handels- und Geschäftsbriefe bewahrt der Kunde in seinen eigenen Systemen auf, führendes System ist das Postfach des Kunden. Von jeder Antwort, die der Mailagent versendet, liegt eine unveränderte Kopie im Ordner für gesendete Nachrichten des jeweiligen Postfachs [setzt voraus: Ablage im Gesendet-Ordner in der Instanz des Kunden ausgerollt]. f) Nach Beendigung des Vertrags gilt Anlage B § 12 auch für das Freigabeprotokoll und das Verwaltungsprotokoll; die Fristen nach Buchstabe b verlängern die Speicherung bei NexAI nicht über das Vertragsende hinaus.</w:t>
+        <w:t xml:space="preserve"> a) Beim Mailagenten ist die Aufbewahrung der gespiegelten Korrespondenz und des Freigabeprotokolls Teil der Leistung; § 14 Abs. (3) Buchst. (a) des Rahmenvertrages gilt nicht. b) Die Aufbewahrungsdauer wird in Ziffer 3.3 des Auftragsformulars je Datenart vereinbart. Ohne Eintrag gelten: Nachrichten mit Einstufung, Kurzfassung, Fristen, Notizen, Zuweisungen und Suchindex 180 Tage ab dem Datum der Nachricht; Anhänge und ihr ausgelesener Text 90 Tage; verworfene Entwürfe 90 Tage; der Wortlaut im Freigabeprotokoll und das Verwaltungsprotokoll 1.095 Tage; die übrigen Angaben einer Zeile des Freigabeprotokolls (Person, Zeitpunkt, Aktion, Prüfsummen) bis zum Ablauf des sechsten vollen Kalenderjahres nach dem Jahr der Freigabe; Tagesübersichten wie Nachrichten; gespeicherte Bankverbindungen bekannter Absender 24 Monate nach ihrer letzten Nennung. c) Der Kunde kann die Fristen in der Anwendung ändern, ausgenommen die Frist für gespeicherte Bankverbindungen, die der Betrugserkennung dient; jede Änderung ist eine dokumentierte Weisung (Anlage B § 4 Abs. (5)). Fristen unter sieben Tagen sind ausgeschlossen. Eine Verlängerung über die Vorgabe wird erst wirksam, wenn der Kunde sie in der Anwendung ausdrücklich bestätigt; für die längere Aufbewahrung muss beim Kunden eine Rechtsgrundlage bestehen. Eine Verkürzung wirkt mit dem nächsten Löschlauf; danach gelöschte Daten lassen sich nicht wiederherstellen. d) NexAI setzt die Fristen durch einen täglichen Löschlauf durch [setzt voraus: Löschlauf in der Instanz des Kunden scharf geschaltet]. In Sicherungskopien bleiben gelöschte Daten bis zu deren turnusmäßigem Überschreiben erhalten (Anlage B, Anhang 3). e) Der Mailagent ist kein Archiv zur Erfüllung gesetzlicher Aufbewahrungspflichten, insbesondere nicht nach § 257 HGB und § 147 AO; empfangene und abgesandte Handels- und Geschäftsbriefe bewahrt der Kunde in seinen eigenen Systemen auf, führendes System ist das Postfach des Kunden. Von jeder Antwort, die der Mailagent versendet, liegt eine unveränderte Kopie im Ordner für gesendete Nachrichten des jeweiligen Postfachs [setzt voraus: Ablage im Gesendet-Ordner in der Instanz des Kunden ausgerollt]. f) Nach Beendigung des Vertrags gilt Anlage B § 12 auch für das Freigabeprotokoll und das Verwaltungsprotokoll; die Fristen nach Buchstabe b verlängern die Speicherung bei NexAI nicht über das Vertragsende hinaus.</w:t>
       </w:r>
     </w:p>
     <w:p>
@@ -28653,7 +28653,7 @@
                 <w:sz w:val="20"/>
                 <w:szCs w:val="20"/>
               </w:rPr>
-              <w:t xml:space="preserve">wie Nachrichten (Vorgabe 180 Tage) [setzt voraus: Mailagent-Version 5fdebe0 ausgerollt]</w:t>
+              <w:t xml:space="preserve">wie Nachrichten (Vorgabe 180 Tage)</w:t>
             </w:r>
           </w:p>
         </w:tc>
@@ -28742,7 +28742,7 @@
                 <w:sz w:val="20"/>
                 <w:szCs w:val="20"/>
               </w:rPr>
-              <w:t xml:space="preserve">24 Monate nach der letzten Nennung, nicht änderbar [setzt voraus: Mailagent-Version 5fdebe0 ausgerollt]</w:t>
+              <w:t xml:space="preserve">24 Monate nach der letzten Nennung, nicht änderbar</w:t>
             </w:r>
           </w:p>
         </w:tc>

--- a/vertrag/NexAI-Vertragswerk_komplett.docx
+++ b/vertrag/NexAI-Vertragswerk_komplett.docx
@@ -9512,46 +9512,6 @@
           <w:szCs w:val="21"/>
         </w:rPr>
         <w:t xml:space="preserve">Betrieb auf einem eigenen Server</w:t>
-      </w:r>
-    </w:p>
-    <w:p>
-      <w:pPr>
-        <w:spacing w:after="60"/>
-        <w:ind w:left="200"/>
-      </w:pPr>
-      <w:r>
-        <w:rPr>
-          <w:rFonts w:ascii="Arial" w:cs="Arial" w:eastAsia="Arial" w:hAnsi="Arial"/>
-          <w:sz w:val="24"/>
-          <w:szCs w:val="24"/>
-        </w:rPr>
-        <w:t xml:space="preserve">☐  </w:t>
-      </w:r>
-      <w:r>
-        <w:rPr>
-          <w:rFonts w:ascii="Arial" w:cs="Arial" w:eastAsia="Arial" w:hAnsi="Arial"/>
-          <w:b/>
-          <w:bCs/>
-          <w:i w:val="false"/>
-          <w:iCs w:val="false"/>
-          <w:color w:val="1A1A1A"/>
-          <w:sz w:val="21"/>
-          <w:szCs w:val="21"/>
-        </w:rPr>
-        <w:t xml:space="preserve">Selbsttätiger Versand</w:t>
-      </w:r>
-      <w:r>
-        <w:rPr>
-          <w:rFonts w:ascii="Arial" w:cs="Arial" w:eastAsia="Arial" w:hAnsi="Arial"/>
-          <w:b w:val="false"/>
-          <w:bCs w:val="false"/>
-          <w:i w:val="false"/>
-          <w:iCs w:val="false"/>
-          <w:color w:val="1A1A1A"/>
-          <w:sz w:val="21"/>
-          <w:szCs w:val="21"/>
-        </w:rPr>
-        <w:t xml:space="preserve"> von Antworten an Absender auf der Freigabeliste wird vereinbart (Anlage A Ziffer 5.4 Abs. (1) Satz 2; gesonderte Vereinbarung im Sinne von § 6 Abs. (2) des Rahmenvertrags).</w:t>
       </w:r>
     </w:p>
     <w:p>
@@ -16176,7 +16136,7 @@
           <w:sz w:val="21"/>
           <w:szCs w:val="21"/>
         </w:rPr>
-        <w:t xml:space="preserve"> Antworten an Dritte versendet der Mailagent nur nach Freigabe durch eine natürliche Person des Kunden. Haben die Parteien den selbsttätigen Versand in Ziffer 3.3 des Auftragsformulars vereinbart (gesonderte Vereinbarung im Sinne von § 6 Abs. (2) des Rahmenvertrages), versendet der Mailagent Antworten an Absender, die die Verwaltung des Kunden auf die Freigabeliste setzt, selbsttätig, sofern der Entwurf keine offene Lücke, Frage oder Warnung enthält, der Absender nicht als auffällig eingestuft ist, kein Versuch einer Anweisung an die Anwendung erkannt wurde und eine nach den Freigaberegeln erforderliche Zweitfreigabe vorliegt [setzt voraus: technische Sperre der Freigabeliste, solange der selbsttätige Versand nicht vereinbart ist]. Solche Antworten sind Erklärungen des Kunden; Signaturen und Hinweise darin enthalten keine Werbung. [Von Max zu entscheiden: Für ihren Inhalt ist im Verhältnis der Parteien der Kunde verantwortlich, soweit der Mailagent die vorstehenden Sicherungen eingehalten hat; im Übrigen haftet NexAI nach § 12 des Rahmenvertrages.] Systemnachrichten der Anwendung, insbesondere Anmeldelinks und Buchungsmeldungen an NexAI, sind keine Antworten im Sinne dieses Absatzes.</w:t>
+        <w:t xml:space="preserve"> Antworten an Dritte versendet der Mailagent nur nach Freigabe durch eine natürliche Person des Kunden. Ausgenommen sind Antworten auf Nachrichten von Absendern, deren Adresse eine Person mit der Rolle Verwaltung in der Anwendung auf die Freigabeliste setzt (selbsttätiger Versand). Jede solche Eintragung ist eine gesonderte Vereinbarung der Parteien im Sinne von § 6 Abs. (2) des Rahmenvertrages über den selbsttätigen Versand an diese Adresse; NexAI nimmt sie bereits mit diesem Vertrag an. Zugleich ist sie eine dokumentierte Weisung im Sinne von Anlage B. Die Anwendung hält Person und Zeitpunkt jeder Eintragung fest; die Verwaltung kann eine Eintragung jederzeit zurücknehmen. Der Kunde stellt sicher, dass die Rolle Verwaltung nur Personen erhalten, die ihn insoweit vertreten dürfen. Selbsttätig versendet der Mailagent nur, wenn der Entwurf keine offene Lücke, Rückfrage, Warnung oder Platzhalter enthält, der Absender nicht als auffällig eingestuft ist, kein Versuch einer Anweisung an die Anwendung erkannt wurde und die Antwort nach den Freigaberegeln keine Freigabe durch zwei Personen erfordert. Solche Antworten tragen den Hinweis nach Absatz (6) und sind Erklärungen des Kunden (§ 6 Abs. (3) des Rahmenvertrages); Signaturen und Hinweise darin enthalten keine Werbung. [Von Max zu entscheiden: Für ihren Inhalt ist im Verhältnis der Parteien der Kunde verantwortlich, soweit der Mailagent die vorstehenden Sicherungen eingehalten hat; im Übrigen haftet NexAI nach § 12 des Rahmenvertrages.] Systemnachrichten der Anwendung, insbesondere Anmeldelinks und Buchungsmeldungen an NexAI, sind keine Antworten im Sinne dieses Absatzes.</w:t>
       </w:r>
     </w:p>
     <w:p>

--- a/vertrag/NexAI-Vertragswerk_komplett.docx
+++ b/vertrag/NexAI-Vertragswerk_komplett.docx
@@ -16136,7 +16136,7 @@
           <w:sz w:val="21"/>
           <w:szCs w:val="21"/>
         </w:rPr>
-        <w:t xml:space="preserve"> Antworten an Dritte versendet der Mailagent nur nach Freigabe durch eine natürliche Person des Kunden. Ausgenommen sind Antworten auf Nachrichten von Absendern, deren Adresse eine Person mit der Rolle Verwaltung in der Anwendung auf die Freigabeliste setzt (selbsttätiger Versand). Jede solche Eintragung ist eine gesonderte Vereinbarung der Parteien im Sinne von § 6 Abs. (2) des Rahmenvertrages über den selbsttätigen Versand an diese Adresse; NexAI nimmt sie bereits mit diesem Vertrag an. Zugleich ist sie eine dokumentierte Weisung im Sinne von Anlage B. Die Anwendung hält Person und Zeitpunkt jeder Eintragung fest; die Verwaltung kann eine Eintragung jederzeit zurücknehmen. Der Kunde stellt sicher, dass die Rolle Verwaltung nur Personen erhalten, die ihn insoweit vertreten dürfen. Selbsttätig versendet der Mailagent nur, wenn der Entwurf keine offene Lücke, Rückfrage, Warnung oder Platzhalter enthält, der Absender nicht als auffällig eingestuft ist, kein Versuch einer Anweisung an die Anwendung erkannt wurde und die Antwort nach den Freigaberegeln keine Freigabe durch zwei Personen erfordert. Solche Antworten tragen den Hinweis nach Absatz (6) und sind Erklärungen des Kunden (§ 6 Abs. (3) des Rahmenvertrages); Signaturen und Hinweise darin enthalten keine Werbung. [Von Max zu entscheiden: Für ihren Inhalt ist im Verhältnis der Parteien der Kunde verantwortlich, soweit der Mailagent die vorstehenden Sicherungen eingehalten hat; im Übrigen haftet NexAI nach § 12 des Rahmenvertrages.] Systemnachrichten der Anwendung, insbesondere Anmeldelinks und Buchungsmeldungen an NexAI, sind keine Antworten im Sinne dieses Absatzes.</w:t>
+        <w:t xml:space="preserve"> Antworten an Dritte versendet der Mailagent nur nach Freigabe durch eine natürliche Person des Kunden. Ausgenommen sind Antworten auf Nachrichten von Absendern, deren Adresse eine Person mit der Rolle Verwaltung in der Anwendung auf die Freigabeliste setzt (selbsttätiger Versand). Jede solche Eintragung ist eine gesonderte Vereinbarung der Parteien im Sinne von § 6 Abs. (2) des Rahmenvertrages über den selbsttätigen Versand an diese Adresse; NexAI nimmt sie bereits mit diesem Vertrag an. Zugleich ist sie eine dokumentierte Weisung im Sinne von Anlage B. Die Anwendung hält Person und Zeitpunkt jeder Eintragung fest; die Verwaltung kann eine Eintragung jederzeit zurücknehmen. Der Kunde stellt sicher, dass die Rolle Verwaltung nur Personen erhalten, die ihn insoweit vertreten dürfen. Selbsttätig versendet der Mailagent nur, wenn der Entwurf keine offene Lücke, Rückfrage, Warnung oder Platzhalter enthält, der Absender nicht als auffällig eingestuft ist, kein Versuch einer Anweisung an die Anwendung erkannt wurde, der Mailagent im Entwurf keine Erklärung erkannt hat, mit der ein Vertrag geschlossen, geändert oder beendet, ein Anspruch anerkannt oder abgelehnt oder ein Antrag beschieden wird, die eingehende Nachricht nicht als Antwort auf eine selbsttätig versandte Antwort erkannt wurde und die Antwort nach den Freigaberegeln keine Freigabe durch zwei Personen erfordert. Die Erkennung arbeitet mit Merkmalen der Nachrichten; sie kann nicht jede solche Erklärung oder Antwort ausschließen. Solche Antworten tragen den Hinweis nach Absatz (6) und sind Erklärungen des Kunden (§ 6 Abs. (3) des Rahmenvertrages); Signaturen und Hinweise darin enthalten keine Werbung. [Von Max zu entscheiden: Für ihren Inhalt ist im Verhältnis der Parteien der Kunde verantwortlich, soweit der Mailagent die vorstehenden Sicherungen eingehalten hat; im Übrigen haftet NexAI nach § 12 des Rahmenvertrages.] Systemnachrichten der Anwendung, insbesondere Anmeldelinks und Buchungsmeldungen an NexAI, sind keine Antworten im Sinne dieses Absatzes.</w:t>
       </w:r>
     </w:p>
     <w:p>
@@ -20048,7 +20048,7 @@
           <w:sz w:val="21"/>
           <w:szCs w:val="21"/>
         </w:rPr>
-        <w:t xml:space="preserve">beim NexAI Mailagent: vollständiger Inhalt von Nachrichten und Anhängen, Kopf- und Verkehrsdaten, in der Korrespondenz enthaltene Zahlungsdaten (insbesondere Bankverbindungen) sowie die vom System erzeugten Bewertungen (Einstufung, Zusammenfassung, Tonfall, Betrugsbewertung, erkannte Fristen und Rechnungen), Antwortentwürfe, das Freigabeprotokoll (Person, Zeitpunkt, Aktion, Betreff, Wortlaut, Prüfsumme) und das Verwaltungsprotokoll; ferner Name, Anmeldeadresse und Rolle der vom Kunden angelegten Personen und die ihnen zugeordneten Postfächer, ein Abdruck des Passworts, das verschlüsselt gespeicherte Geheimnis des zweiten Faktors, offene Sitzungen, Zuweisungen, interne Notizen und Abwesenheiten mit Vertretung sowie die verschlüsselt gespeicherten Zugangsdaten zu den Postfächern des Kunden.</w:t>
+        <w:t xml:space="preserve">beim NexAI Mailagent: vollständiger Inhalt von Nachrichten und Anhängen, Kopf- und Verkehrsdaten, in der Korrespondenz enthaltene Zahlungsdaten (insbesondere Bankverbindungen) sowie die vom System erzeugten Bewertungen (Einstufung, Zusammenfassung, Tonfall, Betrugsbewertung, erkannte Fristen und Rechnungen), Antwortentwürfe, das Freigabeprotokoll (Person, Zeitpunkt, Aktion, Betreff, Wortlaut, Prüfsumme), das Verwaltungsprotokoll und zu selbsttätig versandten Antworten Empfänger, Betreff und Message-ID (Schleifenschutz); ferner Name, Anmeldeadresse und Rolle der vom Kunden angelegten Personen und die ihnen zugeordneten Postfächer, ein Abdruck des Passworts, das verschlüsselt gespeicherte Geheimnis des zweiten Faktors, offene Sitzungen, Zuweisungen, interne Notizen und Abwesenheiten mit Vertretung sowie die verschlüsselt gespeicherten Zugangsdaten zu den Postfächern des Kunden.</w:t>
       </w:r>
     </w:p>
     <w:p>
@@ -28673,6 +28673,95 @@
                 <w:sz w:val="20"/>
                 <w:szCs w:val="20"/>
               </w:rPr>
+              <w:t xml:space="preserve">Schleifenschutz der Automatik (Empfänger, Betreff und Message-ID selbsttätig versandter Antworten)</w:t>
+            </w:r>
+          </w:p>
+        </w:tc>
+        <w:tc>
+          <w:tcPr>
+            <w:tcW w:type="dxa" w:w="3135"/>
+            <w:tcMar>
+              <w:top w:type="dxa" w:w="60"/>
+              <w:left w:type="dxa" w:w="90"/>
+              <w:bottom w:type="dxa" w:w="60"/>
+              <w:right w:type="dxa" w:w="90"/>
+            </w:tcMar>
+          </w:tcPr>
+          <w:p>
+            <w:pPr>
+              <w:spacing w:after="0" w:line="264"/>
+            </w:pPr>
+            <w:r>
+              <w:rPr>
+                <w:rFonts w:ascii="Arial" w:cs="Arial" w:eastAsia="Arial" w:hAnsi="Arial"/>
+                <w:b w:val="false"/>
+                <w:bCs w:val="false"/>
+                <w:i w:val="false"/>
+                <w:iCs w:val="false"/>
+                <w:color w:val="1A1A1A"/>
+                <w:sz w:val="20"/>
+                <w:szCs w:val="20"/>
+              </w:rPr>
+              <w:t xml:space="preserve">wie Nachrichten (Vorgabe 180 Tage)</w:t>
+            </w:r>
+          </w:p>
+        </w:tc>
+      </w:tr>
+      <w:tr>
+        <w:tc>
+          <w:tcPr>
+            <w:tcW w:type="dxa" w:w="3135"/>
+            <w:tcMar>
+              <w:top w:type="dxa" w:w="60"/>
+              <w:left w:type="dxa" w:w="90"/>
+              <w:bottom w:type="dxa" w:w="60"/>
+              <w:right w:type="dxa" w:w="90"/>
+            </w:tcMar>
+          </w:tcPr>
+          <w:p>
+            <w:pPr>
+              <w:spacing w:after="0" w:line="264"/>
+            </w:pPr>
+            <w:r>
+              <w:rPr>
+                <w:rFonts w:ascii="Arial" w:cs="Arial" w:eastAsia="Arial" w:hAnsi="Arial"/>
+                <w:b w:val="false"/>
+                <w:bCs w:val="false"/>
+                <w:i w:val="false"/>
+                <w:iCs w:val="false"/>
+                <w:color w:val="1A1A1A"/>
+                <w:sz w:val="20"/>
+                <w:szCs w:val="20"/>
+              </w:rPr>
+              <w:t xml:space="preserve">NexAI Mailagent</w:t>
+            </w:r>
+          </w:p>
+        </w:tc>
+        <w:tc>
+          <w:tcPr>
+            <w:tcW w:type="dxa" w:w="3135"/>
+            <w:tcMar>
+              <w:top w:type="dxa" w:w="60"/>
+              <w:left w:type="dxa" w:w="90"/>
+              <w:bottom w:type="dxa" w:w="60"/>
+              <w:right w:type="dxa" w:w="90"/>
+            </w:tcMar>
+          </w:tcPr>
+          <w:p>
+            <w:pPr>
+              <w:spacing w:after="0" w:line="264"/>
+            </w:pPr>
+            <w:r>
+              <w:rPr>
+                <w:rFonts w:ascii="Arial" w:cs="Arial" w:eastAsia="Arial" w:hAnsi="Arial"/>
+                <w:b w:val="false"/>
+                <w:bCs w:val="false"/>
+                <w:i w:val="false"/>
+                <w:iCs w:val="false"/>
+                <w:color w:val="1A1A1A"/>
+                <w:sz w:val="20"/>
+                <w:szCs w:val="20"/>
+              </w:rPr>
               <w:t xml:space="preserve">gespeicherte Bankverbindungen bekannter Absender (Betrugserkennung)</w:t>
             </w:r>
           </w:p>

--- a/vertrag/NexAI-Vertragswerk_komplett.docx
+++ b/vertrag/NexAI-Vertragswerk_komplett.docx
@@ -141,7 +141,7 @@
           <w:sz w:val="21"/>
           <w:szCs w:val="21"/>
         </w:rPr>
-        <w:t xml:space="preserve">, Untere Bergstraße 13, 74586 Frankenhardt-Honhardt, Deutschland, vertreten durch die Gesellschafter Maximilian Trenk und Jason Brian Merklein, E-Mail mbt@nex-a-i.com, Telefon 0176 80714816 — nachfolgend </w:t>
+        <w:t xml:space="preserve">, Untere Bergstraße 13, 74586 Frankenhardt-Honhardt, Deutschland, vertreten durch die Gesellschafter Maximilian Trenk und Jason Brian Merklein, jeder allein (§ 720 Abs. 2 BGB), oder durch eine bevollmächtigte Person (Ziffer 16 des Leistungsscheins), E-Mail mbt@nex-a-i.com, Telefon 0176 80714816 — nachfolgend </w:t>
       </w:r>
       <w:r>
         <w:rPr>
@@ -1010,7 +1010,7 @@
           <w:sz w:val="21"/>
           <w:szCs w:val="21"/>
         </w:rPr>
-        <w:t xml:space="preserve">Verträge kommen durch Unterzeichnung des Auftragsformulars durch beide Parteien oder durch übereinstimmende Erklärungen in Textform (§ 126b BGB) zustande. Eine qualifizierte oder fortgeschrittene elektronische Signatur im Sinne der eIDAS-Verordnung (VO (EU) Nr. 910/2014) steht der Textform gleich.</w:t>
+        <w:t xml:space="preserve">Verträge kommen durch Unterzeichnung des Auftragsformulars durch beide Parteien oder durch übereinstimmende Erklärungen in Textform (§ 126b BGB) zustande. Eine qualifizierte oder fortgeschrittene elektronische Signatur im Sinne der eIDAS-Verordnung (VO (EU) Nr. 910/2014) steht der Textform gleich. Ebenso genügt die Unterzeichnung über die Anwendung NexSign (elektronische Signatur mit Protokollseite und Siegel). Für die Unterschrift für NexAI durch bevollmächtigte Personen gilt der Hinweis zur Unterschrift in Ziffer 16 des Leistungsscheins.</w:t>
       </w:r>
     </w:p>
     <w:p>
@@ -7448,14 +7448,13 @@
         </w:tblBorders>
       </w:tblPr>
       <w:tblGrid>
-        <w:gridCol w:w="3135"/>
-        <w:gridCol w:w="3135"/>
-        <w:gridCol w:w="3135"/>
+        <w:gridCol w:w="4703"/>
+        <w:gridCol w:w="4703"/>
       </w:tblGrid>
       <w:tr>
         <w:tc>
           <w:tcPr>
-            <w:tcW w:type="dxa" w:w="3135"/>
+            <w:tcW w:type="dxa" w:w="4703"/>
             <w:tcBorders>
               <w:top w:val="none" w:color="FFFFFF" w:sz="0"/>
               <w:left w:val="none" w:color="FFFFFF" w:sz="0"/>
@@ -7546,110 +7545,13 @@
                 <w:sz w:val="18"/>
                 <w:szCs w:val="18"/>
               </w:rPr>
-              <w:t xml:space="preserve">Maximilian Trenk (Gesellschafter)</w:t>
+              <w:t xml:space="preserve">Name, Funktion (Gesellschafter oder in Vollmacht für NexAI)</w:t>
             </w:r>
           </w:p>
         </w:tc>
         <w:tc>
           <w:tcPr>
-            <w:tcW w:type="dxa" w:w="3135"/>
-            <w:tcBorders>
-              <w:top w:val="none" w:color="FFFFFF" w:sz="0"/>
-              <w:left w:val="none" w:color="FFFFFF" w:sz="0"/>
-              <w:bottom w:val="none" w:color="FFFFFF" w:sz="0"/>
-              <w:right w:val="none" w:color="FFFFFF" w:sz="0"/>
-            </w:tcBorders>
-            <w:tcMar>
-              <w:top w:type="dxa" w:w="60"/>
-              <w:right w:type="dxa" w:w="160"/>
-            </w:tcMar>
-          </w:tcPr>
-          <w:p>
-            <w:pPr>
-              <w:spacing w:after="0"/>
-            </w:pPr>
-            <w:r>
-              <w:rPr>
-                <w:rFonts w:ascii="Arial" w:cs="Arial" w:eastAsia="Arial" w:hAnsi="Arial"/>
-                <w:b/>
-                <w:bCs/>
-                <w:i w:val="false"/>
-                <w:iCs w:val="false"/>
-                <w:color w:val="0B0B0F"/>
-                <w:sz w:val="19"/>
-                <w:szCs w:val="19"/>
-              </w:rPr>
-              <w:t xml:space="preserve">Für NexAI</w:t>
-            </w:r>
-          </w:p>
-          <w:p>
-            <w:pPr>
-              <w:pBdr>
-                <w:bottom w:val="single" w:color="9CA3AF" w:sz="6" w:space="2"/>
-              </w:pBdr>
-              <w:spacing w:after="0" w:before="360"/>
-            </w:pPr>
-            <w:r>
-              <w:rPr>
-                <w:sz w:val="2"/>
-                <w:szCs w:val="2"/>
-              </w:rPr>
-              <w:t xml:space="preserve"/>
-            </w:r>
-          </w:p>
-          <w:p>
-            <w:pPr>
-              <w:spacing w:after="20"/>
-            </w:pPr>
-            <w:r>
-              <w:rPr>
-                <w:rFonts w:ascii="Arial" w:cs="Arial" w:eastAsia="Arial" w:hAnsi="Arial"/>
-                <w:b w:val="false"/>
-                <w:bCs w:val="false"/>
-                <w:i w:val="false"/>
-                <w:iCs w:val="false"/>
-                <w:color w:val="6B7280"/>
-                <w:sz w:val="18"/>
-                <w:szCs w:val="18"/>
-              </w:rPr>
-              <w:t xml:space="preserve">Ort, Datum</w:t>
-            </w:r>
-          </w:p>
-          <w:p>
-            <w:pPr>
-              <w:spacing w:after="20"/>
-            </w:pPr>
-            <w:r>
-              <w:rPr>
-                <w:rFonts w:ascii="Arial" w:cs="Arial" w:eastAsia="Arial" w:hAnsi="Arial"/>
-                <w:sz w:val="18"/>
-                <w:szCs w:val="18"/>
-              </w:rPr>
-              <w:t xml:space="preserve"/>
-            </w:r>
-          </w:p>
-          <w:p>
-            <w:pPr>
-              <w:spacing w:after="20"/>
-            </w:pPr>
-            <w:r>
-              <w:rPr>
-                <w:rFonts w:ascii="Arial" w:cs="Arial" w:eastAsia="Arial" w:hAnsi="Arial"/>
-                <w:b w:val="false"/>
-                <w:bCs w:val="false"/>
-                <w:i w:val="false"/>
-                <w:iCs w:val="false"/>
-                <w:color w:val="1A1A1A"/>
-                <w:sz w:val="18"/>
-                <w:szCs w:val="18"/>
-              </w:rPr>
-              <w:t xml:space="preserve">Jason Brian Merklein (Gesellschafter)</w:t>
-            </w:r>
-          </w:p>
-        </w:tc>
-        <w:tc>
-          <w:tcPr>
-            <w:tcW w:type="dxa" w:w="3135"/>
+            <w:tcW w:type="dxa" w:w="4703"/>
             <w:tcBorders>
               <w:top w:val="none" w:color="FFFFFF" w:sz="0"/>
               <w:left w:val="none" w:color="FFFFFF" w:sz="0"/>
@@ -7953,7 +7855,7 @@
           <w:sz w:val="21"/>
           <w:szCs w:val="21"/>
         </w:rPr>
-        <w:t xml:space="preserve">NexAI – Next Generation Artificial Intelligence GbR, Untere Bergstraße 13, 74586 Frankenhardt-Honhardt, Deutschland, vertreten durch die Gesellschafter Maximilian Trenk und Jason Brian Merklein, E-Mail mbt@nex-a-i.com, Telefon 0176 80714816.</w:t>
+        <w:t xml:space="preserve">NexAI – Next Generation Artificial Intelligence GbR, Untere Bergstraße 13, 74586 Frankenhardt-Honhardt, Deutschland, vertreten durch die Gesellschafter Maximilian Trenk und Jason Brian Merklein, jeder allein (§ 720 Abs. 2 BGB), oder durch eine bevollmächtigte Person (Ziffer 16 des Leistungsscheins), E-Mail mbt@nex-a-i.com, Telefon 0176 80714816.</w:t>
       </w:r>
     </w:p>
     <w:p>
@@ -11199,9 +11101,10 @@
         </w:tblBorders>
       </w:tblPr>
       <w:tblGrid>
-        <w:gridCol w:w="3135"/>
-        <w:gridCol w:w="3135"/>
-        <w:gridCol w:w="3135"/>
+        <w:gridCol w:w="2351"/>
+        <w:gridCol w:w="2351"/>
+        <w:gridCol w:w="2351"/>
+        <w:gridCol w:w="2351"/>
       </w:tblGrid>
       <w:tr>
         <w:trPr>
@@ -11209,7 +11112,7 @@
         </w:trPr>
         <w:tc>
           <w:tcPr>
-            <w:tcW w:type="dxa" w:w="3135"/>
+            <w:tcW w:type="dxa" w:w="2351"/>
             <w:shd w:fill="F3F4F6" w:val="clear"/>
             <w:tcMar>
               <w:top w:type="dxa" w:w="60"/>
@@ -11239,7 +11142,7 @@
         </w:tc>
         <w:tc>
           <w:tcPr>
-            <w:tcW w:type="dxa" w:w="3135"/>
+            <w:tcW w:type="dxa" w:w="2351"/>
             <w:shd w:fill="F3F4F6" w:val="clear"/>
             <w:tcMar>
               <w:top w:type="dxa" w:w="60"/>
@@ -11269,7 +11172,7 @@
         </w:tc>
         <w:tc>
           <w:tcPr>
-            <w:tcW w:type="dxa" w:w="3135"/>
+            <w:tcW w:type="dxa" w:w="2351"/>
             <w:shd w:fill="F3F4F6" w:val="clear"/>
             <w:tcMar>
               <w:top w:type="dxa" w:w="60"/>
@@ -11293,15 +11196,14 @@
                 <w:sz w:val="20"/>
                 <w:szCs w:val="20"/>
               </w:rPr>
-              <w:t xml:space="preserve">Netto-Betrag (EUR)</w:t>
+              <w:t xml:space="preserve">Listenpreis netto (EUR)</w:t>
             </w:r>
           </w:p>
         </w:tc>
-      </w:tr>
-      <w:tr>
         <w:tc>
           <w:tcPr>
-            <w:tcW w:type="dxa" w:w="3135"/>
+            <w:tcW w:type="dxa" w:w="2351"/>
+            <w:shd w:fill="F3F4F6" w:val="clear"/>
             <w:tcMar>
               <w:top w:type="dxa" w:w="60"/>
               <w:left w:type="dxa" w:w="90"/>
@@ -11316,16 +11218,23 @@
             <w:r>
               <w:rPr>
                 <w:rFonts w:ascii="Arial" w:cs="Arial" w:eastAsia="Arial" w:hAnsi="Arial"/>
+                <w:b/>
+                <w:bCs/>
+                <w:i w:val="false"/>
+                <w:iCs w:val="false"/>
+                <w:color w:val="0B0B0F"/>
                 <w:sz w:val="20"/>
                 <w:szCs w:val="20"/>
               </w:rPr>
-              <w:t xml:space="preserve"/>
+              <w:t xml:space="preserve">Vereinbart netto (EUR)</w:t>
             </w:r>
           </w:p>
         </w:tc>
+      </w:tr>
+      <w:tr>
         <w:tc>
           <w:tcPr>
-            <w:tcW w:type="dxa" w:w="3135"/>
+            <w:tcW w:type="dxa" w:w="2351"/>
             <w:tcMar>
               <w:top w:type="dxa" w:w="60"/>
               <w:left w:type="dxa" w:w="90"/>
@@ -11340,16 +11249,21 @@
             <w:r>
               <w:rPr>
                 <w:rFonts w:ascii="Arial" w:cs="Arial" w:eastAsia="Arial" w:hAnsi="Arial"/>
+                <w:b w:val="false"/>
+                <w:bCs w:val="false"/>
+                <w:i w:val="false"/>
+                <w:iCs w:val="false"/>
+                <w:color w:val="1A1A1A"/>
                 <w:sz w:val="20"/>
                 <w:szCs w:val="20"/>
               </w:rPr>
-              <w:t xml:space="preserve"/>
+              <w:t xml:space="preserve">____</w:t>
             </w:r>
           </w:p>
         </w:tc>
         <w:tc>
           <w:tcPr>
-            <w:tcW w:type="dxa" w:w="3135"/>
+            <w:tcW w:type="dxa" w:w="2351"/>
             <w:tcMar>
               <w:top w:type="dxa" w:w="60"/>
               <w:left w:type="dxa" w:w="90"/>
@@ -11364,18 +11278,21 @@
             <w:r>
               <w:rPr>
                 <w:rFonts w:ascii="Arial" w:cs="Arial" w:eastAsia="Arial" w:hAnsi="Arial"/>
+                <w:b w:val="false"/>
+                <w:bCs w:val="false"/>
+                <w:i w:val="false"/>
+                <w:iCs w:val="false"/>
+                <w:color w:val="1A1A1A"/>
                 <w:sz w:val="20"/>
                 <w:szCs w:val="20"/>
               </w:rPr>
-              <w:t xml:space="preserve"/>
+              <w:t xml:space="preserve">____</w:t>
             </w:r>
           </w:p>
         </w:tc>
-      </w:tr>
-      <w:tr>
         <w:tc>
           <w:tcPr>
-            <w:tcW w:type="dxa" w:w="3135"/>
+            <w:tcW w:type="dxa" w:w="2351"/>
             <w:tcMar>
               <w:top w:type="dxa" w:w="60"/>
               <w:left w:type="dxa" w:w="90"/>
@@ -11390,16 +11307,21 @@
             <w:r>
               <w:rPr>
                 <w:rFonts w:ascii="Arial" w:cs="Arial" w:eastAsia="Arial" w:hAnsi="Arial"/>
+                <w:b w:val="false"/>
+                <w:bCs w:val="false"/>
+                <w:i w:val="false"/>
+                <w:iCs w:val="false"/>
+                <w:color w:val="1A1A1A"/>
                 <w:sz w:val="20"/>
                 <w:szCs w:val="20"/>
               </w:rPr>
-              <w:t xml:space="preserve"/>
+              <w:t xml:space="preserve">____</w:t>
             </w:r>
           </w:p>
         </w:tc>
         <w:tc>
           <w:tcPr>
-            <w:tcW w:type="dxa" w:w="3135"/>
+            <w:tcW w:type="dxa" w:w="2351"/>
             <w:tcMar>
               <w:top w:type="dxa" w:w="60"/>
               <w:left w:type="dxa" w:w="90"/>
@@ -11414,16 +11336,23 @@
             <w:r>
               <w:rPr>
                 <w:rFonts w:ascii="Arial" w:cs="Arial" w:eastAsia="Arial" w:hAnsi="Arial"/>
+                <w:b w:val="false"/>
+                <w:bCs w:val="false"/>
+                <w:i w:val="false"/>
+                <w:iCs w:val="false"/>
+                <w:color w:val="1A1A1A"/>
                 <w:sz w:val="20"/>
                 <w:szCs w:val="20"/>
               </w:rPr>
-              <w:t xml:space="preserve"/>
+              <w:t xml:space="preserve">____</w:t>
             </w:r>
           </w:p>
         </w:tc>
+      </w:tr>
+      <w:tr>
         <w:tc>
           <w:tcPr>
-            <w:tcW w:type="dxa" w:w="3135"/>
+            <w:tcW w:type="dxa" w:w="2351"/>
             <w:tcMar>
               <w:top w:type="dxa" w:w="60"/>
               <w:left w:type="dxa" w:w="90"/>
@@ -11438,18 +11367,21 @@
             <w:r>
               <w:rPr>
                 <w:rFonts w:ascii="Arial" w:cs="Arial" w:eastAsia="Arial" w:hAnsi="Arial"/>
+                <w:b w:val="false"/>
+                <w:bCs w:val="false"/>
+                <w:i w:val="false"/>
+                <w:iCs w:val="false"/>
+                <w:color w:val="1A1A1A"/>
                 <w:sz w:val="20"/>
                 <w:szCs w:val="20"/>
               </w:rPr>
-              <w:t xml:space="preserve"/>
+              <w:t xml:space="preserve">____</w:t>
             </w:r>
           </w:p>
         </w:tc>
-      </w:tr>
-      <w:tr>
         <w:tc>
           <w:tcPr>
-            <w:tcW w:type="dxa" w:w="3135"/>
+            <w:tcW w:type="dxa" w:w="2351"/>
             <w:tcMar>
               <w:top w:type="dxa" w:w="60"/>
               <w:left w:type="dxa" w:w="90"/>
@@ -11464,16 +11396,21 @@
             <w:r>
               <w:rPr>
                 <w:rFonts w:ascii="Arial" w:cs="Arial" w:eastAsia="Arial" w:hAnsi="Arial"/>
+                <w:b w:val="false"/>
+                <w:bCs w:val="false"/>
+                <w:i w:val="false"/>
+                <w:iCs w:val="false"/>
+                <w:color w:val="1A1A1A"/>
                 <w:sz w:val="20"/>
                 <w:szCs w:val="20"/>
               </w:rPr>
-              <w:t xml:space="preserve"/>
+              <w:t xml:space="preserve">____</w:t>
             </w:r>
           </w:p>
         </w:tc>
         <w:tc>
           <w:tcPr>
-            <w:tcW w:type="dxa" w:w="3135"/>
+            <w:tcW w:type="dxa" w:w="2351"/>
             <w:tcMar>
               <w:top w:type="dxa" w:w="60"/>
               <w:left w:type="dxa" w:w="90"/>
@@ -11488,16 +11425,21 @@
             <w:r>
               <w:rPr>
                 <w:rFonts w:ascii="Arial" w:cs="Arial" w:eastAsia="Arial" w:hAnsi="Arial"/>
+                <w:b w:val="false"/>
+                <w:bCs w:val="false"/>
+                <w:i w:val="false"/>
+                <w:iCs w:val="false"/>
+                <w:color w:val="1A1A1A"/>
                 <w:sz w:val="20"/>
                 <w:szCs w:val="20"/>
               </w:rPr>
-              <w:t xml:space="preserve"/>
+              <w:t xml:space="preserve">____</w:t>
             </w:r>
           </w:p>
         </w:tc>
         <w:tc>
           <w:tcPr>
-            <w:tcW w:type="dxa" w:w="3135"/>
+            <w:tcW w:type="dxa" w:w="2351"/>
             <w:tcMar>
               <w:top w:type="dxa" w:w="60"/>
               <w:left w:type="dxa" w:w="90"/>
@@ -11512,10 +11454,15 @@
             <w:r>
               <w:rPr>
                 <w:rFonts w:ascii="Arial" w:cs="Arial" w:eastAsia="Arial" w:hAnsi="Arial"/>
+                <w:b w:val="false"/>
+                <w:bCs w:val="false"/>
+                <w:i w:val="false"/>
+                <w:iCs w:val="false"/>
+                <w:color w:val="1A1A1A"/>
                 <w:sz w:val="20"/>
                 <w:szCs w:val="20"/>
               </w:rPr>
-              <w:t xml:space="preserve"/>
+              <w:t xml:space="preserve">____</w:t>
             </w:r>
           </w:p>
         </w:tc>
@@ -11523,7 +11470,7 @@
       <w:tr>
         <w:tc>
           <w:tcPr>
-            <w:tcW w:type="dxa" w:w="3135"/>
+            <w:tcW w:type="dxa" w:w="2351"/>
             <w:tcMar>
               <w:top w:type="dxa" w:w="60"/>
               <w:left w:type="dxa" w:w="90"/>
@@ -11538,16 +11485,21 @@
             <w:r>
               <w:rPr>
                 <w:rFonts w:ascii="Arial" w:cs="Arial" w:eastAsia="Arial" w:hAnsi="Arial"/>
+                <w:b w:val="false"/>
+                <w:bCs w:val="false"/>
+                <w:i w:val="false"/>
+                <w:iCs w:val="false"/>
+                <w:color w:val="1A1A1A"/>
                 <w:sz w:val="20"/>
                 <w:szCs w:val="20"/>
               </w:rPr>
-              <w:t xml:space="preserve"/>
+              <w:t xml:space="preserve">____</w:t>
             </w:r>
           </w:p>
         </w:tc>
         <w:tc>
           <w:tcPr>
-            <w:tcW w:type="dxa" w:w="3135"/>
+            <w:tcW w:type="dxa" w:w="2351"/>
             <w:tcMar>
               <w:top w:type="dxa" w:w="60"/>
               <w:left w:type="dxa" w:w="90"/>
@@ -11562,16 +11514,21 @@
             <w:r>
               <w:rPr>
                 <w:rFonts w:ascii="Arial" w:cs="Arial" w:eastAsia="Arial" w:hAnsi="Arial"/>
+                <w:b w:val="false"/>
+                <w:bCs w:val="false"/>
+                <w:i w:val="false"/>
+                <w:iCs w:val="false"/>
+                <w:color w:val="1A1A1A"/>
                 <w:sz w:val="20"/>
                 <w:szCs w:val="20"/>
               </w:rPr>
-              <w:t xml:space="preserve"/>
+              <w:t xml:space="preserve">____</w:t>
             </w:r>
           </w:p>
         </w:tc>
         <w:tc>
           <w:tcPr>
-            <w:tcW w:type="dxa" w:w="3135"/>
+            <w:tcW w:type="dxa" w:w="2351"/>
             <w:tcMar>
               <w:top w:type="dxa" w:w="60"/>
               <w:left w:type="dxa" w:w="90"/>
@@ -11586,10 +11543,44 @@
             <w:r>
               <w:rPr>
                 <w:rFonts w:ascii="Arial" w:cs="Arial" w:eastAsia="Arial" w:hAnsi="Arial"/>
+                <w:b w:val="false"/>
+                <w:bCs w:val="false"/>
+                <w:i w:val="false"/>
+                <w:iCs w:val="false"/>
+                <w:color w:val="1A1A1A"/>
                 <w:sz w:val="20"/>
                 <w:szCs w:val="20"/>
               </w:rPr>
-              <w:t xml:space="preserve"/>
+              <w:t xml:space="preserve">____</w:t>
+            </w:r>
+          </w:p>
+        </w:tc>
+        <w:tc>
+          <w:tcPr>
+            <w:tcW w:type="dxa" w:w="2351"/>
+            <w:tcMar>
+              <w:top w:type="dxa" w:w="60"/>
+              <w:left w:type="dxa" w:w="90"/>
+              <w:bottom w:type="dxa" w:w="60"/>
+              <w:right w:type="dxa" w:w="90"/>
+            </w:tcMar>
+          </w:tcPr>
+          <w:p>
+            <w:pPr>
+              <w:spacing w:after="0" w:line="264"/>
+            </w:pPr>
+            <w:r>
+              <w:rPr>
+                <w:rFonts w:ascii="Arial" w:cs="Arial" w:eastAsia="Arial" w:hAnsi="Arial"/>
+                <w:b w:val="false"/>
+                <w:bCs w:val="false"/>
+                <w:i w:val="false"/>
+                <w:iCs w:val="false"/>
+                <w:color w:val="1A1A1A"/>
+                <w:sz w:val="20"/>
+                <w:szCs w:val="20"/>
+              </w:rPr>
+              <w:t xml:space="preserve">____</w:t>
             </w:r>
           </w:p>
         </w:tc>
@@ -11597,7 +11588,125 @@
       <w:tr>
         <w:tc>
           <w:tcPr>
-            <w:tcW w:type="dxa" w:w="3135"/>
+            <w:tcW w:type="dxa" w:w="2351"/>
+            <w:tcMar>
+              <w:top w:type="dxa" w:w="60"/>
+              <w:left w:type="dxa" w:w="90"/>
+              <w:bottom w:type="dxa" w:w="60"/>
+              <w:right w:type="dxa" w:w="90"/>
+            </w:tcMar>
+          </w:tcPr>
+          <w:p>
+            <w:pPr>
+              <w:spacing w:after="0" w:line="264"/>
+            </w:pPr>
+            <w:r>
+              <w:rPr>
+                <w:rFonts w:ascii="Arial" w:cs="Arial" w:eastAsia="Arial" w:hAnsi="Arial"/>
+                <w:b w:val="false"/>
+                <w:bCs w:val="false"/>
+                <w:i w:val="false"/>
+                <w:iCs w:val="false"/>
+                <w:color w:val="1A1A1A"/>
+                <w:sz w:val="20"/>
+                <w:szCs w:val="20"/>
+              </w:rPr>
+              <w:t xml:space="preserve">____</w:t>
+            </w:r>
+          </w:p>
+        </w:tc>
+        <w:tc>
+          <w:tcPr>
+            <w:tcW w:type="dxa" w:w="2351"/>
+            <w:tcMar>
+              <w:top w:type="dxa" w:w="60"/>
+              <w:left w:type="dxa" w:w="90"/>
+              <w:bottom w:type="dxa" w:w="60"/>
+              <w:right w:type="dxa" w:w="90"/>
+            </w:tcMar>
+          </w:tcPr>
+          <w:p>
+            <w:pPr>
+              <w:spacing w:after="0" w:line="264"/>
+            </w:pPr>
+            <w:r>
+              <w:rPr>
+                <w:rFonts w:ascii="Arial" w:cs="Arial" w:eastAsia="Arial" w:hAnsi="Arial"/>
+                <w:b w:val="false"/>
+                <w:bCs w:val="false"/>
+                <w:i w:val="false"/>
+                <w:iCs w:val="false"/>
+                <w:color w:val="1A1A1A"/>
+                <w:sz w:val="20"/>
+                <w:szCs w:val="20"/>
+              </w:rPr>
+              <w:t xml:space="preserve">____</w:t>
+            </w:r>
+          </w:p>
+        </w:tc>
+        <w:tc>
+          <w:tcPr>
+            <w:tcW w:type="dxa" w:w="2351"/>
+            <w:tcMar>
+              <w:top w:type="dxa" w:w="60"/>
+              <w:left w:type="dxa" w:w="90"/>
+              <w:bottom w:type="dxa" w:w="60"/>
+              <w:right w:type="dxa" w:w="90"/>
+            </w:tcMar>
+          </w:tcPr>
+          <w:p>
+            <w:pPr>
+              <w:spacing w:after="0" w:line="264"/>
+            </w:pPr>
+            <w:r>
+              <w:rPr>
+                <w:rFonts w:ascii="Arial" w:cs="Arial" w:eastAsia="Arial" w:hAnsi="Arial"/>
+                <w:b w:val="false"/>
+                <w:bCs w:val="false"/>
+                <w:i w:val="false"/>
+                <w:iCs w:val="false"/>
+                <w:color w:val="1A1A1A"/>
+                <w:sz w:val="20"/>
+                <w:szCs w:val="20"/>
+              </w:rPr>
+              <w:t xml:space="preserve">____</w:t>
+            </w:r>
+          </w:p>
+        </w:tc>
+        <w:tc>
+          <w:tcPr>
+            <w:tcW w:type="dxa" w:w="2351"/>
+            <w:tcMar>
+              <w:top w:type="dxa" w:w="60"/>
+              <w:left w:type="dxa" w:w="90"/>
+              <w:bottom w:type="dxa" w:w="60"/>
+              <w:right w:type="dxa" w:w="90"/>
+            </w:tcMar>
+          </w:tcPr>
+          <w:p>
+            <w:pPr>
+              <w:spacing w:after="0" w:line="264"/>
+            </w:pPr>
+            <w:r>
+              <w:rPr>
+                <w:rFonts w:ascii="Arial" w:cs="Arial" w:eastAsia="Arial" w:hAnsi="Arial"/>
+                <w:b w:val="false"/>
+                <w:bCs w:val="false"/>
+                <w:i w:val="false"/>
+                <w:iCs w:val="false"/>
+                <w:color w:val="1A1A1A"/>
+                <w:sz w:val="20"/>
+                <w:szCs w:val="20"/>
+              </w:rPr>
+              <w:t xml:space="preserve">____</w:t>
+            </w:r>
+          </w:p>
+        </w:tc>
+      </w:tr>
+      <w:tr>
+        <w:tc>
+          <w:tcPr>
+            <w:tcW w:type="dxa" w:w="2351"/>
             <w:tcMar>
               <w:top w:type="dxa" w:w="60"/>
               <w:left w:type="dxa" w:w="90"/>
@@ -11626,7 +11735,7 @@
         </w:tc>
         <w:tc>
           <w:tcPr>
-            <w:tcW w:type="dxa" w:w="3135"/>
+            <w:tcW w:type="dxa" w:w="2351"/>
             <w:tcMar>
               <w:top w:type="dxa" w:w="60"/>
               <w:left w:type="dxa" w:w="90"/>
@@ -11650,7 +11759,36 @@
         </w:tc>
         <w:tc>
           <w:tcPr>
-            <w:tcW w:type="dxa" w:w="3135"/>
+            <w:tcW w:type="dxa" w:w="2351"/>
+            <w:tcMar>
+              <w:top w:type="dxa" w:w="60"/>
+              <w:left w:type="dxa" w:w="90"/>
+              <w:bottom w:type="dxa" w:w="60"/>
+              <w:right w:type="dxa" w:w="90"/>
+            </w:tcMar>
+          </w:tcPr>
+          <w:p>
+            <w:pPr>
+              <w:spacing w:after="0" w:line="264"/>
+            </w:pPr>
+            <w:r>
+              <w:rPr>
+                <w:rFonts w:ascii="Arial" w:cs="Arial" w:eastAsia="Arial" w:hAnsi="Arial"/>
+                <w:b w:val="false"/>
+                <w:bCs w:val="false"/>
+                <w:i w:val="false"/>
+                <w:iCs w:val="false"/>
+                <w:color w:val="1A1A1A"/>
+                <w:sz w:val="20"/>
+                <w:szCs w:val="20"/>
+              </w:rPr>
+              <w:t xml:space="preserve">____ EUR</w:t>
+            </w:r>
+          </w:p>
+        </w:tc>
+        <w:tc>
+          <w:tcPr>
+            <w:tcW w:type="dxa" w:w="2351"/>
             <w:tcMar>
               <w:top w:type="dxa" w:w="60"/>
               <w:left w:type="dxa" w:w="90"/>
@@ -11693,32 +11831,6 @@
     </w:p>
     <w:p>
       <w:pPr>
-        <w:spacing w:after="120"/>
-      </w:pPr>
-      <w:r>
-        <w:rPr>
-          <w:rFonts w:ascii="Arial" w:cs="Arial" w:eastAsia="Arial" w:hAnsi="Arial"/>
-          <w:b/>
-          <w:bCs/>
-          <w:color w:val="1A1A1A"/>
-          <w:sz w:val="21"/>
-          <w:szCs w:val="21"/>
-        </w:rPr>
-        <w:t xml:space="preserve">Abrechnungsturnus / Fälligkeit (z. B. monatlich im Voraus, jährlich im Voraus): </w:t>
-      </w:r>
-      <w:r>
-        <w:rPr>
-          <w:rFonts w:ascii="Arial" w:cs="Arial" w:eastAsia="Arial" w:hAnsi="Arial"/>
-          <w:color w:val="6B7280"/>
-          <w:sz w:val="21"/>
-          <w:szCs w:val="21"/>
-          <w:u w:val="single"/>
-        </w:rPr>
-        <w:t xml:space="preserve">                                                </w:t>
-      </w:r>
-    </w:p>
-    <w:p>
-      <w:pPr>
         <w:spacing w:after="140" w:before="80"/>
       </w:pPr>
       <w:r>
@@ -11732,121 +11844,7 @@
           <w:sz w:val="18"/>
           <w:szCs w:val="18"/>
         </w:rPr>
-        <w:t xml:space="preserve">Umsatzsteuer: Regelbesteuerung; alle Preise netto zzgl. gesetzlicher USt. USt-IdNr. von NexAI: DE463741277.</w:t>
-      </w:r>
-    </w:p>
-    <w:p>
-      <w:pPr>
-        <w:spacing w:after="80"/>
-      </w:pPr>
-      <w:r>
-        <w:rPr>
-          <w:sz w:val="2"/>
-          <w:szCs w:val="2"/>
-        </w:rPr>
-        <w:t xml:space="preserve"/>
-      </w:r>
-    </w:p>
-    <w:p>
-      <w:pPr>
-        <w:pStyle w:val="Heading1"/>
-        <w:keepNext/>
-        <w:spacing w:after="100" w:before="260"/>
-      </w:pPr>
-      <w:r>
-        <w:rPr>
-          <w:rFonts w:ascii="Arial" w:cs="Arial" w:eastAsia="Arial" w:hAnsi="Arial"/>
-          <w:b/>
-          <w:bCs/>
-          <w:color w:val="1F3A8A"/>
-          <w:sz w:val="24"/>
-          <w:szCs w:val="24"/>
-        </w:rPr>
-        <w:t xml:space="preserve">6.  </w:t>
-      </w:r>
-      <w:r>
-        <w:rPr>
-          <w:rFonts w:ascii="Arial" w:cs="Arial" w:eastAsia="Arial" w:hAnsi="Arial"/>
-          <w:b/>
-          <w:bCs/>
-          <w:i w:val="false"/>
-          <w:iCs w:val="false"/>
-          <w:color w:val="0B0B0F"/>
-          <w:sz w:val="24"/>
-          <w:szCs w:val="24"/>
-        </w:rPr>
-        <w:t xml:space="preserve">Freikontingent und Mehrverbrauch (Overage)</w:t>
-      </w:r>
-    </w:p>
-    <w:p>
-      <w:pPr>
-        <w:spacing w:after="120" w:line="276"/>
-        <w:jc w:val="both"/>
-      </w:pPr>
-      <w:r>
-        <w:rPr>
-          <w:rFonts w:ascii="Arial" w:cs="Arial" w:eastAsia="Arial" w:hAnsi="Arial"/>
-          <w:b w:val="false"/>
-          <w:bCs w:val="false"/>
-          <w:i w:val="false"/>
-          <w:iCs w:val="false"/>
-          <w:color w:val="1A1A1A"/>
-          <w:sz w:val="21"/>
-          <w:szCs w:val="21"/>
-        </w:rPr>
-        <w:t xml:space="preserve">Im Beitrag ist je Agent ein </w:t>
-      </w:r>
-      <w:r>
-        <w:rPr>
-          <w:rFonts w:ascii="Arial" w:cs="Arial" w:eastAsia="Arial" w:hAnsi="Arial"/>
-          <w:b/>
-          <w:bCs/>
-          <w:i w:val="false"/>
-          <w:iCs w:val="false"/>
-          <w:color w:val="1A1A1A"/>
-          <w:sz w:val="21"/>
-          <w:szCs w:val="21"/>
-        </w:rPr>
-        <w:t xml:space="preserve">Freikontingent</w:t>
-      </w:r>
-      <w:r>
-        <w:rPr>
-          <w:rFonts w:ascii="Arial" w:cs="Arial" w:eastAsia="Arial" w:hAnsi="Arial"/>
-          <w:b w:val="false"/>
-          <w:bCs w:val="false"/>
-          <w:i w:val="false"/>
-          <w:iCs w:val="false"/>
-          <w:color w:val="1A1A1A"/>
-          <w:sz w:val="21"/>
-          <w:szCs w:val="21"/>
-        </w:rPr>
-        <w:t xml:space="preserve"> enthalten. Darüber hinausgehender </w:t>
-      </w:r>
-      <w:r>
-        <w:rPr>
-          <w:rFonts w:ascii="Arial" w:cs="Arial" w:eastAsia="Arial" w:hAnsi="Arial"/>
-          <w:b/>
-          <w:bCs/>
-          <w:i w:val="false"/>
-          <w:iCs w:val="false"/>
-          <w:color w:val="1A1A1A"/>
-          <w:sz w:val="21"/>
-          <w:szCs w:val="21"/>
-        </w:rPr>
-        <w:t xml:space="preserve">Mehrverbrauch (Overage)</w:t>
-      </w:r>
-      <w:r>
-        <w:rPr>
-          <w:rFonts w:ascii="Arial" w:cs="Arial" w:eastAsia="Arial" w:hAnsi="Arial"/>
-          <w:b w:val="false"/>
-          <w:bCs w:val="false"/>
-          <w:i w:val="false"/>
-          <w:iCs w:val="false"/>
-          <w:color w:val="1A1A1A"/>
-          <w:sz w:val="21"/>
-          <w:szCs w:val="21"/>
-        </w:rPr>
-        <w:t xml:space="preserve"> wird zum nachstehenden Netto-Einheitspreis abgerechnet und mit dem Beitrag des Folgemonats in Rechnung gestellt. Auf Verlangen des Kunden wird ein Einzelverbindungsnachweis bereitgestellt.</w:t>
+        <w:t xml:space="preserve">Listenpreis ist der Preis der NexAI-Preisliste am Tag der Unterzeichnung. Weicht der vereinbarte Betrag vom Listenpreis ab und hat für NexAI kein Gesellschafter unterschrieben, wird der Vertrag erst wirksam, wenn ein Gesellschafter von NexAI ihn in Textform genehmigt; verweigert NexAI die Genehmigung, kommt der Vertrag nicht zustande (Ziffer 16).</w:t>
       </w:r>
     </w:p>
     <w:p>
@@ -11862,57 +11860,7 @@
           <w:sz w:val="21"/>
           <w:szCs w:val="21"/>
         </w:rPr>
-        <w:t xml:space="preserve">Freikontingent: </w:t>
-      </w:r>
-      <w:r>
-        <w:rPr>
-          <w:rFonts w:ascii="Arial" w:cs="Arial" w:eastAsia="Arial" w:hAnsi="Arial"/>
-          <w:color w:val="1A1A1A"/>
-          <w:sz w:val="21"/>
-          <w:szCs w:val="21"/>
-        </w:rPr>
-        <w:t xml:space="preserve">____ Min./Monat</w:t>
-      </w:r>
-    </w:p>
-    <w:p>
-      <w:pPr>
-        <w:spacing w:after="120"/>
-      </w:pPr>
-      <w:r>
-        <w:rPr>
-          <w:rFonts w:ascii="Arial" w:cs="Arial" w:eastAsia="Arial" w:hAnsi="Arial"/>
-          <w:b/>
-          <w:bCs/>
-          <w:color w:val="1A1A1A"/>
-          <w:sz w:val="21"/>
-          <w:szCs w:val="21"/>
-        </w:rPr>
-        <w:t xml:space="preserve">Mehrverbrauch (Overage): </w:t>
-      </w:r>
-      <w:r>
-        <w:rPr>
-          <w:rFonts w:ascii="Arial" w:cs="Arial" w:eastAsia="Arial" w:hAnsi="Arial"/>
-          <w:color w:val="1A1A1A"/>
-          <w:sz w:val="21"/>
-          <w:szCs w:val="21"/>
-        </w:rPr>
-        <w:t xml:space="preserve">____ EUR/Min. netto</w:t>
-      </w:r>
-    </w:p>
-    <w:p>
-      <w:pPr>
-        <w:spacing w:after="120"/>
-      </w:pPr>
-      <w:r>
-        <w:rPr>
-          <w:rFonts w:ascii="Arial" w:cs="Arial" w:eastAsia="Arial" w:hAnsi="Arial"/>
-          <w:b/>
-          <w:bCs/>
-          <w:color w:val="1A1A1A"/>
-          <w:sz w:val="21"/>
-          <w:szCs w:val="21"/>
-        </w:rPr>
-        <w:t xml:space="preserve">Weiteres Kontingent / Einheit (optional, z. B. Nachrichten/Kontakte): </w:t>
+        <w:t xml:space="preserve">Abrechnungsturnus / Fälligkeit (z. B. monatlich im Voraus, jährlich im Voraus): </w:t>
       </w:r>
       <w:r>
         <w:rPr>
@@ -11923,465 +11871,6 @@
           <w:u w:val="single"/>
         </w:rPr>
         <w:t xml:space="preserve">                                                </w:t>
-      </w:r>
-    </w:p>
-    <w:p>
-      <w:pPr>
-        <w:spacing w:after="120"/>
-      </w:pPr>
-      <w:r>
-        <w:rPr>
-          <w:rFonts w:ascii="Arial" w:cs="Arial" w:eastAsia="Arial" w:hAnsi="Arial"/>
-          <w:b/>
-          <w:bCs/>
-          <w:color w:val="1A1A1A"/>
-          <w:sz w:val="21"/>
-          <w:szCs w:val="21"/>
-        </w:rPr>
-        <w:t xml:space="preserve">Schwelle für die Zwischenabrechnung des Mehrverbrauchs (§ 7 Abs. (5) des Rahmenvertrags): </w:t>
-      </w:r>
-      <w:r>
-        <w:rPr>
-          <w:rFonts w:ascii="Arial" w:cs="Arial" w:eastAsia="Arial" w:hAnsi="Arial"/>
-          <w:color w:val="1A1A1A"/>
-          <w:sz w:val="21"/>
-          <w:szCs w:val="21"/>
-        </w:rPr>
-        <w:t xml:space="preserve">____ EUR</w:t>
-      </w:r>
-    </w:p>
-    <w:p>
-      <w:pPr>
-        <w:spacing w:after="120" w:line="276"/>
-        <w:jc w:val="both"/>
-      </w:pPr>
-      <w:r>
-        <w:rPr>
-          <w:rFonts w:ascii="Arial" w:cs="Arial" w:eastAsia="Arial" w:hAnsi="Arial"/>
-          <w:b/>
-          <w:bCs/>
-          <w:i w:val="false"/>
-          <w:iCs w:val="false"/>
-          <w:color w:val="1A1A1A"/>
-          <w:sz w:val="21"/>
-          <w:szCs w:val="21"/>
-        </w:rPr>
-        <w:t xml:space="preserve">NexAI Mailagent:</w:t>
-      </w:r>
-      <w:r>
-        <w:rPr>
-          <w:rFonts w:ascii="Arial" w:cs="Arial" w:eastAsia="Arial" w:hAnsi="Arial"/>
-          <w:b w:val="false"/>
-          <w:bCs w:val="false"/>
-          <w:i w:val="false"/>
-          <w:iCs w:val="false"/>
-          <w:color w:val="1A1A1A"/>
-          <w:sz w:val="21"/>
-          <w:szCs w:val="21"/>
-        </w:rPr>
-        <w:t xml:space="preserve"> Im monatlichen Beitrag ist Modellverbrauch im Gegenwert von 20,00 EUR netto enthalten. Verbrauch ist das von NexAI für die Instanz des Kunden an den Modellanbieter geschuldete Entgelt nach dessen Preisliste, umgerechnet zum Referenzkurs der Europäischen Zentralbank am Monatsende und in der Monatsauswertung ausgewiesen; Mehrverbrauch wird mit einem Aufschlag von 20 % berechnet. Bei Erreichen von achtzig Prozent des Kostendeckels (Ziffer 3.3) warnt die Anwendung, bei Erreichen des Deckels stellt sie Einstufung und Entwürfe ein, bis der Kunde NexAI in Textform anweist, den Deckel anzuheben [setzt voraus: Kostendeckel und Verbrauchsausweis in EUR; Abrechnung des Mehrverbrauchs aus der Anwendung].</w:t>
-      </w:r>
-    </w:p>
-    <w:p>
-      <w:pPr>
-        <w:spacing w:after="80"/>
-      </w:pPr>
-      <w:r>
-        <w:rPr>
-          <w:sz w:val="2"/>
-          <w:szCs w:val="2"/>
-        </w:rPr>
-        <w:t xml:space="preserve"/>
-      </w:r>
-    </w:p>
-    <w:p>
-      <w:pPr>
-        <w:pStyle w:val="Heading1"/>
-        <w:keepNext/>
-        <w:spacing w:after="100" w:before="260"/>
-      </w:pPr>
-      <w:r>
-        <w:rPr>
-          <w:rFonts w:ascii="Arial" w:cs="Arial" w:eastAsia="Arial" w:hAnsi="Arial"/>
-          <w:b/>
-          <w:bCs/>
-          <w:color w:val="1F3A8A"/>
-          <w:sz w:val="24"/>
-          <w:szCs w:val="24"/>
-        </w:rPr>
-        <w:t xml:space="preserve">7.  </w:t>
-      </w:r>
-      <w:r>
-        <w:rPr>
-          <w:rFonts w:ascii="Arial" w:cs="Arial" w:eastAsia="Arial" w:hAnsi="Arial"/>
-          <w:b/>
-          <w:bCs/>
-          <w:i w:val="false"/>
-          <w:iCs w:val="false"/>
-          <w:color w:val="0B0B0F"/>
-          <w:sz w:val="24"/>
-          <w:szCs w:val="24"/>
-        </w:rPr>
-        <w:t xml:space="preserve">Technisches EUR-Spend-Cap je Agent</w:t>
-      </w:r>
-    </w:p>
-    <w:p>
-      <w:pPr>
-        <w:spacing w:after="120" w:line="276"/>
-        <w:jc w:val="both"/>
-      </w:pPr>
-      <w:r>
-        <w:rPr>
-          <w:rFonts w:ascii="Arial" w:cs="Arial" w:eastAsia="Arial" w:hAnsi="Arial"/>
-          <w:b w:val="false"/>
-          <w:bCs w:val="false"/>
-          <w:i w:val="false"/>
-          <w:iCs w:val="false"/>
-          <w:color w:val="1A1A1A"/>
-          <w:sz w:val="21"/>
-          <w:szCs w:val="21"/>
-        </w:rPr>
-        <w:t xml:space="preserve">Zur Kostenbegrenzung wird je Agent ein technisches Ausgabenlimit (EUR-Spend-Cap) hinterlegt. Ist kein Spend-Cap eingetragen, gilt als Spend-Cap das [Doppelte] des monatlichen Beitrags des betreffenden Agenten. Bei Erreichen des Limits kann der Betrieb des betreffenden Agenten technisch gedrosselt oder ausgesetzt werden. Eine Anhebung des Limits bedarf einer dokumentierten Weisung des Kunden.</w:t>
-      </w:r>
-    </w:p>
-    <w:p>
-      <w:pPr>
-        <w:spacing w:after="120"/>
-      </w:pPr>
-      <w:r>
-        <w:rPr>
-          <w:rFonts w:ascii="Arial" w:cs="Arial" w:eastAsia="Arial" w:hAnsi="Arial"/>
-          <w:b/>
-          <w:bCs/>
-          <w:color w:val="1A1A1A"/>
-          <w:sz w:val="21"/>
-          <w:szCs w:val="21"/>
-        </w:rPr>
-        <w:t xml:space="preserve">EUR-Spend-Cap Agent 1: </w:t>
-      </w:r>
-      <w:r>
-        <w:rPr>
-          <w:rFonts w:ascii="Arial" w:cs="Arial" w:eastAsia="Arial" w:hAnsi="Arial"/>
-          <w:color w:val="1A1A1A"/>
-          <w:sz w:val="21"/>
-          <w:szCs w:val="21"/>
-        </w:rPr>
-        <w:t xml:space="preserve">____ EUR/Monat</w:t>
-      </w:r>
-    </w:p>
-    <w:p>
-      <w:pPr>
-        <w:spacing w:after="120"/>
-      </w:pPr>
-      <w:r>
-        <w:rPr>
-          <w:rFonts w:ascii="Arial" w:cs="Arial" w:eastAsia="Arial" w:hAnsi="Arial"/>
-          <w:b/>
-          <w:bCs/>
-          <w:color w:val="1A1A1A"/>
-          <w:sz w:val="21"/>
-          <w:szCs w:val="21"/>
-        </w:rPr>
-        <w:t xml:space="preserve">EUR-Spend-Cap Agent 2: </w:t>
-      </w:r>
-      <w:r>
-        <w:rPr>
-          <w:rFonts w:ascii="Arial" w:cs="Arial" w:eastAsia="Arial" w:hAnsi="Arial"/>
-          <w:color w:val="1A1A1A"/>
-          <w:sz w:val="21"/>
-          <w:szCs w:val="21"/>
-        </w:rPr>
-        <w:t xml:space="preserve">____ EUR/Monat</w:t>
-      </w:r>
-    </w:p>
-    <w:p>
-      <w:pPr>
-        <w:spacing w:after="120"/>
-      </w:pPr>
-      <w:r>
-        <w:rPr>
-          <w:rFonts w:ascii="Arial" w:cs="Arial" w:eastAsia="Arial" w:hAnsi="Arial"/>
-          <w:b/>
-          <w:bCs/>
-          <w:color w:val="1A1A1A"/>
-          <w:sz w:val="21"/>
-          <w:szCs w:val="21"/>
-        </w:rPr>
-        <w:t xml:space="preserve">EUR-Spend-Cap Agent 3: </w:t>
-      </w:r>
-      <w:r>
-        <w:rPr>
-          <w:rFonts w:ascii="Arial" w:cs="Arial" w:eastAsia="Arial" w:hAnsi="Arial"/>
-          <w:color w:val="1A1A1A"/>
-          <w:sz w:val="21"/>
-          <w:szCs w:val="21"/>
-        </w:rPr>
-        <w:t xml:space="preserve">____ EUR/Monat</w:t>
-      </w:r>
-    </w:p>
-    <w:p>
-      <w:pPr>
-        <w:spacing w:after="80"/>
-      </w:pPr>
-      <w:r>
-        <w:rPr>
-          <w:sz w:val="2"/>
-          <w:szCs w:val="2"/>
-        </w:rPr>
-        <w:t xml:space="preserve"/>
-      </w:r>
-    </w:p>
-    <w:p>
-      <w:pPr>
-        <w:pStyle w:val="Heading1"/>
-        <w:keepNext/>
-        <w:spacing w:after="100" w:before="260"/>
-      </w:pPr>
-      <w:r>
-        <w:rPr>
-          <w:rFonts w:ascii="Arial" w:cs="Arial" w:eastAsia="Arial" w:hAnsi="Arial"/>
-          <w:b/>
-          <w:bCs/>
-          <w:color w:val="1F3A8A"/>
-          <w:sz w:val="24"/>
-          <w:szCs w:val="24"/>
-        </w:rPr>
-        <w:t xml:space="preserve">8.  </w:t>
-      </w:r>
-      <w:r>
-        <w:rPr>
-          <w:rFonts w:ascii="Arial" w:cs="Arial" w:eastAsia="Arial" w:hAnsi="Arial"/>
-          <w:b/>
-          <w:bCs/>
-          <w:i w:val="false"/>
-          <w:iCs w:val="false"/>
-          <w:color w:val="0B0B0F"/>
-          <w:sz w:val="24"/>
-          <w:szCs w:val="24"/>
-        </w:rPr>
-        <w:t xml:space="preserve">Zahlungsweise</w:t>
-      </w:r>
-    </w:p>
-    <w:p>
-      <w:pPr>
-        <w:spacing w:after="60"/>
-        <w:ind w:left="200"/>
-      </w:pPr>
-      <w:r>
-        <w:rPr>
-          <w:rFonts w:ascii="Arial" w:cs="Arial" w:eastAsia="Arial" w:hAnsi="Arial"/>
-          <w:sz w:val="24"/>
-          <w:szCs w:val="24"/>
-        </w:rPr>
-        <w:t xml:space="preserve">☐  </w:t>
-      </w:r>
-      <w:r>
-        <w:rPr>
-          <w:rFonts w:ascii="Arial" w:cs="Arial" w:eastAsia="Arial" w:hAnsi="Arial"/>
-          <w:b/>
-          <w:bCs/>
-          <w:i w:val="false"/>
-          <w:iCs w:val="false"/>
-          <w:color w:val="1A1A1A"/>
-          <w:sz w:val="21"/>
-          <w:szCs w:val="21"/>
-        </w:rPr>
-        <w:t xml:space="preserve">SEPA-Firmenlastschrift (B2B)</w:t>
-      </w:r>
-      <w:r>
-        <w:rPr>
-          <w:rFonts w:ascii="Arial" w:cs="Arial" w:eastAsia="Arial" w:hAnsi="Arial"/>
-          <w:b w:val="false"/>
-          <w:bCs w:val="false"/>
-          <w:i w:val="false"/>
-          <w:iCs w:val="false"/>
-          <w:color w:val="1A1A1A"/>
-          <w:sz w:val="21"/>
-          <w:szCs w:val="21"/>
-        </w:rPr>
-        <w:t xml:space="preserve"> — ein gesondertes SEPA-Firmenlastschriftmandat wird erteilt.</w:t>
-      </w:r>
-    </w:p>
-    <w:p>
-      <w:pPr>
-        <w:spacing w:after="60"/>
-        <w:ind w:left="200"/>
-      </w:pPr>
-      <w:r>
-        <w:rPr>
-          <w:rFonts w:ascii="Arial" w:cs="Arial" w:eastAsia="Arial" w:hAnsi="Arial"/>
-          <w:sz w:val="24"/>
-          <w:szCs w:val="24"/>
-        </w:rPr>
-        <w:t xml:space="preserve">☐  </w:t>
-      </w:r>
-      <w:r>
-        <w:rPr>
-          <w:rFonts w:ascii="Arial" w:cs="Arial" w:eastAsia="Arial" w:hAnsi="Arial"/>
-          <w:b/>
-          <w:bCs/>
-          <w:i w:val="false"/>
-          <w:iCs w:val="false"/>
-          <w:color w:val="1A1A1A"/>
-          <w:sz w:val="21"/>
-          <w:szCs w:val="21"/>
-        </w:rPr>
-        <w:t xml:space="preserve">Überweisung</w:t>
-      </w:r>
-      <w:r>
-        <w:rPr>
-          <w:rFonts w:ascii="Arial" w:cs="Arial" w:eastAsia="Arial" w:hAnsi="Arial"/>
-          <w:b w:val="false"/>
-          <w:bCs w:val="false"/>
-          <w:i w:val="false"/>
-          <w:iCs w:val="false"/>
-          <w:color w:val="1A1A1A"/>
-          <w:sz w:val="21"/>
-          <w:szCs w:val="21"/>
-        </w:rPr>
-        <w:t xml:space="preserve"> — Zahlung nach Rechnungserhalt innerhalb der im Rahmenvertrag / den AGB (B2B) genannten Frist.</w:t>
-      </w:r>
-    </w:p>
-    <w:p>
-      <w:pPr>
-        <w:spacing w:after="80"/>
-      </w:pPr>
-      <w:r>
-        <w:rPr>
-          <w:sz w:val="2"/>
-          <w:szCs w:val="2"/>
-        </w:rPr>
-        <w:t xml:space="preserve"/>
-      </w:r>
-    </w:p>
-    <w:p>
-      <w:pPr>
-        <w:pStyle w:val="Heading1"/>
-        <w:keepNext/>
-        <w:spacing w:after="100" w:before="260"/>
-      </w:pPr>
-      <w:r>
-        <w:rPr>
-          <w:rFonts w:ascii="Arial" w:cs="Arial" w:eastAsia="Arial" w:hAnsi="Arial"/>
-          <w:b/>
-          <w:bCs/>
-          <w:color w:val="1F3A8A"/>
-          <w:sz w:val="24"/>
-          <w:szCs w:val="24"/>
-        </w:rPr>
-        <w:t xml:space="preserve">9.  </w:t>
-      </w:r>
-      <w:r>
-        <w:rPr>
-          <w:rFonts w:ascii="Arial" w:cs="Arial" w:eastAsia="Arial" w:hAnsi="Arial"/>
-          <w:b/>
-          <w:bCs/>
-          <w:i w:val="false"/>
-          <w:iCs w:val="false"/>
-          <w:color w:val="0B0B0F"/>
-          <w:sz w:val="24"/>
-          <w:szCs w:val="24"/>
-        </w:rPr>
-        <w:t xml:space="preserve">Laufzeitmodell</w:t>
-      </w:r>
-    </w:p>
-    <w:p>
-      <w:pPr>
-        <w:spacing w:after="120" w:line="276"/>
-        <w:jc w:val="both"/>
-      </w:pPr>
-      <w:r>
-        <w:rPr>
-          <w:rFonts w:ascii="Arial" w:cs="Arial" w:eastAsia="Arial" w:hAnsi="Arial"/>
-          <w:b w:val="false"/>
-          <w:bCs w:val="false"/>
-          <w:i w:val="false"/>
-          <w:iCs w:val="false"/>
-          <w:color w:val="1A1A1A"/>
-          <w:sz w:val="21"/>
-          <w:szCs w:val="21"/>
-        </w:rPr>
-        <w:t xml:space="preserve">Es ist genau eines der folgenden Modelle zu wählen.</w:t>
-      </w:r>
-    </w:p>
-    <w:p>
-      <w:pPr>
-        <w:spacing w:after="60"/>
-        <w:ind w:left="200"/>
-      </w:pPr>
-      <w:r>
-        <w:rPr>
-          <w:rFonts w:ascii="Arial" w:cs="Arial" w:eastAsia="Arial" w:hAnsi="Arial"/>
-          <w:sz w:val="24"/>
-          <w:szCs w:val="24"/>
-        </w:rPr>
-        <w:t xml:space="preserve">☐  </w:t>
-      </w:r>
-      <w:r>
-        <w:rPr>
-          <w:rFonts w:ascii="Arial" w:cs="Arial" w:eastAsia="Arial" w:hAnsi="Arial"/>
-          <w:b/>
-          <w:bCs/>
-          <w:i w:val="false"/>
-          <w:iCs w:val="false"/>
-          <w:color w:val="1A1A1A"/>
-          <w:sz w:val="21"/>
-          <w:szCs w:val="21"/>
-        </w:rPr>
-        <w:t xml:space="preserve">Monatsmodell</w:t>
-      </w:r>
-      <w:r>
-        <w:rPr>
-          <w:rFonts w:ascii="Arial" w:cs="Arial" w:eastAsia="Arial" w:hAnsi="Arial"/>
-          <w:b w:val="false"/>
-          <w:bCs w:val="false"/>
-          <w:i w:val="false"/>
-          <w:iCs w:val="false"/>
-          <w:color w:val="1A1A1A"/>
-          <w:sz w:val="21"/>
-          <w:szCs w:val="21"/>
-        </w:rPr>
-        <w:t xml:space="preserve"> — monatlich kündbar mit einer Frist von einem Monat zum Monatsende.</w:t>
-      </w:r>
-    </w:p>
-    <w:p>
-      <w:pPr>
-        <w:spacing w:after="60"/>
-        <w:ind w:left="200"/>
-      </w:pPr>
-      <w:r>
-        <w:rPr>
-          <w:rFonts w:ascii="Arial" w:cs="Arial" w:eastAsia="Arial" w:hAnsi="Arial"/>
-          <w:sz w:val="24"/>
-          <w:szCs w:val="24"/>
-        </w:rPr>
-        <w:t xml:space="preserve">☐  </w:t>
-      </w:r>
-      <w:r>
-        <w:rPr>
-          <w:rFonts w:ascii="Arial" w:cs="Arial" w:eastAsia="Arial" w:hAnsi="Arial"/>
-          <w:b/>
-          <w:bCs/>
-          <w:i w:val="false"/>
-          <w:iCs w:val="false"/>
-          <w:color w:val="1A1A1A"/>
-          <w:sz w:val="21"/>
-          <w:szCs w:val="21"/>
-        </w:rPr>
-        <w:t xml:space="preserve">Jahresmodell</w:t>
-      </w:r>
-      <w:r>
-        <w:rPr>
-          <w:rFonts w:ascii="Arial" w:cs="Arial" w:eastAsia="Arial" w:hAnsi="Arial"/>
-          <w:b w:val="false"/>
-          <w:bCs w:val="false"/>
-          <w:i w:val="false"/>
-          <w:iCs w:val="false"/>
-          <w:color w:val="1A1A1A"/>
-          <w:sz w:val="21"/>
-          <w:szCs w:val="21"/>
-        </w:rPr>
-        <w:t xml:space="preserve"> — Mindestlaufzeit 12 Monate; bei ordentlicher Beendigung keine anteilige Rückerstattung des gewährten Preisvorteils (§ 8 Abs. (2) des Rahmenvertrags); Verlängerung um jeweils 12 Monate, Kündigung mit einer Frist von einem Monat zum Laufzeitende.</w:t>
       </w:r>
     </w:p>
     <w:p>
@@ -12399,7 +11888,7 @@
           <w:sz w:val="18"/>
           <w:szCs w:val="18"/>
         </w:rPr>
-        <w:t xml:space="preserve">Das Recht zur außerordentlichen Kündigung aus wichtigem Grund bleibt für beide Parteien unberührt.</w:t>
+        <w:t xml:space="preserve">Umsatzsteuer: Regelbesteuerung; alle Preise netto zzgl. gesetzlicher USt. USt-IdNr. von NexAI: DE463741277.</w:t>
       </w:r>
     </w:p>
     <w:p>
@@ -12429,7 +11918,7 @@
           <w:sz w:val="24"/>
           <w:szCs w:val="24"/>
         </w:rPr>
-        <w:t xml:space="preserve">10.  </w:t>
+        <w:t xml:space="preserve">6.  </w:t>
       </w:r>
       <w:r>
         <w:rPr>
@@ -12442,112 +11931,211 @@
           <w:sz w:val="24"/>
           <w:szCs w:val="24"/>
         </w:rPr>
-        <w:t xml:space="preserve">Befugnisse der Agenten</w:t>
-      </w:r>
-    </w:p>
-    <w:p>
-      <w:pPr>
-        <w:spacing w:after="60"/>
-        <w:ind w:left="200"/>
-      </w:pPr>
-      <w:r>
-        <w:rPr>
-          <w:rFonts w:ascii="Arial" w:cs="Arial" w:eastAsia="Arial" w:hAnsi="Arial"/>
-          <w:sz w:val="24"/>
-          <w:szCs w:val="24"/>
-        </w:rPr>
-        <w:t xml:space="preserve">☐  </w:t>
-      </w:r>
-      <w:r>
-        <w:rPr>
-          <w:rFonts w:ascii="Arial" w:cs="Arial" w:eastAsia="Arial" w:hAnsi="Arial"/>
-          <w:b w:val="false"/>
-          <w:bCs w:val="false"/>
-          <w:i w:val="false"/>
-          <w:iCs w:val="false"/>
-          <w:color w:val="1A1A1A"/>
-          <w:sz w:val="21"/>
-          <w:szCs w:val="21"/>
-        </w:rPr>
-        <w:t xml:space="preserve">Der Kunde bestätigt: Die Agenten geben </w:t>
-      </w:r>
-      <w:r>
-        <w:rPr>
-          <w:rFonts w:ascii="Arial" w:cs="Arial" w:eastAsia="Arial" w:hAnsi="Arial"/>
-          <w:b/>
-          <w:bCs/>
-          <w:i w:val="false"/>
-          <w:iCs w:val="false"/>
-          <w:color w:val="1A1A1A"/>
-          <w:sz w:val="21"/>
-          <w:szCs w:val="21"/>
-        </w:rPr>
-        <w:t xml:space="preserve">KEINE rechtsverbindlichen Zusagen</w:t>
-      </w:r>
-      <w:r>
-        <w:rPr>
-          <w:rFonts w:ascii="Arial" w:cs="Arial" w:eastAsia="Arial" w:hAnsi="Arial"/>
-          <w:b w:val="false"/>
-          <w:bCs w:val="false"/>
-          <w:i w:val="false"/>
-          <w:iCs w:val="false"/>
-          <w:color w:val="1A1A1A"/>
-          <w:sz w:val="21"/>
-          <w:szCs w:val="21"/>
-        </w:rPr>
-        <w:t xml:space="preserve"> ab (keine Preis- oder Konditionszusagen, Bestellungen oder Vertragsschlüsse). Sie sind auf </w:t>
-      </w:r>
-      <w:r>
-        <w:rPr>
-          <w:rFonts w:ascii="Arial" w:cs="Arial" w:eastAsia="Arial" w:hAnsi="Arial"/>
-          <w:b/>
-          <w:bCs/>
-          <w:i w:val="false"/>
-          <w:iCs w:val="false"/>
-          <w:color w:val="1A1A1A"/>
-          <w:sz w:val="21"/>
-          <w:szCs w:val="21"/>
-        </w:rPr>
-        <w:t xml:space="preserve">Auskunft und Terminvereinbarung</w:t>
-      </w:r>
-      <w:r>
-        <w:rPr>
-          <w:rFonts w:ascii="Arial" w:cs="Arial" w:eastAsia="Arial" w:hAnsi="Arial"/>
-          <w:b w:val="false"/>
-          <w:bCs w:val="false"/>
-          <w:i w:val="false"/>
-          <w:iCs w:val="false"/>
-          <w:color w:val="1A1A1A"/>
-          <w:sz w:val="21"/>
-          <w:szCs w:val="21"/>
-        </w:rPr>
-        <w:t xml:space="preserve"> innerhalb der hinterlegten Verfügbarkeiten beschränkt (</w:t>
-      </w:r>
-      <w:r>
-        <w:rPr>
-          <w:rFonts w:ascii="Arial" w:cs="Arial" w:eastAsia="Arial" w:hAnsi="Arial"/>
-          <w:b/>
-          <w:bCs/>
-          <w:i w:val="false"/>
-          <w:iCs w:val="false"/>
-          <w:color w:val="1A1A1A"/>
-          <w:sz w:val="21"/>
-          <w:szCs w:val="21"/>
-        </w:rPr>
-        <w:t xml:space="preserve">keine Abschlussvollmacht</w:t>
-      </w:r>
-      <w:r>
-        <w:rPr>
-          <w:rFonts w:ascii="Arial" w:cs="Arial" w:eastAsia="Arial" w:hAnsi="Arial"/>
-          <w:b w:val="false"/>
-          <w:bCs w:val="false"/>
-          <w:i w:val="false"/>
-          <w:iCs w:val="false"/>
-          <w:color w:val="1A1A1A"/>
-          <w:sz w:val="21"/>
-          <w:szCs w:val="21"/>
-        </w:rPr>
-        <w:t xml:space="preserve">, § 6 des Rahmenvertrags).</w:t>
+        <w:t xml:space="preserve">Freikontingent und Mehrverbrauch (Overage)</w:t>
+      </w:r>
+    </w:p>
+    <w:p>
+      <w:pPr>
+        <w:spacing w:after="120" w:line="276"/>
+        <w:jc w:val="both"/>
+      </w:pPr>
+      <w:r>
+        <w:rPr>
+          <w:rFonts w:ascii="Arial" w:cs="Arial" w:eastAsia="Arial" w:hAnsi="Arial"/>
+          <w:b w:val="false"/>
+          <w:bCs w:val="false"/>
+          <w:i w:val="false"/>
+          <w:iCs w:val="false"/>
+          <w:color w:val="1A1A1A"/>
+          <w:sz w:val="21"/>
+          <w:szCs w:val="21"/>
+        </w:rPr>
+        <w:t xml:space="preserve">Im Beitrag ist je Agent ein </w:t>
+      </w:r>
+      <w:r>
+        <w:rPr>
+          <w:rFonts w:ascii="Arial" w:cs="Arial" w:eastAsia="Arial" w:hAnsi="Arial"/>
+          <w:b/>
+          <w:bCs/>
+          <w:i w:val="false"/>
+          <w:iCs w:val="false"/>
+          <w:color w:val="1A1A1A"/>
+          <w:sz w:val="21"/>
+          <w:szCs w:val="21"/>
+        </w:rPr>
+        <w:t xml:space="preserve">Freikontingent</w:t>
+      </w:r>
+      <w:r>
+        <w:rPr>
+          <w:rFonts w:ascii="Arial" w:cs="Arial" w:eastAsia="Arial" w:hAnsi="Arial"/>
+          <w:b w:val="false"/>
+          <w:bCs w:val="false"/>
+          <w:i w:val="false"/>
+          <w:iCs w:val="false"/>
+          <w:color w:val="1A1A1A"/>
+          <w:sz w:val="21"/>
+          <w:szCs w:val="21"/>
+        </w:rPr>
+        <w:t xml:space="preserve"> enthalten. Darüber hinausgehender </w:t>
+      </w:r>
+      <w:r>
+        <w:rPr>
+          <w:rFonts w:ascii="Arial" w:cs="Arial" w:eastAsia="Arial" w:hAnsi="Arial"/>
+          <w:b/>
+          <w:bCs/>
+          <w:i w:val="false"/>
+          <w:iCs w:val="false"/>
+          <w:color w:val="1A1A1A"/>
+          <w:sz w:val="21"/>
+          <w:szCs w:val="21"/>
+        </w:rPr>
+        <w:t xml:space="preserve">Mehrverbrauch (Overage)</w:t>
+      </w:r>
+      <w:r>
+        <w:rPr>
+          <w:rFonts w:ascii="Arial" w:cs="Arial" w:eastAsia="Arial" w:hAnsi="Arial"/>
+          <w:b w:val="false"/>
+          <w:bCs w:val="false"/>
+          <w:i w:val="false"/>
+          <w:iCs w:val="false"/>
+          <w:color w:val="1A1A1A"/>
+          <w:sz w:val="21"/>
+          <w:szCs w:val="21"/>
+        </w:rPr>
+        <w:t xml:space="preserve"> wird zum nachstehenden Netto-Einheitspreis abgerechnet und mit dem Beitrag des Folgemonats in Rechnung gestellt. Auf Verlangen des Kunden wird ein Einzelverbindungsnachweis bereitgestellt.</w:t>
+      </w:r>
+    </w:p>
+    <w:p>
+      <w:pPr>
+        <w:spacing w:after="120"/>
+      </w:pPr>
+      <w:r>
+        <w:rPr>
+          <w:rFonts w:ascii="Arial" w:cs="Arial" w:eastAsia="Arial" w:hAnsi="Arial"/>
+          <w:b/>
+          <w:bCs/>
+          <w:color w:val="1A1A1A"/>
+          <w:sz w:val="21"/>
+          <w:szCs w:val="21"/>
+        </w:rPr>
+        <w:t xml:space="preserve">Freikontingent: </w:t>
+      </w:r>
+      <w:r>
+        <w:rPr>
+          <w:rFonts w:ascii="Arial" w:cs="Arial" w:eastAsia="Arial" w:hAnsi="Arial"/>
+          <w:color w:val="1A1A1A"/>
+          <w:sz w:val="21"/>
+          <w:szCs w:val="21"/>
+        </w:rPr>
+        <w:t xml:space="preserve">____ Min./Monat</w:t>
+      </w:r>
+    </w:p>
+    <w:p>
+      <w:pPr>
+        <w:spacing w:after="120"/>
+      </w:pPr>
+      <w:r>
+        <w:rPr>
+          <w:rFonts w:ascii="Arial" w:cs="Arial" w:eastAsia="Arial" w:hAnsi="Arial"/>
+          <w:b/>
+          <w:bCs/>
+          <w:color w:val="1A1A1A"/>
+          <w:sz w:val="21"/>
+          <w:szCs w:val="21"/>
+        </w:rPr>
+        <w:t xml:space="preserve">Mehrverbrauch (Overage): </w:t>
+      </w:r>
+      <w:r>
+        <w:rPr>
+          <w:rFonts w:ascii="Arial" w:cs="Arial" w:eastAsia="Arial" w:hAnsi="Arial"/>
+          <w:color w:val="1A1A1A"/>
+          <w:sz w:val="21"/>
+          <w:szCs w:val="21"/>
+        </w:rPr>
+        <w:t xml:space="preserve">____ EUR/Min. netto</w:t>
+      </w:r>
+    </w:p>
+    <w:p>
+      <w:pPr>
+        <w:spacing w:after="120"/>
+      </w:pPr>
+      <w:r>
+        <w:rPr>
+          <w:rFonts w:ascii="Arial" w:cs="Arial" w:eastAsia="Arial" w:hAnsi="Arial"/>
+          <w:b/>
+          <w:bCs/>
+          <w:color w:val="1A1A1A"/>
+          <w:sz w:val="21"/>
+          <w:szCs w:val="21"/>
+        </w:rPr>
+        <w:t xml:space="preserve">Weiteres Kontingent / Einheit (optional, z. B. Nachrichten/Kontakte): </w:t>
+      </w:r>
+      <w:r>
+        <w:rPr>
+          <w:rFonts w:ascii="Arial" w:cs="Arial" w:eastAsia="Arial" w:hAnsi="Arial"/>
+          <w:color w:val="6B7280"/>
+          <w:sz w:val="21"/>
+          <w:szCs w:val="21"/>
+          <w:u w:val="single"/>
+        </w:rPr>
+        <w:t xml:space="preserve">                                                </w:t>
+      </w:r>
+    </w:p>
+    <w:p>
+      <w:pPr>
+        <w:spacing w:after="120"/>
+      </w:pPr>
+      <w:r>
+        <w:rPr>
+          <w:rFonts w:ascii="Arial" w:cs="Arial" w:eastAsia="Arial" w:hAnsi="Arial"/>
+          <w:b/>
+          <w:bCs/>
+          <w:color w:val="1A1A1A"/>
+          <w:sz w:val="21"/>
+          <w:szCs w:val="21"/>
+        </w:rPr>
+        <w:t xml:space="preserve">Schwelle für die Zwischenabrechnung des Mehrverbrauchs (§ 7 Abs. (5) des Rahmenvertrags): </w:t>
+      </w:r>
+      <w:r>
+        <w:rPr>
+          <w:rFonts w:ascii="Arial" w:cs="Arial" w:eastAsia="Arial" w:hAnsi="Arial"/>
+          <w:color w:val="1A1A1A"/>
+          <w:sz w:val="21"/>
+          <w:szCs w:val="21"/>
+        </w:rPr>
+        <w:t xml:space="preserve">____ EUR</w:t>
+      </w:r>
+    </w:p>
+    <w:p>
+      <w:pPr>
+        <w:spacing w:after="120" w:line="276"/>
+        <w:jc w:val="both"/>
+      </w:pPr>
+      <w:r>
+        <w:rPr>
+          <w:rFonts w:ascii="Arial" w:cs="Arial" w:eastAsia="Arial" w:hAnsi="Arial"/>
+          <w:b/>
+          <w:bCs/>
+          <w:i w:val="false"/>
+          <w:iCs w:val="false"/>
+          <w:color w:val="1A1A1A"/>
+          <w:sz w:val="21"/>
+          <w:szCs w:val="21"/>
+        </w:rPr>
+        <w:t xml:space="preserve">NexAI Mailagent:</w:t>
+      </w:r>
+      <w:r>
+        <w:rPr>
+          <w:rFonts w:ascii="Arial" w:cs="Arial" w:eastAsia="Arial" w:hAnsi="Arial"/>
+          <w:b w:val="false"/>
+          <w:bCs w:val="false"/>
+          <w:i w:val="false"/>
+          <w:iCs w:val="false"/>
+          <w:color w:val="1A1A1A"/>
+          <w:sz w:val="21"/>
+          <w:szCs w:val="21"/>
+        </w:rPr>
+        <w:t xml:space="preserve"> Im monatlichen Beitrag ist Modellverbrauch im Gegenwert von 20,00 EUR netto enthalten. Verbrauch ist das von NexAI für die Instanz des Kunden an den Modellanbieter geschuldete Entgelt nach dessen Preisliste, umgerechnet zum Referenzkurs der Europäischen Zentralbank am Monatsende und in der Monatsauswertung ausgewiesen; Mehrverbrauch wird mit einem Aufschlag von 20 % berechnet. Bei Erreichen von achtzig Prozent des Kostendeckels (Ziffer 3.3) warnt die Anwendung, bei Erreichen des Deckels stellt sie Einstufung und Entwürfe ein, bis der Kunde NexAI in Textform anweist, den Deckel anzuheben [setzt voraus: Kostendeckel und Verbrauchsausweis in EUR; Abrechnung des Mehrverbrauchs aus der Anwendung].</w:t>
       </w:r>
     </w:p>
     <w:p>
@@ -12577,7 +12165,7 @@
           <w:sz w:val="24"/>
           <w:szCs w:val="24"/>
         </w:rPr>
-        <w:t xml:space="preserve">11.  </w:t>
+        <w:t xml:space="preserve">7.  </w:t>
       </w:r>
       <w:r>
         <w:rPr>
@@ -12590,7 +12178,7 @@
           <w:sz w:val="24"/>
           <w:szCs w:val="24"/>
         </w:rPr>
-        <w:t xml:space="preserve">KI-Transparenz und Aufzeichnung</w:t>
+        <w:t xml:space="preserve">Technisches EUR-Spend-Cap je Agent</w:t>
       </w:r>
     </w:p>
     <w:p>
@@ -12609,210 +12197,82 @@
           <w:sz w:val="21"/>
           <w:szCs w:val="21"/>
         </w:rPr>
-        <w:t xml:space="preserve">Die </w:t>
-      </w:r>
-      <w:r>
-        <w:rPr>
-          <w:rFonts w:ascii="Arial" w:cs="Arial" w:eastAsia="Arial" w:hAnsi="Arial"/>
-          <w:b/>
-          <w:bCs/>
-          <w:i w:val="false"/>
-          <w:iCs w:val="false"/>
-          <w:color w:val="1A1A1A"/>
-          <w:sz w:val="21"/>
-          <w:szCs w:val="21"/>
-        </w:rPr>
-        <w:t xml:space="preserve">KI-Kennzeichnung/Transparenzpflicht nach Art. 50 KI-VO</w:t>
-      </w:r>
-      <w:r>
-        <w:rPr>
-          <w:rFonts w:ascii="Arial" w:cs="Arial" w:eastAsia="Arial" w:hAnsi="Arial"/>
-          <w:b w:val="false"/>
-          <w:bCs w:val="false"/>
-          <w:i w:val="false"/>
-          <w:iCs w:val="false"/>
-          <w:color w:val="1A1A1A"/>
-          <w:sz w:val="21"/>
-          <w:szCs w:val="21"/>
-        </w:rPr>
-        <w:t xml:space="preserve"> ist verbindlicher, nicht abschaltbarer Leistungsbestandteil: Endnutzer werden stets darauf hingewiesen, dass sie mit einem KI-System interagieren. Für den NexAI Mailagent gilt Anlage A Ziffer 5.4 Abs. (6).</w:t>
-      </w:r>
-    </w:p>
-    <w:p>
-      <w:pPr>
-        <w:spacing w:after="120" w:line="276"/>
-        <w:jc w:val="both"/>
-      </w:pPr>
-      <w:r>
-        <w:rPr>
-          <w:rFonts w:ascii="Arial" w:cs="Arial" w:eastAsia="Arial" w:hAnsi="Arial"/>
-          <w:b w:val="false"/>
-          <w:bCs w:val="false"/>
-          <w:i w:val="false"/>
-          <w:iCs w:val="false"/>
-          <w:color w:val="1A1A1A"/>
-          <w:sz w:val="21"/>
-          <w:szCs w:val="21"/>
-        </w:rPr>
-        <w:t xml:space="preserve">Eine </w:t>
-      </w:r>
-      <w:r>
-        <w:rPr>
-          <w:rFonts w:ascii="Arial" w:cs="Arial" w:eastAsia="Arial" w:hAnsi="Arial"/>
-          <w:b/>
-          <w:bCs/>
-          <w:i w:val="false"/>
-          <w:iCs w:val="false"/>
-          <w:color w:val="1A1A1A"/>
-          <w:sz w:val="21"/>
-          <w:szCs w:val="21"/>
-        </w:rPr>
-        <w:t xml:space="preserve">Tonaufzeichnung</w:t>
-      </w:r>
-      <w:r>
-        <w:rPr>
-          <w:rFonts w:ascii="Arial" w:cs="Arial" w:eastAsia="Arial" w:hAnsi="Arial"/>
-          <w:b w:val="false"/>
-          <w:bCs w:val="false"/>
-          <w:i w:val="false"/>
-          <w:iCs w:val="false"/>
-          <w:color w:val="1A1A1A"/>
-          <w:sz w:val="21"/>
-          <w:szCs w:val="21"/>
-        </w:rPr>
-        <w:t xml:space="preserve"> von Gesprächen ist </w:t>
-      </w:r>
-      <w:r>
-        <w:rPr>
-          <w:rFonts w:ascii="Arial" w:cs="Arial" w:eastAsia="Arial" w:hAnsi="Arial"/>
-          <w:b/>
-          <w:bCs/>
-          <w:i w:val="false"/>
-          <w:iCs w:val="false"/>
-          <w:color w:val="1A1A1A"/>
-          <w:sz w:val="21"/>
-          <w:szCs w:val="21"/>
-        </w:rPr>
-        <w:t xml:space="preserve">standardmäßig deaktiviert</w:t>
-      </w:r>
-      <w:r>
-        <w:rPr>
-          <w:rFonts w:ascii="Arial" w:cs="Arial" w:eastAsia="Arial" w:hAnsi="Arial"/>
-          <w:b w:val="false"/>
-          <w:bCs w:val="false"/>
-          <w:i w:val="false"/>
-          <w:iCs w:val="false"/>
-          <w:color w:val="1A1A1A"/>
-          <w:sz w:val="21"/>
-          <w:szCs w:val="21"/>
-        </w:rPr>
-        <w:t xml:space="preserve">; Wortprotokolle speichert NexAI nicht dauerhaft (§ 5 des Rahmenvertrags). Beides wird nur auf dokumentierte Weisung des Kunden aktiviert; dann erfolgt zusätzlich zur KI-Ansage ein Aufzeichnungshinweis. Der Kunde ist für das Vorliegen einer tragfähigen Rechtsgrundlage verantwortlich.</w:t>
-      </w:r>
-    </w:p>
-    <w:p>
-      <w:pPr>
-        <w:spacing w:after="60"/>
-        <w:ind w:left="200"/>
-      </w:pPr>
-      <w:r>
-        <w:rPr>
-          <w:rFonts w:ascii="Arial" w:cs="Arial" w:eastAsia="Arial" w:hAnsi="Arial"/>
-          <w:sz w:val="24"/>
-          <w:szCs w:val="24"/>
-        </w:rPr>
-        <w:t xml:space="preserve">☐  </w:t>
-      </w:r>
-      <w:r>
-        <w:rPr>
-          <w:rFonts w:ascii="Arial" w:cs="Arial" w:eastAsia="Arial" w:hAnsi="Arial"/>
-          <w:b w:val="false"/>
-          <w:bCs w:val="false"/>
-          <w:i w:val="false"/>
-          <w:iCs w:val="false"/>
-          <w:color w:val="1A1A1A"/>
-          <w:sz w:val="21"/>
-          <w:szCs w:val="21"/>
-        </w:rPr>
-        <w:t xml:space="preserve">Tonaufzeichnung und dauerhafte Speicherung von Wortprotokollen </w:t>
-      </w:r>
-      <w:r>
-        <w:rPr>
-          <w:rFonts w:ascii="Arial" w:cs="Arial" w:eastAsia="Arial" w:hAnsi="Arial"/>
-          <w:b/>
-          <w:bCs/>
-          <w:i w:val="false"/>
-          <w:iCs w:val="false"/>
-          <w:color w:val="1A1A1A"/>
-          <w:sz w:val="21"/>
-          <w:szCs w:val="21"/>
-        </w:rPr>
-        <w:t xml:space="preserve">deaktiviert (Standard)</w:t>
-      </w:r>
-      <w:r>
-        <w:rPr>
-          <w:rFonts w:ascii="Arial" w:cs="Arial" w:eastAsia="Arial" w:hAnsi="Arial"/>
-          <w:b w:val="false"/>
-          <w:bCs w:val="false"/>
-          <w:i w:val="false"/>
-          <w:iCs w:val="false"/>
-          <w:color w:val="1A1A1A"/>
-          <w:sz w:val="21"/>
-          <w:szCs w:val="21"/>
-        </w:rPr>
-        <w:t xml:space="preserve">.</w:t>
-      </w:r>
-    </w:p>
-    <w:p>
-      <w:pPr>
-        <w:spacing w:after="60"/>
-        <w:ind w:left="200"/>
-      </w:pPr>
-      <w:r>
-        <w:rPr>
-          <w:rFonts w:ascii="Arial" w:cs="Arial" w:eastAsia="Arial" w:hAnsi="Arial"/>
-          <w:sz w:val="24"/>
-          <w:szCs w:val="24"/>
-        </w:rPr>
-        <w:t xml:space="preserve">☐  </w:t>
-      </w:r>
-      <w:r>
-        <w:rPr>
-          <w:rFonts w:ascii="Arial" w:cs="Arial" w:eastAsia="Arial" w:hAnsi="Arial"/>
-          <w:b w:val="false"/>
-          <w:bCs w:val="false"/>
-          <w:i w:val="false"/>
-          <w:iCs w:val="false"/>
-          <w:color w:val="1A1A1A"/>
-          <w:sz w:val="21"/>
-          <w:szCs w:val="21"/>
-        </w:rPr>
-        <w:t xml:space="preserve">Tonaufzeichnung bzw. dauerhafte Speicherung von Wortprotokollen </w:t>
-      </w:r>
-      <w:r>
-        <w:rPr>
-          <w:rFonts w:ascii="Arial" w:cs="Arial" w:eastAsia="Arial" w:hAnsi="Arial"/>
-          <w:b/>
-          <w:bCs/>
-          <w:i w:val="false"/>
-          <w:iCs w:val="false"/>
-          <w:color w:val="1A1A1A"/>
-          <w:sz w:val="21"/>
-          <w:szCs w:val="21"/>
-        </w:rPr>
-        <w:t xml:space="preserve">auf Weisung aktiviert</w:t>
-      </w:r>
-      <w:r>
-        <w:rPr>
-          <w:rFonts w:ascii="Arial" w:cs="Arial" w:eastAsia="Arial" w:hAnsi="Arial"/>
-          <w:b w:val="false"/>
-          <w:bCs w:val="false"/>
-          <w:i w:val="false"/>
-          <w:iCs w:val="false"/>
-          <w:color w:val="1A1A1A"/>
-          <w:sz w:val="21"/>
-          <w:szCs w:val="21"/>
-        </w:rPr>
-        <w:t xml:space="preserve"> (Pflicht-Ansage mit Aufzeichnungshinweis).</w:t>
+        <w:t xml:space="preserve">Zur Kostenbegrenzung wird je Agent ein technisches Ausgabenlimit (EUR-Spend-Cap) hinterlegt. Ist kein Spend-Cap eingetragen, gilt als Spend-Cap das [Doppelte] des monatlichen Beitrags des betreffenden Agenten. Bei Erreichen des Limits kann der Betrieb des betreffenden Agenten technisch gedrosselt oder ausgesetzt werden. Eine Anhebung des Limits bedarf einer dokumentierten Weisung des Kunden.</w:t>
+      </w:r>
+    </w:p>
+    <w:p>
+      <w:pPr>
+        <w:spacing w:after="120"/>
+      </w:pPr>
+      <w:r>
+        <w:rPr>
+          <w:rFonts w:ascii="Arial" w:cs="Arial" w:eastAsia="Arial" w:hAnsi="Arial"/>
+          <w:b/>
+          <w:bCs/>
+          <w:color w:val="1A1A1A"/>
+          <w:sz w:val="21"/>
+          <w:szCs w:val="21"/>
+        </w:rPr>
+        <w:t xml:space="preserve">EUR-Spend-Cap Agent 1: </w:t>
+      </w:r>
+      <w:r>
+        <w:rPr>
+          <w:rFonts w:ascii="Arial" w:cs="Arial" w:eastAsia="Arial" w:hAnsi="Arial"/>
+          <w:color w:val="1A1A1A"/>
+          <w:sz w:val="21"/>
+          <w:szCs w:val="21"/>
+        </w:rPr>
+        <w:t xml:space="preserve">____ EUR/Monat</w:t>
+      </w:r>
+    </w:p>
+    <w:p>
+      <w:pPr>
+        <w:spacing w:after="120"/>
+      </w:pPr>
+      <w:r>
+        <w:rPr>
+          <w:rFonts w:ascii="Arial" w:cs="Arial" w:eastAsia="Arial" w:hAnsi="Arial"/>
+          <w:b/>
+          <w:bCs/>
+          <w:color w:val="1A1A1A"/>
+          <w:sz w:val="21"/>
+          <w:szCs w:val="21"/>
+        </w:rPr>
+        <w:t xml:space="preserve">EUR-Spend-Cap Agent 2: </w:t>
+      </w:r>
+      <w:r>
+        <w:rPr>
+          <w:rFonts w:ascii="Arial" w:cs="Arial" w:eastAsia="Arial" w:hAnsi="Arial"/>
+          <w:color w:val="1A1A1A"/>
+          <w:sz w:val="21"/>
+          <w:szCs w:val="21"/>
+        </w:rPr>
+        <w:t xml:space="preserve">____ EUR/Monat</w:t>
+      </w:r>
+    </w:p>
+    <w:p>
+      <w:pPr>
+        <w:spacing w:after="120"/>
+      </w:pPr>
+      <w:r>
+        <w:rPr>
+          <w:rFonts w:ascii="Arial" w:cs="Arial" w:eastAsia="Arial" w:hAnsi="Arial"/>
+          <w:b/>
+          <w:bCs/>
+          <w:color w:val="1A1A1A"/>
+          <w:sz w:val="21"/>
+          <w:szCs w:val="21"/>
+        </w:rPr>
+        <w:t xml:space="preserve">EUR-Spend-Cap Agent 3: </w:t>
+      </w:r>
+      <w:r>
+        <w:rPr>
+          <w:rFonts w:ascii="Arial" w:cs="Arial" w:eastAsia="Arial" w:hAnsi="Arial"/>
+          <w:color w:val="1A1A1A"/>
+          <w:sz w:val="21"/>
+          <w:szCs w:val="21"/>
+        </w:rPr>
+        <w:t xml:space="preserve">____ EUR/Monat</w:t>
       </w:r>
     </w:p>
     <w:p>
@@ -12842,7 +12302,7 @@
           <w:sz w:val="24"/>
           <w:szCs w:val="24"/>
         </w:rPr>
-        <w:t xml:space="preserve">12.  </w:t>
+        <w:t xml:space="preserve">8.  </w:t>
       </w:r>
       <w:r>
         <w:rPr>
@@ -12855,7 +12315,7 @@
           <w:sz w:val="24"/>
           <w:szCs w:val="24"/>
         </w:rPr>
-        <w:t xml:space="preserve">Rufnummern</w:t>
+        <w:t xml:space="preserve">Zahlungsweise</w:t>
       </w:r>
     </w:p>
     <w:p>
@@ -12874,41 +12334,28 @@
       <w:r>
         <w:rPr>
           <w:rFonts w:ascii="Arial" w:cs="Arial" w:eastAsia="Arial" w:hAnsi="Arial"/>
-          <w:b w:val="false"/>
-          <w:bCs w:val="false"/>
-          <w:i w:val="false"/>
-          <w:iCs w:val="false"/>
-          <w:color w:val="1A1A1A"/>
-          <w:sz w:val="21"/>
-          <w:szCs w:val="21"/>
-        </w:rPr>
-        <w:t xml:space="preserve">Rufnummer(n) </w:t>
-      </w:r>
-      <w:r>
-        <w:rPr>
-          <w:rFonts w:ascii="Arial" w:cs="Arial" w:eastAsia="Arial" w:hAnsi="Arial"/>
-          <w:b/>
-          <w:bCs/>
-          <w:i w:val="false"/>
-          <w:iCs w:val="false"/>
-          <w:color w:val="1A1A1A"/>
-          <w:sz w:val="21"/>
-          <w:szCs w:val="21"/>
-        </w:rPr>
-        <w:t xml:space="preserve">vom Kunden mitgebracht</w:t>
-      </w:r>
-      <w:r>
-        <w:rPr>
-          <w:rFonts w:ascii="Arial" w:cs="Arial" w:eastAsia="Arial" w:hAnsi="Arial"/>
-          <w:b w:val="false"/>
-          <w:bCs w:val="false"/>
-          <w:i w:val="false"/>
-          <w:iCs w:val="false"/>
-          <w:color w:val="1A1A1A"/>
-          <w:sz w:val="21"/>
-          <w:szCs w:val="21"/>
-        </w:rPr>
-        <w:t xml:space="preserve"> (Kundeneigentum).</w:t>
+          <w:b/>
+          <w:bCs/>
+          <w:i w:val="false"/>
+          <w:iCs w:val="false"/>
+          <w:color w:val="1A1A1A"/>
+          <w:sz w:val="21"/>
+          <w:szCs w:val="21"/>
+        </w:rPr>
+        <w:t xml:space="preserve">SEPA-Firmenlastschrift (B2B)</w:t>
+      </w:r>
+      <w:r>
+        <w:rPr>
+          <w:rFonts w:ascii="Arial" w:cs="Arial" w:eastAsia="Arial" w:hAnsi="Arial"/>
+          <w:b w:val="false"/>
+          <w:bCs w:val="false"/>
+          <w:i w:val="false"/>
+          <w:iCs w:val="false"/>
+          <w:color w:val="1A1A1A"/>
+          <w:sz w:val="21"/>
+          <w:szCs w:val="21"/>
+        </w:rPr>
+        <w:t xml:space="preserve"> — ein gesondertes SEPA-Firmenlastschriftmandat wird erteilt.</w:t>
       </w:r>
     </w:p>
     <w:p>
@@ -12927,93 +12374,28 @@
       <w:r>
         <w:rPr>
           <w:rFonts w:ascii="Arial" w:cs="Arial" w:eastAsia="Arial" w:hAnsi="Arial"/>
-          <w:b w:val="false"/>
-          <w:bCs w:val="false"/>
-          <w:i w:val="false"/>
-          <w:iCs w:val="false"/>
-          <w:color w:val="1A1A1A"/>
-          <w:sz w:val="21"/>
-          <w:szCs w:val="21"/>
-        </w:rPr>
-        <w:t xml:space="preserve">Rufnummer(n) </w:t>
-      </w:r>
-      <w:r>
-        <w:rPr>
-          <w:rFonts w:ascii="Arial" w:cs="Arial" w:eastAsia="Arial" w:hAnsi="Arial"/>
-          <w:b/>
-          <w:bCs/>
-          <w:i w:val="false"/>
-          <w:iCs w:val="false"/>
-          <w:color w:val="1A1A1A"/>
-          <w:sz w:val="21"/>
-          <w:szCs w:val="21"/>
-        </w:rPr>
-        <w:t xml:space="preserve">von NexAI gestellt</w:t>
-      </w:r>
-      <w:r>
-        <w:rPr>
-          <w:rFonts w:ascii="Arial" w:cs="Arial" w:eastAsia="Arial" w:hAnsi="Arial"/>
-          <w:b w:val="false"/>
-          <w:bCs w:val="false"/>
-          <w:i w:val="false"/>
-          <w:iCs w:val="false"/>
-          <w:color w:val="1A1A1A"/>
-          <w:sz w:val="21"/>
-          <w:szCs w:val="21"/>
-        </w:rPr>
-        <w:t xml:space="preserve"> (Betriebsmittel; kein Herausgabeanspruch).</w:t>
-      </w:r>
-    </w:p>
-    <w:p>
-      <w:pPr>
-        <w:spacing w:after="120"/>
-      </w:pPr>
-      <w:r>
-        <w:rPr>
-          <w:rFonts w:ascii="Arial" w:cs="Arial" w:eastAsia="Arial" w:hAnsi="Arial"/>
-          <w:b/>
-          <w:bCs/>
-          <w:color w:val="1A1A1A"/>
-          <w:sz w:val="21"/>
-          <w:szCs w:val="21"/>
-        </w:rPr>
-        <w:t xml:space="preserve">Betroffene Rufnummer(n): </w:t>
-      </w:r>
-      <w:r>
-        <w:rPr>
-          <w:rFonts w:ascii="Arial" w:cs="Arial" w:eastAsia="Arial" w:hAnsi="Arial"/>
-          <w:color w:val="6B7280"/>
-          <w:sz w:val="21"/>
-          <w:szCs w:val="21"/>
-          <w:u w:val="single"/>
-        </w:rPr>
-        <w:t xml:space="preserve">                                                </w:t>
-      </w:r>
-    </w:p>
-    <w:p>
-      <w:pPr>
-        <w:spacing w:after="120"/>
-      </w:pPr>
-      <w:r>
-        <w:rPr>
-          <w:rFonts w:ascii="Arial" w:cs="Arial" w:eastAsia="Arial" w:hAnsi="Arial"/>
-          <w:b/>
-          <w:bCs/>
-          <w:color w:val="1A1A1A"/>
-          <w:sz w:val="21"/>
-          <w:szCs w:val="21"/>
-        </w:rPr>
-        <w:t xml:space="preserve">Registrierungsinhaber der Rufnummer(n): </w:t>
-      </w:r>
-      <w:r>
-        <w:rPr>
-          <w:rFonts w:ascii="Arial" w:cs="Arial" w:eastAsia="Arial" w:hAnsi="Arial"/>
-          <w:color w:val="6B7280"/>
-          <w:sz w:val="21"/>
-          <w:szCs w:val="21"/>
-          <w:u w:val="single"/>
-        </w:rPr>
-        <w:t xml:space="preserve">                                                </w:t>
+          <w:b/>
+          <w:bCs/>
+          <w:i w:val="false"/>
+          <w:iCs w:val="false"/>
+          <w:color w:val="1A1A1A"/>
+          <w:sz w:val="21"/>
+          <w:szCs w:val="21"/>
+        </w:rPr>
+        <w:t xml:space="preserve">Überweisung</w:t>
+      </w:r>
+      <w:r>
+        <w:rPr>
+          <w:rFonts w:ascii="Arial" w:cs="Arial" w:eastAsia="Arial" w:hAnsi="Arial"/>
+          <w:b w:val="false"/>
+          <w:bCs w:val="false"/>
+          <w:i w:val="false"/>
+          <w:iCs w:val="false"/>
+          <w:color w:val="1A1A1A"/>
+          <w:sz w:val="21"/>
+          <w:szCs w:val="21"/>
+        </w:rPr>
+        <w:t xml:space="preserve"> — Zahlung nach Rechnungserhalt innerhalb der im Rahmenvertrag / den AGB (B2B) genannten Frist.</w:t>
       </w:r>
     </w:p>
     <w:p>
@@ -13043,7 +12425,7 @@
           <w:sz w:val="24"/>
           <w:szCs w:val="24"/>
         </w:rPr>
-        <w:t xml:space="preserve">13.  </w:t>
+        <w:t xml:space="preserve">9.  </w:t>
       </w:r>
       <w:r>
         <w:rPr>
@@ -13056,85 +12438,106 @@
           <w:sz w:val="24"/>
           <w:szCs w:val="24"/>
         </w:rPr>
-        <w:t xml:space="preserve">Notfall- und Rückfallkontakt</w:t>
-      </w:r>
-    </w:p>
-    <w:p>
-      <w:pPr>
-        <w:spacing w:after="120"/>
-      </w:pPr>
-      <w:r>
-        <w:rPr>
-          <w:rFonts w:ascii="Arial" w:cs="Arial" w:eastAsia="Arial" w:hAnsi="Arial"/>
-          <w:b/>
-          <w:bCs/>
-          <w:color w:val="1A1A1A"/>
-          <w:sz w:val="21"/>
-          <w:szCs w:val="21"/>
-        </w:rPr>
-        <w:t xml:space="preserve">Notfallkontakt (Name): </w:t>
-      </w:r>
-      <w:r>
-        <w:rPr>
-          <w:rFonts w:ascii="Arial" w:cs="Arial" w:eastAsia="Arial" w:hAnsi="Arial"/>
-          <w:color w:val="6B7280"/>
-          <w:sz w:val="21"/>
-          <w:szCs w:val="21"/>
-          <w:u w:val="single"/>
-        </w:rPr>
-        <w:t xml:space="preserve">                                                </w:t>
-      </w:r>
-    </w:p>
-    <w:p>
-      <w:pPr>
-        <w:spacing w:after="120"/>
-      </w:pPr>
-      <w:r>
-        <w:rPr>
-          <w:rFonts w:ascii="Arial" w:cs="Arial" w:eastAsia="Arial" w:hAnsi="Arial"/>
-          <w:b/>
-          <w:bCs/>
-          <w:color w:val="1A1A1A"/>
-          <w:sz w:val="21"/>
-          <w:szCs w:val="21"/>
-        </w:rPr>
-        <w:t xml:space="preserve">Notfallkontakt (Telefon / E-Mail): </w:t>
-      </w:r>
-      <w:r>
-        <w:rPr>
-          <w:rFonts w:ascii="Arial" w:cs="Arial" w:eastAsia="Arial" w:hAnsi="Arial"/>
-          <w:color w:val="6B7280"/>
-          <w:sz w:val="21"/>
-          <w:szCs w:val="21"/>
-          <w:u w:val="single"/>
-        </w:rPr>
-        <w:t xml:space="preserve">                                                </w:t>
-      </w:r>
-    </w:p>
-    <w:p>
-      <w:pPr>
-        <w:spacing w:after="120"/>
-      </w:pPr>
-      <w:r>
-        <w:rPr>
-          <w:rFonts w:ascii="Arial" w:cs="Arial" w:eastAsia="Arial" w:hAnsi="Arial"/>
-          <w:b/>
-          <w:bCs/>
-          <w:color w:val="1A1A1A"/>
-          <w:sz w:val="21"/>
-          <w:szCs w:val="21"/>
-        </w:rPr>
-        <w:t xml:space="preserve">Rückfallnummer für gescheiterte Weiterleitungen im Gespräch: </w:t>
-      </w:r>
-      <w:r>
-        <w:rPr>
-          <w:rFonts w:ascii="Arial" w:cs="Arial" w:eastAsia="Arial" w:hAnsi="Arial"/>
-          <w:color w:val="6B7280"/>
-          <w:sz w:val="21"/>
-          <w:szCs w:val="21"/>
-          <w:u w:val="single"/>
-        </w:rPr>
-        <w:t xml:space="preserve">                                                </w:t>
+        <w:t xml:space="preserve">Laufzeitmodell</w:t>
+      </w:r>
+    </w:p>
+    <w:p>
+      <w:pPr>
+        <w:spacing w:after="120" w:line="276"/>
+        <w:jc w:val="both"/>
+      </w:pPr>
+      <w:r>
+        <w:rPr>
+          <w:rFonts w:ascii="Arial" w:cs="Arial" w:eastAsia="Arial" w:hAnsi="Arial"/>
+          <w:b w:val="false"/>
+          <w:bCs w:val="false"/>
+          <w:i w:val="false"/>
+          <w:iCs w:val="false"/>
+          <w:color w:val="1A1A1A"/>
+          <w:sz w:val="21"/>
+          <w:szCs w:val="21"/>
+        </w:rPr>
+        <w:t xml:space="preserve">Es ist genau eines der folgenden Modelle zu wählen.</w:t>
+      </w:r>
+    </w:p>
+    <w:p>
+      <w:pPr>
+        <w:spacing w:after="60"/>
+        <w:ind w:left="200"/>
+      </w:pPr>
+      <w:r>
+        <w:rPr>
+          <w:rFonts w:ascii="Arial" w:cs="Arial" w:eastAsia="Arial" w:hAnsi="Arial"/>
+          <w:sz w:val="24"/>
+          <w:szCs w:val="24"/>
+        </w:rPr>
+        <w:t xml:space="preserve">☐  </w:t>
+      </w:r>
+      <w:r>
+        <w:rPr>
+          <w:rFonts w:ascii="Arial" w:cs="Arial" w:eastAsia="Arial" w:hAnsi="Arial"/>
+          <w:b/>
+          <w:bCs/>
+          <w:i w:val="false"/>
+          <w:iCs w:val="false"/>
+          <w:color w:val="1A1A1A"/>
+          <w:sz w:val="21"/>
+          <w:szCs w:val="21"/>
+        </w:rPr>
+        <w:t xml:space="preserve">Monatsmodell</w:t>
+      </w:r>
+      <w:r>
+        <w:rPr>
+          <w:rFonts w:ascii="Arial" w:cs="Arial" w:eastAsia="Arial" w:hAnsi="Arial"/>
+          <w:b w:val="false"/>
+          <w:bCs w:val="false"/>
+          <w:i w:val="false"/>
+          <w:iCs w:val="false"/>
+          <w:color w:val="1A1A1A"/>
+          <w:sz w:val="21"/>
+          <w:szCs w:val="21"/>
+        </w:rPr>
+        <w:t xml:space="preserve"> — monatlich kündbar mit einer Frist von einem Monat zum Monatsende.</w:t>
+      </w:r>
+    </w:p>
+    <w:p>
+      <w:pPr>
+        <w:spacing w:after="60"/>
+        <w:ind w:left="200"/>
+      </w:pPr>
+      <w:r>
+        <w:rPr>
+          <w:rFonts w:ascii="Arial" w:cs="Arial" w:eastAsia="Arial" w:hAnsi="Arial"/>
+          <w:sz w:val="24"/>
+          <w:szCs w:val="24"/>
+        </w:rPr>
+        <w:t xml:space="preserve">☐  </w:t>
+      </w:r>
+      <w:r>
+        <w:rPr>
+          <w:rFonts w:ascii="Arial" w:cs="Arial" w:eastAsia="Arial" w:hAnsi="Arial"/>
+          <w:b/>
+          <w:bCs/>
+          <w:i w:val="false"/>
+          <w:iCs w:val="false"/>
+          <w:color w:val="1A1A1A"/>
+          <w:sz w:val="21"/>
+          <w:szCs w:val="21"/>
+        </w:rPr>
+        <w:t xml:space="preserve">Jahresmodell</w:t>
+      </w:r>
+      <w:r>
+        <w:rPr>
+          <w:rFonts w:ascii="Arial" w:cs="Arial" w:eastAsia="Arial" w:hAnsi="Arial"/>
+          <w:b w:val="false"/>
+          <w:bCs w:val="false"/>
+          <w:i w:val="false"/>
+          <w:iCs w:val="false"/>
+          <w:color w:val="1A1A1A"/>
+          <w:sz w:val="21"/>
+          <w:szCs w:val="21"/>
+        </w:rPr>
+        <w:t xml:space="preserve"> — Mindestlaufzeit 12 Monate; bei ordentlicher Beendigung keine anteilige Rückerstattung des gewährten Preisvorteils (§ 8 Abs. (2) des Rahmenvertrags); Verlängerung um jeweils 12 Monate, Kündigung mit einer Frist von einem Monat zum Laufzeitende.</w:t>
       </w:r>
     </w:p>
     <w:p>
@@ -13152,7 +12555,7 @@
           <w:sz w:val="18"/>
           <w:szCs w:val="18"/>
         </w:rPr>
-        <w:t xml:space="preserve">Bei Ausfall der Telefonie erfolgt keine automatische Umleitung; der Kunde richtet hierfür eine Rufumleitung bei seinem Netzbetreiber ein (Anlage C Ziffer 8 Abs. (2)).</w:t>
+        <w:t xml:space="preserve">Das Recht zur außerordentlichen Kündigung aus wichtigem Grund bleibt für beide Parteien unberührt.</w:t>
       </w:r>
     </w:p>
     <w:p>
@@ -13182,7 +12585,7 @@
           <w:sz w:val="24"/>
           <w:szCs w:val="24"/>
         </w:rPr>
-        <w:t xml:space="preserve">14.  </w:t>
+        <w:t xml:space="preserve">10.  </w:t>
       </w:r>
       <w:r>
         <w:rPr>
@@ -13195,7 +12598,526 @@
           <w:sz w:val="24"/>
           <w:szCs w:val="24"/>
         </w:rPr>
-        <w:t xml:space="preserve">Einrichtung und Start</w:t>
+        <w:t xml:space="preserve">Befugnisse der Agenten</w:t>
+      </w:r>
+    </w:p>
+    <w:p>
+      <w:pPr>
+        <w:spacing w:after="60"/>
+        <w:ind w:left="200"/>
+      </w:pPr>
+      <w:r>
+        <w:rPr>
+          <w:rFonts w:ascii="Arial" w:cs="Arial" w:eastAsia="Arial" w:hAnsi="Arial"/>
+          <w:sz w:val="24"/>
+          <w:szCs w:val="24"/>
+        </w:rPr>
+        <w:t xml:space="preserve">☐  </w:t>
+      </w:r>
+      <w:r>
+        <w:rPr>
+          <w:rFonts w:ascii="Arial" w:cs="Arial" w:eastAsia="Arial" w:hAnsi="Arial"/>
+          <w:b w:val="false"/>
+          <w:bCs w:val="false"/>
+          <w:i w:val="false"/>
+          <w:iCs w:val="false"/>
+          <w:color w:val="1A1A1A"/>
+          <w:sz w:val="21"/>
+          <w:szCs w:val="21"/>
+        </w:rPr>
+        <w:t xml:space="preserve">Der Kunde bestätigt: Die Agenten geben </w:t>
+      </w:r>
+      <w:r>
+        <w:rPr>
+          <w:rFonts w:ascii="Arial" w:cs="Arial" w:eastAsia="Arial" w:hAnsi="Arial"/>
+          <w:b/>
+          <w:bCs/>
+          <w:i w:val="false"/>
+          <w:iCs w:val="false"/>
+          <w:color w:val="1A1A1A"/>
+          <w:sz w:val="21"/>
+          <w:szCs w:val="21"/>
+        </w:rPr>
+        <w:t xml:space="preserve">KEINE rechtsverbindlichen Zusagen</w:t>
+      </w:r>
+      <w:r>
+        <w:rPr>
+          <w:rFonts w:ascii="Arial" w:cs="Arial" w:eastAsia="Arial" w:hAnsi="Arial"/>
+          <w:b w:val="false"/>
+          <w:bCs w:val="false"/>
+          <w:i w:val="false"/>
+          <w:iCs w:val="false"/>
+          <w:color w:val="1A1A1A"/>
+          <w:sz w:val="21"/>
+          <w:szCs w:val="21"/>
+        </w:rPr>
+        <w:t xml:space="preserve"> ab (keine Preis- oder Konditionszusagen, Bestellungen oder Vertragsschlüsse). Sie sind auf </w:t>
+      </w:r>
+      <w:r>
+        <w:rPr>
+          <w:rFonts w:ascii="Arial" w:cs="Arial" w:eastAsia="Arial" w:hAnsi="Arial"/>
+          <w:b/>
+          <w:bCs/>
+          <w:i w:val="false"/>
+          <w:iCs w:val="false"/>
+          <w:color w:val="1A1A1A"/>
+          <w:sz w:val="21"/>
+          <w:szCs w:val="21"/>
+        </w:rPr>
+        <w:t xml:space="preserve">Auskunft und Terminvereinbarung</w:t>
+      </w:r>
+      <w:r>
+        <w:rPr>
+          <w:rFonts w:ascii="Arial" w:cs="Arial" w:eastAsia="Arial" w:hAnsi="Arial"/>
+          <w:b w:val="false"/>
+          <w:bCs w:val="false"/>
+          <w:i w:val="false"/>
+          <w:iCs w:val="false"/>
+          <w:color w:val="1A1A1A"/>
+          <w:sz w:val="21"/>
+          <w:szCs w:val="21"/>
+        </w:rPr>
+        <w:t xml:space="preserve"> innerhalb der hinterlegten Verfügbarkeiten beschränkt (</w:t>
+      </w:r>
+      <w:r>
+        <w:rPr>
+          <w:rFonts w:ascii="Arial" w:cs="Arial" w:eastAsia="Arial" w:hAnsi="Arial"/>
+          <w:b/>
+          <w:bCs/>
+          <w:i w:val="false"/>
+          <w:iCs w:val="false"/>
+          <w:color w:val="1A1A1A"/>
+          <w:sz w:val="21"/>
+          <w:szCs w:val="21"/>
+        </w:rPr>
+        <w:t xml:space="preserve">keine Abschlussvollmacht</w:t>
+      </w:r>
+      <w:r>
+        <w:rPr>
+          <w:rFonts w:ascii="Arial" w:cs="Arial" w:eastAsia="Arial" w:hAnsi="Arial"/>
+          <w:b w:val="false"/>
+          <w:bCs w:val="false"/>
+          <w:i w:val="false"/>
+          <w:iCs w:val="false"/>
+          <w:color w:val="1A1A1A"/>
+          <w:sz w:val="21"/>
+          <w:szCs w:val="21"/>
+        </w:rPr>
+        <w:t xml:space="preserve">, § 6 des Rahmenvertrags).</w:t>
+      </w:r>
+    </w:p>
+    <w:p>
+      <w:pPr>
+        <w:spacing w:after="80"/>
+      </w:pPr>
+      <w:r>
+        <w:rPr>
+          <w:sz w:val="2"/>
+          <w:szCs w:val="2"/>
+        </w:rPr>
+        <w:t xml:space="preserve"/>
+      </w:r>
+    </w:p>
+    <w:p>
+      <w:pPr>
+        <w:pStyle w:val="Heading1"/>
+        <w:keepNext/>
+        <w:spacing w:after="100" w:before="260"/>
+      </w:pPr>
+      <w:r>
+        <w:rPr>
+          <w:rFonts w:ascii="Arial" w:cs="Arial" w:eastAsia="Arial" w:hAnsi="Arial"/>
+          <w:b/>
+          <w:bCs/>
+          <w:color w:val="1F3A8A"/>
+          <w:sz w:val="24"/>
+          <w:szCs w:val="24"/>
+        </w:rPr>
+        <w:t xml:space="preserve">11.  </w:t>
+      </w:r>
+      <w:r>
+        <w:rPr>
+          <w:rFonts w:ascii="Arial" w:cs="Arial" w:eastAsia="Arial" w:hAnsi="Arial"/>
+          <w:b/>
+          <w:bCs/>
+          <w:i w:val="false"/>
+          <w:iCs w:val="false"/>
+          <w:color w:val="0B0B0F"/>
+          <w:sz w:val="24"/>
+          <w:szCs w:val="24"/>
+        </w:rPr>
+        <w:t xml:space="preserve">KI-Transparenz und Aufzeichnung</w:t>
+      </w:r>
+    </w:p>
+    <w:p>
+      <w:pPr>
+        <w:spacing w:after="120" w:line="276"/>
+        <w:jc w:val="both"/>
+      </w:pPr>
+      <w:r>
+        <w:rPr>
+          <w:rFonts w:ascii="Arial" w:cs="Arial" w:eastAsia="Arial" w:hAnsi="Arial"/>
+          <w:b w:val="false"/>
+          <w:bCs w:val="false"/>
+          <w:i w:val="false"/>
+          <w:iCs w:val="false"/>
+          <w:color w:val="1A1A1A"/>
+          <w:sz w:val="21"/>
+          <w:szCs w:val="21"/>
+        </w:rPr>
+        <w:t xml:space="preserve">Die </w:t>
+      </w:r>
+      <w:r>
+        <w:rPr>
+          <w:rFonts w:ascii="Arial" w:cs="Arial" w:eastAsia="Arial" w:hAnsi="Arial"/>
+          <w:b/>
+          <w:bCs/>
+          <w:i w:val="false"/>
+          <w:iCs w:val="false"/>
+          <w:color w:val="1A1A1A"/>
+          <w:sz w:val="21"/>
+          <w:szCs w:val="21"/>
+        </w:rPr>
+        <w:t xml:space="preserve">KI-Kennzeichnung/Transparenzpflicht nach Art. 50 KI-VO</w:t>
+      </w:r>
+      <w:r>
+        <w:rPr>
+          <w:rFonts w:ascii="Arial" w:cs="Arial" w:eastAsia="Arial" w:hAnsi="Arial"/>
+          <w:b w:val="false"/>
+          <w:bCs w:val="false"/>
+          <w:i w:val="false"/>
+          <w:iCs w:val="false"/>
+          <w:color w:val="1A1A1A"/>
+          <w:sz w:val="21"/>
+          <w:szCs w:val="21"/>
+        </w:rPr>
+        <w:t xml:space="preserve"> ist verbindlicher, nicht abschaltbarer Leistungsbestandteil: Endnutzer werden stets darauf hingewiesen, dass sie mit einem KI-System interagieren. Für den NexAI Mailagent gilt Anlage A Ziffer 5.4 Abs. (6).</w:t>
+      </w:r>
+    </w:p>
+    <w:p>
+      <w:pPr>
+        <w:spacing w:after="120" w:line="276"/>
+        <w:jc w:val="both"/>
+      </w:pPr>
+      <w:r>
+        <w:rPr>
+          <w:rFonts w:ascii="Arial" w:cs="Arial" w:eastAsia="Arial" w:hAnsi="Arial"/>
+          <w:b w:val="false"/>
+          <w:bCs w:val="false"/>
+          <w:i w:val="false"/>
+          <w:iCs w:val="false"/>
+          <w:color w:val="1A1A1A"/>
+          <w:sz w:val="21"/>
+          <w:szCs w:val="21"/>
+        </w:rPr>
+        <w:t xml:space="preserve">Eine </w:t>
+      </w:r>
+      <w:r>
+        <w:rPr>
+          <w:rFonts w:ascii="Arial" w:cs="Arial" w:eastAsia="Arial" w:hAnsi="Arial"/>
+          <w:b/>
+          <w:bCs/>
+          <w:i w:val="false"/>
+          <w:iCs w:val="false"/>
+          <w:color w:val="1A1A1A"/>
+          <w:sz w:val="21"/>
+          <w:szCs w:val="21"/>
+        </w:rPr>
+        <w:t xml:space="preserve">Tonaufzeichnung</w:t>
+      </w:r>
+      <w:r>
+        <w:rPr>
+          <w:rFonts w:ascii="Arial" w:cs="Arial" w:eastAsia="Arial" w:hAnsi="Arial"/>
+          <w:b w:val="false"/>
+          <w:bCs w:val="false"/>
+          <w:i w:val="false"/>
+          <w:iCs w:val="false"/>
+          <w:color w:val="1A1A1A"/>
+          <w:sz w:val="21"/>
+          <w:szCs w:val="21"/>
+        </w:rPr>
+        <w:t xml:space="preserve"> von Gesprächen ist </w:t>
+      </w:r>
+      <w:r>
+        <w:rPr>
+          <w:rFonts w:ascii="Arial" w:cs="Arial" w:eastAsia="Arial" w:hAnsi="Arial"/>
+          <w:b/>
+          <w:bCs/>
+          <w:i w:val="false"/>
+          <w:iCs w:val="false"/>
+          <w:color w:val="1A1A1A"/>
+          <w:sz w:val="21"/>
+          <w:szCs w:val="21"/>
+        </w:rPr>
+        <w:t xml:space="preserve">standardmäßig deaktiviert</w:t>
+      </w:r>
+      <w:r>
+        <w:rPr>
+          <w:rFonts w:ascii="Arial" w:cs="Arial" w:eastAsia="Arial" w:hAnsi="Arial"/>
+          <w:b w:val="false"/>
+          <w:bCs w:val="false"/>
+          <w:i w:val="false"/>
+          <w:iCs w:val="false"/>
+          <w:color w:val="1A1A1A"/>
+          <w:sz w:val="21"/>
+          <w:szCs w:val="21"/>
+        </w:rPr>
+        <w:t xml:space="preserve">; Wortprotokolle speichert NexAI nicht dauerhaft (§ 5 des Rahmenvertrags). Beides wird nur auf dokumentierte Weisung des Kunden aktiviert; dann erfolgt zusätzlich zur KI-Ansage ein Aufzeichnungshinweis. Der Kunde ist für das Vorliegen einer tragfähigen Rechtsgrundlage verantwortlich.</w:t>
+      </w:r>
+    </w:p>
+    <w:p>
+      <w:pPr>
+        <w:spacing w:after="60"/>
+        <w:ind w:left="200"/>
+      </w:pPr>
+      <w:r>
+        <w:rPr>
+          <w:rFonts w:ascii="Arial" w:cs="Arial" w:eastAsia="Arial" w:hAnsi="Arial"/>
+          <w:sz w:val="24"/>
+          <w:szCs w:val="24"/>
+        </w:rPr>
+        <w:t xml:space="preserve">☐  </w:t>
+      </w:r>
+      <w:r>
+        <w:rPr>
+          <w:rFonts w:ascii="Arial" w:cs="Arial" w:eastAsia="Arial" w:hAnsi="Arial"/>
+          <w:b w:val="false"/>
+          <w:bCs w:val="false"/>
+          <w:i w:val="false"/>
+          <w:iCs w:val="false"/>
+          <w:color w:val="1A1A1A"/>
+          <w:sz w:val="21"/>
+          <w:szCs w:val="21"/>
+        </w:rPr>
+        <w:t xml:space="preserve">Tonaufzeichnung und dauerhafte Speicherung von Wortprotokollen </w:t>
+      </w:r>
+      <w:r>
+        <w:rPr>
+          <w:rFonts w:ascii="Arial" w:cs="Arial" w:eastAsia="Arial" w:hAnsi="Arial"/>
+          <w:b/>
+          <w:bCs/>
+          <w:i w:val="false"/>
+          <w:iCs w:val="false"/>
+          <w:color w:val="1A1A1A"/>
+          <w:sz w:val="21"/>
+          <w:szCs w:val="21"/>
+        </w:rPr>
+        <w:t xml:space="preserve">deaktiviert (Standard)</w:t>
+      </w:r>
+      <w:r>
+        <w:rPr>
+          <w:rFonts w:ascii="Arial" w:cs="Arial" w:eastAsia="Arial" w:hAnsi="Arial"/>
+          <w:b w:val="false"/>
+          <w:bCs w:val="false"/>
+          <w:i w:val="false"/>
+          <w:iCs w:val="false"/>
+          <w:color w:val="1A1A1A"/>
+          <w:sz w:val="21"/>
+          <w:szCs w:val="21"/>
+        </w:rPr>
+        <w:t xml:space="preserve">.</w:t>
+      </w:r>
+    </w:p>
+    <w:p>
+      <w:pPr>
+        <w:spacing w:after="60"/>
+        <w:ind w:left="200"/>
+      </w:pPr>
+      <w:r>
+        <w:rPr>
+          <w:rFonts w:ascii="Arial" w:cs="Arial" w:eastAsia="Arial" w:hAnsi="Arial"/>
+          <w:sz w:val="24"/>
+          <w:szCs w:val="24"/>
+        </w:rPr>
+        <w:t xml:space="preserve">☐  </w:t>
+      </w:r>
+      <w:r>
+        <w:rPr>
+          <w:rFonts w:ascii="Arial" w:cs="Arial" w:eastAsia="Arial" w:hAnsi="Arial"/>
+          <w:b w:val="false"/>
+          <w:bCs w:val="false"/>
+          <w:i w:val="false"/>
+          <w:iCs w:val="false"/>
+          <w:color w:val="1A1A1A"/>
+          <w:sz w:val="21"/>
+          <w:szCs w:val="21"/>
+        </w:rPr>
+        <w:t xml:space="preserve">Tonaufzeichnung bzw. dauerhafte Speicherung von Wortprotokollen </w:t>
+      </w:r>
+      <w:r>
+        <w:rPr>
+          <w:rFonts w:ascii="Arial" w:cs="Arial" w:eastAsia="Arial" w:hAnsi="Arial"/>
+          <w:b/>
+          <w:bCs/>
+          <w:i w:val="false"/>
+          <w:iCs w:val="false"/>
+          <w:color w:val="1A1A1A"/>
+          <w:sz w:val="21"/>
+          <w:szCs w:val="21"/>
+        </w:rPr>
+        <w:t xml:space="preserve">auf Weisung aktiviert</w:t>
+      </w:r>
+      <w:r>
+        <w:rPr>
+          <w:rFonts w:ascii="Arial" w:cs="Arial" w:eastAsia="Arial" w:hAnsi="Arial"/>
+          <w:b w:val="false"/>
+          <w:bCs w:val="false"/>
+          <w:i w:val="false"/>
+          <w:iCs w:val="false"/>
+          <w:color w:val="1A1A1A"/>
+          <w:sz w:val="21"/>
+          <w:szCs w:val="21"/>
+        </w:rPr>
+        <w:t xml:space="preserve"> (Pflicht-Ansage mit Aufzeichnungshinweis).</w:t>
+      </w:r>
+    </w:p>
+    <w:p>
+      <w:pPr>
+        <w:spacing w:after="80"/>
+      </w:pPr>
+      <w:r>
+        <w:rPr>
+          <w:sz w:val="2"/>
+          <w:szCs w:val="2"/>
+        </w:rPr>
+        <w:t xml:space="preserve"/>
+      </w:r>
+    </w:p>
+    <w:p>
+      <w:pPr>
+        <w:pStyle w:val="Heading1"/>
+        <w:keepNext/>
+        <w:spacing w:after="100" w:before="260"/>
+      </w:pPr>
+      <w:r>
+        <w:rPr>
+          <w:rFonts w:ascii="Arial" w:cs="Arial" w:eastAsia="Arial" w:hAnsi="Arial"/>
+          <w:b/>
+          <w:bCs/>
+          <w:color w:val="1F3A8A"/>
+          <w:sz w:val="24"/>
+          <w:szCs w:val="24"/>
+        </w:rPr>
+        <w:t xml:space="preserve">12.  </w:t>
+      </w:r>
+      <w:r>
+        <w:rPr>
+          <w:rFonts w:ascii="Arial" w:cs="Arial" w:eastAsia="Arial" w:hAnsi="Arial"/>
+          <w:b/>
+          <w:bCs/>
+          <w:i w:val="false"/>
+          <w:iCs w:val="false"/>
+          <w:color w:val="0B0B0F"/>
+          <w:sz w:val="24"/>
+          <w:szCs w:val="24"/>
+        </w:rPr>
+        <w:t xml:space="preserve">Rufnummern</w:t>
+      </w:r>
+    </w:p>
+    <w:p>
+      <w:pPr>
+        <w:spacing w:after="60"/>
+        <w:ind w:left="200"/>
+      </w:pPr>
+      <w:r>
+        <w:rPr>
+          <w:rFonts w:ascii="Arial" w:cs="Arial" w:eastAsia="Arial" w:hAnsi="Arial"/>
+          <w:sz w:val="24"/>
+          <w:szCs w:val="24"/>
+        </w:rPr>
+        <w:t xml:space="preserve">☐  </w:t>
+      </w:r>
+      <w:r>
+        <w:rPr>
+          <w:rFonts w:ascii="Arial" w:cs="Arial" w:eastAsia="Arial" w:hAnsi="Arial"/>
+          <w:b w:val="false"/>
+          <w:bCs w:val="false"/>
+          <w:i w:val="false"/>
+          <w:iCs w:val="false"/>
+          <w:color w:val="1A1A1A"/>
+          <w:sz w:val="21"/>
+          <w:szCs w:val="21"/>
+        </w:rPr>
+        <w:t xml:space="preserve">Rufnummer(n) </w:t>
+      </w:r>
+      <w:r>
+        <w:rPr>
+          <w:rFonts w:ascii="Arial" w:cs="Arial" w:eastAsia="Arial" w:hAnsi="Arial"/>
+          <w:b/>
+          <w:bCs/>
+          <w:i w:val="false"/>
+          <w:iCs w:val="false"/>
+          <w:color w:val="1A1A1A"/>
+          <w:sz w:val="21"/>
+          <w:szCs w:val="21"/>
+        </w:rPr>
+        <w:t xml:space="preserve">vom Kunden mitgebracht</w:t>
+      </w:r>
+      <w:r>
+        <w:rPr>
+          <w:rFonts w:ascii="Arial" w:cs="Arial" w:eastAsia="Arial" w:hAnsi="Arial"/>
+          <w:b w:val="false"/>
+          <w:bCs w:val="false"/>
+          <w:i w:val="false"/>
+          <w:iCs w:val="false"/>
+          <w:color w:val="1A1A1A"/>
+          <w:sz w:val="21"/>
+          <w:szCs w:val="21"/>
+        </w:rPr>
+        <w:t xml:space="preserve"> (Kundeneigentum).</w:t>
+      </w:r>
+    </w:p>
+    <w:p>
+      <w:pPr>
+        <w:spacing w:after="60"/>
+        <w:ind w:left="200"/>
+      </w:pPr>
+      <w:r>
+        <w:rPr>
+          <w:rFonts w:ascii="Arial" w:cs="Arial" w:eastAsia="Arial" w:hAnsi="Arial"/>
+          <w:sz w:val="24"/>
+          <w:szCs w:val="24"/>
+        </w:rPr>
+        <w:t xml:space="preserve">☐  </w:t>
+      </w:r>
+      <w:r>
+        <w:rPr>
+          <w:rFonts w:ascii="Arial" w:cs="Arial" w:eastAsia="Arial" w:hAnsi="Arial"/>
+          <w:b w:val="false"/>
+          <w:bCs w:val="false"/>
+          <w:i w:val="false"/>
+          <w:iCs w:val="false"/>
+          <w:color w:val="1A1A1A"/>
+          <w:sz w:val="21"/>
+          <w:szCs w:val="21"/>
+        </w:rPr>
+        <w:t xml:space="preserve">Rufnummer(n) </w:t>
+      </w:r>
+      <w:r>
+        <w:rPr>
+          <w:rFonts w:ascii="Arial" w:cs="Arial" w:eastAsia="Arial" w:hAnsi="Arial"/>
+          <w:b/>
+          <w:bCs/>
+          <w:i w:val="false"/>
+          <w:iCs w:val="false"/>
+          <w:color w:val="1A1A1A"/>
+          <w:sz w:val="21"/>
+          <w:szCs w:val="21"/>
+        </w:rPr>
+        <w:t xml:space="preserve">von NexAI gestellt</w:t>
+      </w:r>
+      <w:r>
+        <w:rPr>
+          <w:rFonts w:ascii="Arial" w:cs="Arial" w:eastAsia="Arial" w:hAnsi="Arial"/>
+          <w:b w:val="false"/>
+          <w:bCs w:val="false"/>
+          <w:i w:val="false"/>
+          <w:iCs w:val="false"/>
+          <w:color w:val="1A1A1A"/>
+          <w:sz w:val="21"/>
+          <w:szCs w:val="21"/>
+        </w:rPr>
+        <w:t xml:space="preserve"> (Betriebsmittel; kein Herausgabeanspruch).</w:t>
       </w:r>
     </w:p>
     <w:p>
@@ -13211,7 +13133,154 @@
           <w:sz w:val="21"/>
           <w:szCs w:val="21"/>
         </w:rPr>
-        <w:t xml:space="preserve">Geplanter Einrichtungs-/Startzeitpunkt: </w:t>
+        <w:t xml:space="preserve">Betroffene Rufnummer(n): </w:t>
+      </w:r>
+      <w:r>
+        <w:rPr>
+          <w:rFonts w:ascii="Arial" w:cs="Arial" w:eastAsia="Arial" w:hAnsi="Arial"/>
+          <w:color w:val="6B7280"/>
+          <w:sz w:val="21"/>
+          <w:szCs w:val="21"/>
+          <w:u w:val="single"/>
+        </w:rPr>
+        <w:t xml:space="preserve">                                                </w:t>
+      </w:r>
+    </w:p>
+    <w:p>
+      <w:pPr>
+        <w:spacing w:after="120"/>
+      </w:pPr>
+      <w:r>
+        <w:rPr>
+          <w:rFonts w:ascii="Arial" w:cs="Arial" w:eastAsia="Arial" w:hAnsi="Arial"/>
+          <w:b/>
+          <w:bCs/>
+          <w:color w:val="1A1A1A"/>
+          <w:sz w:val="21"/>
+          <w:szCs w:val="21"/>
+        </w:rPr>
+        <w:t xml:space="preserve">Registrierungsinhaber der Rufnummer(n): </w:t>
+      </w:r>
+      <w:r>
+        <w:rPr>
+          <w:rFonts w:ascii="Arial" w:cs="Arial" w:eastAsia="Arial" w:hAnsi="Arial"/>
+          <w:color w:val="6B7280"/>
+          <w:sz w:val="21"/>
+          <w:szCs w:val="21"/>
+          <w:u w:val="single"/>
+        </w:rPr>
+        <w:t xml:space="preserve">                                                </w:t>
+      </w:r>
+    </w:p>
+    <w:p>
+      <w:pPr>
+        <w:spacing w:after="80"/>
+      </w:pPr>
+      <w:r>
+        <w:rPr>
+          <w:sz w:val="2"/>
+          <w:szCs w:val="2"/>
+        </w:rPr>
+        <w:t xml:space="preserve"/>
+      </w:r>
+    </w:p>
+    <w:p>
+      <w:pPr>
+        <w:pStyle w:val="Heading1"/>
+        <w:keepNext/>
+        <w:spacing w:after="100" w:before="260"/>
+      </w:pPr>
+      <w:r>
+        <w:rPr>
+          <w:rFonts w:ascii="Arial" w:cs="Arial" w:eastAsia="Arial" w:hAnsi="Arial"/>
+          <w:b/>
+          <w:bCs/>
+          <w:color w:val="1F3A8A"/>
+          <w:sz w:val="24"/>
+          <w:szCs w:val="24"/>
+        </w:rPr>
+        <w:t xml:space="preserve">13.  </w:t>
+      </w:r>
+      <w:r>
+        <w:rPr>
+          <w:rFonts w:ascii="Arial" w:cs="Arial" w:eastAsia="Arial" w:hAnsi="Arial"/>
+          <w:b/>
+          <w:bCs/>
+          <w:i w:val="false"/>
+          <w:iCs w:val="false"/>
+          <w:color w:val="0B0B0F"/>
+          <w:sz w:val="24"/>
+          <w:szCs w:val="24"/>
+        </w:rPr>
+        <w:t xml:space="preserve">Notfall- und Rückfallkontakt</w:t>
+      </w:r>
+    </w:p>
+    <w:p>
+      <w:pPr>
+        <w:spacing w:after="120"/>
+      </w:pPr>
+      <w:r>
+        <w:rPr>
+          <w:rFonts w:ascii="Arial" w:cs="Arial" w:eastAsia="Arial" w:hAnsi="Arial"/>
+          <w:b/>
+          <w:bCs/>
+          <w:color w:val="1A1A1A"/>
+          <w:sz w:val="21"/>
+          <w:szCs w:val="21"/>
+        </w:rPr>
+        <w:t xml:space="preserve">Notfallkontakt (Name): </w:t>
+      </w:r>
+      <w:r>
+        <w:rPr>
+          <w:rFonts w:ascii="Arial" w:cs="Arial" w:eastAsia="Arial" w:hAnsi="Arial"/>
+          <w:color w:val="6B7280"/>
+          <w:sz w:val="21"/>
+          <w:szCs w:val="21"/>
+          <w:u w:val="single"/>
+        </w:rPr>
+        <w:t xml:space="preserve">                                                </w:t>
+      </w:r>
+    </w:p>
+    <w:p>
+      <w:pPr>
+        <w:spacing w:after="120"/>
+      </w:pPr>
+      <w:r>
+        <w:rPr>
+          <w:rFonts w:ascii="Arial" w:cs="Arial" w:eastAsia="Arial" w:hAnsi="Arial"/>
+          <w:b/>
+          <w:bCs/>
+          <w:color w:val="1A1A1A"/>
+          <w:sz w:val="21"/>
+          <w:szCs w:val="21"/>
+        </w:rPr>
+        <w:t xml:space="preserve">Notfallkontakt (Telefon / E-Mail): </w:t>
+      </w:r>
+      <w:r>
+        <w:rPr>
+          <w:rFonts w:ascii="Arial" w:cs="Arial" w:eastAsia="Arial" w:hAnsi="Arial"/>
+          <w:color w:val="6B7280"/>
+          <w:sz w:val="21"/>
+          <w:szCs w:val="21"/>
+          <w:u w:val="single"/>
+        </w:rPr>
+        <w:t xml:space="preserve">                                                </w:t>
+      </w:r>
+    </w:p>
+    <w:p>
+      <w:pPr>
+        <w:spacing w:after="120"/>
+      </w:pPr>
+      <w:r>
+        <w:rPr>
+          <w:rFonts w:ascii="Arial" w:cs="Arial" w:eastAsia="Arial" w:hAnsi="Arial"/>
+          <w:b/>
+          <w:bCs/>
+          <w:color w:val="1A1A1A"/>
+          <w:sz w:val="21"/>
+          <w:szCs w:val="21"/>
+        </w:rPr>
+        <w:t xml:space="preserve">Rückfallnummer für gescheiterte Weiterleitungen im Gespräch: </w:t>
       </w:r>
       <w:r>
         <w:rPr>
@@ -13239,7 +13308,7 @@
           <w:sz w:val="18"/>
           <w:szCs w:val="18"/>
         </w:rPr>
-        <w:t xml:space="preserve">Übliche Einrichtungsdauer ab vollständiger Bereitstellung der erforderlichen Mitwirkung und Zugänge: 3–10 Werktage; bei Projektanwendungen nach dem vereinbarten Zeitplan. Der genannte Zeitpunkt ist ein unverbindlicher Zielwert, kein Fixtermin im Sinne des § 323 Abs. 2 Nr. 2 BGB.</w:t>
+        <w:t xml:space="preserve">Bei Ausfall der Telefonie erfolgt keine automatische Umleitung; der Kunde richtet hierfür eine Rufumleitung bei seinem Netzbetreiber ein (Anlage C Ziffer 8 Abs. (2)).</w:t>
       </w:r>
     </w:p>
     <w:p>
@@ -13269,7 +13338,7 @@
           <w:sz w:val="24"/>
           <w:szCs w:val="24"/>
         </w:rPr>
-        <w:t xml:space="preserve">15.  </w:t>
+        <w:t xml:space="preserve">14.  </w:t>
       </w:r>
       <w:r>
         <w:rPr>
@@ -13282,79 +13351,7 @@
           <w:sz w:val="24"/>
           <w:szCs w:val="24"/>
         </w:rPr>
-        <w:t xml:space="preserve">Optionale Ablösesumme (Prompt-Weiternutzung)</w:t>
-      </w:r>
-    </w:p>
-    <w:p>
-      <w:pPr>
-        <w:spacing w:after="120" w:line="276"/>
-        <w:jc w:val="both"/>
-      </w:pPr>
-      <w:r>
-        <w:rPr>
-          <w:rFonts w:ascii="Arial" w:cs="Arial" w:eastAsia="Arial" w:hAnsi="Arial"/>
-          <w:b w:val="false"/>
-          <w:bCs w:val="false"/>
-          <w:i w:val="false"/>
-          <w:iCs w:val="false"/>
-          <w:color w:val="1A1A1A"/>
-          <w:sz w:val="21"/>
-          <w:szCs w:val="21"/>
-        </w:rPr>
-        <w:t xml:space="preserve">Optional kann eine einmalige Ablösesumme für die dauerhafte Weiternutzung der für den Kunden erstellten Prompts/Konfigurationen nach Vertragsende vereinbart werden. Ohne eine solche Vereinbarung besteht kein Anspruch auf Herausgabe oder Weiternutzung der Prompts/Konfigurationen.</w:t>
-      </w:r>
-    </w:p>
-    <w:p>
-      <w:pPr>
-        <w:spacing w:after="60"/>
-        <w:ind w:left="200"/>
-      </w:pPr>
-      <w:r>
-        <w:rPr>
-          <w:rFonts w:ascii="Arial" w:cs="Arial" w:eastAsia="Arial" w:hAnsi="Arial"/>
-          <w:sz w:val="24"/>
-          <w:szCs w:val="24"/>
-        </w:rPr>
-        <w:t xml:space="preserve">☐  </w:t>
-      </w:r>
-      <w:r>
-        <w:rPr>
-          <w:rFonts w:ascii="Arial" w:cs="Arial" w:eastAsia="Arial" w:hAnsi="Arial"/>
-          <w:b w:val="false"/>
-          <w:bCs w:val="false"/>
-          <w:i w:val="false"/>
-          <w:iCs w:val="false"/>
-          <w:color w:val="1A1A1A"/>
-          <w:sz w:val="21"/>
-          <w:szCs w:val="21"/>
-        </w:rPr>
-        <w:t xml:space="preserve">Ablösesumme für dauerhafte Prompt-Weiternutzung nach Vertragsende </w:t>
-      </w:r>
-      <w:r>
-        <w:rPr>
-          <w:rFonts w:ascii="Arial" w:cs="Arial" w:eastAsia="Arial" w:hAnsi="Arial"/>
-          <w:b/>
-          <w:bCs/>
-          <w:i w:val="false"/>
-          <w:iCs w:val="false"/>
-          <w:color w:val="1A1A1A"/>
-          <w:sz w:val="21"/>
-          <w:szCs w:val="21"/>
-        </w:rPr>
-        <w:t xml:space="preserve">vereinbart</w:t>
-      </w:r>
-      <w:r>
-        <w:rPr>
-          <w:rFonts w:ascii="Arial" w:cs="Arial" w:eastAsia="Arial" w:hAnsi="Arial"/>
-          <w:b w:val="false"/>
-          <w:bCs w:val="false"/>
-          <w:i w:val="false"/>
-          <w:iCs w:val="false"/>
-          <w:color w:val="1A1A1A"/>
-          <w:sz w:val="21"/>
-          <w:szCs w:val="21"/>
-        </w:rPr>
-        <w:t xml:space="preserve">.</w:t>
+        <w:t xml:space="preserve">Einrichtung und Start</w:t>
       </w:r>
     </w:p>
     <w:p>
@@ -13370,16 +13367,35 @@
           <w:sz w:val="21"/>
           <w:szCs w:val="21"/>
         </w:rPr>
-        <w:t xml:space="preserve">Ablösesumme (netto): </w:t>
-      </w:r>
-      <w:r>
-        <w:rPr>
-          <w:rFonts w:ascii="Arial" w:cs="Arial" w:eastAsia="Arial" w:hAnsi="Arial"/>
-          <w:color w:val="1A1A1A"/>
-          <w:sz w:val="21"/>
-          <w:szCs w:val="21"/>
-        </w:rPr>
-        <w:t xml:space="preserve">____ EUR</w:t>
+        <w:t xml:space="preserve">Geplanter Einrichtungs-/Startzeitpunkt: </w:t>
+      </w:r>
+      <w:r>
+        <w:rPr>
+          <w:rFonts w:ascii="Arial" w:cs="Arial" w:eastAsia="Arial" w:hAnsi="Arial"/>
+          <w:color w:val="6B7280"/>
+          <w:sz w:val="21"/>
+          <w:szCs w:val="21"/>
+          <w:u w:val="single"/>
+        </w:rPr>
+        <w:t xml:space="preserve">                                                </w:t>
+      </w:r>
+    </w:p>
+    <w:p>
+      <w:pPr>
+        <w:spacing w:after="140" w:before="80"/>
+      </w:pPr>
+      <w:r>
+        <w:rPr>
+          <w:rFonts w:ascii="Arial" w:cs="Arial" w:eastAsia="Arial" w:hAnsi="Arial"/>
+          <w:b w:val="false"/>
+          <w:bCs w:val="false"/>
+          <w:i/>
+          <w:iCs/>
+          <w:color w:val="6B7280"/>
+          <w:sz w:val="18"/>
+          <w:szCs w:val="18"/>
+        </w:rPr>
+        <w:t xml:space="preserve">Übliche Einrichtungsdauer ab vollständiger Bereitstellung der erforderlichen Mitwirkung und Zugänge: 3–10 Werktage; bei Projektanwendungen nach dem vereinbarten Zeitplan. Der genannte Zeitpunkt ist ein unverbindlicher Zielwert, kein Fixtermin im Sinne des § 323 Abs. 2 Nr. 2 BGB.</w:t>
       </w:r>
     </w:p>
     <w:p>
@@ -13409,7 +13425,7 @@
           <w:sz w:val="24"/>
           <w:szCs w:val="24"/>
         </w:rPr>
-        <w:t xml:space="preserve">16.  </w:t>
+        <w:t xml:space="preserve">15.  </w:t>
       </w:r>
       <w:r>
         <w:rPr>
@@ -13422,6 +13438,146 @@
           <w:sz w:val="24"/>
           <w:szCs w:val="24"/>
         </w:rPr>
+        <w:t xml:space="preserve">Optionale Ablösesumme (Prompt-Weiternutzung)</w:t>
+      </w:r>
+    </w:p>
+    <w:p>
+      <w:pPr>
+        <w:spacing w:after="120" w:line="276"/>
+        <w:jc w:val="both"/>
+      </w:pPr>
+      <w:r>
+        <w:rPr>
+          <w:rFonts w:ascii="Arial" w:cs="Arial" w:eastAsia="Arial" w:hAnsi="Arial"/>
+          <w:b w:val="false"/>
+          <w:bCs w:val="false"/>
+          <w:i w:val="false"/>
+          <w:iCs w:val="false"/>
+          <w:color w:val="1A1A1A"/>
+          <w:sz w:val="21"/>
+          <w:szCs w:val="21"/>
+        </w:rPr>
+        <w:t xml:space="preserve">Optional kann eine einmalige Ablösesumme für die dauerhafte Weiternutzung der für den Kunden erstellten Prompts/Konfigurationen nach Vertragsende vereinbart werden. Ohne eine solche Vereinbarung besteht kein Anspruch auf Herausgabe oder Weiternutzung der Prompts/Konfigurationen.</w:t>
+      </w:r>
+    </w:p>
+    <w:p>
+      <w:pPr>
+        <w:spacing w:after="60"/>
+        <w:ind w:left="200"/>
+      </w:pPr>
+      <w:r>
+        <w:rPr>
+          <w:rFonts w:ascii="Arial" w:cs="Arial" w:eastAsia="Arial" w:hAnsi="Arial"/>
+          <w:sz w:val="24"/>
+          <w:szCs w:val="24"/>
+        </w:rPr>
+        <w:t xml:space="preserve">☐  </w:t>
+      </w:r>
+      <w:r>
+        <w:rPr>
+          <w:rFonts w:ascii="Arial" w:cs="Arial" w:eastAsia="Arial" w:hAnsi="Arial"/>
+          <w:b w:val="false"/>
+          <w:bCs w:val="false"/>
+          <w:i w:val="false"/>
+          <w:iCs w:val="false"/>
+          <w:color w:val="1A1A1A"/>
+          <w:sz w:val="21"/>
+          <w:szCs w:val="21"/>
+        </w:rPr>
+        <w:t xml:space="preserve">Ablösesumme für dauerhafte Prompt-Weiternutzung nach Vertragsende </w:t>
+      </w:r>
+      <w:r>
+        <w:rPr>
+          <w:rFonts w:ascii="Arial" w:cs="Arial" w:eastAsia="Arial" w:hAnsi="Arial"/>
+          <w:b/>
+          <w:bCs/>
+          <w:i w:val="false"/>
+          <w:iCs w:val="false"/>
+          <w:color w:val="1A1A1A"/>
+          <w:sz w:val="21"/>
+          <w:szCs w:val="21"/>
+        </w:rPr>
+        <w:t xml:space="preserve">vereinbart</w:t>
+      </w:r>
+      <w:r>
+        <w:rPr>
+          <w:rFonts w:ascii="Arial" w:cs="Arial" w:eastAsia="Arial" w:hAnsi="Arial"/>
+          <w:b w:val="false"/>
+          <w:bCs w:val="false"/>
+          <w:i w:val="false"/>
+          <w:iCs w:val="false"/>
+          <w:color w:val="1A1A1A"/>
+          <w:sz w:val="21"/>
+          <w:szCs w:val="21"/>
+        </w:rPr>
+        <w:t xml:space="preserve">.</w:t>
+      </w:r>
+    </w:p>
+    <w:p>
+      <w:pPr>
+        <w:spacing w:after="120"/>
+      </w:pPr>
+      <w:r>
+        <w:rPr>
+          <w:rFonts w:ascii="Arial" w:cs="Arial" w:eastAsia="Arial" w:hAnsi="Arial"/>
+          <w:b/>
+          <w:bCs/>
+          <w:color w:val="1A1A1A"/>
+          <w:sz w:val="21"/>
+          <w:szCs w:val="21"/>
+        </w:rPr>
+        <w:t xml:space="preserve">Ablösesumme (netto): </w:t>
+      </w:r>
+      <w:r>
+        <w:rPr>
+          <w:rFonts w:ascii="Arial" w:cs="Arial" w:eastAsia="Arial" w:hAnsi="Arial"/>
+          <w:color w:val="1A1A1A"/>
+          <w:sz w:val="21"/>
+          <w:szCs w:val="21"/>
+        </w:rPr>
+        <w:t xml:space="preserve">____ EUR</w:t>
+      </w:r>
+    </w:p>
+    <w:p>
+      <w:pPr>
+        <w:spacing w:after="80"/>
+      </w:pPr>
+      <w:r>
+        <w:rPr>
+          <w:sz w:val="2"/>
+          <w:szCs w:val="2"/>
+        </w:rPr>
+        <w:t xml:space="preserve"/>
+      </w:r>
+    </w:p>
+    <w:p>
+      <w:pPr>
+        <w:pStyle w:val="Heading1"/>
+        <w:keepNext/>
+        <w:spacing w:after="100" w:before="260"/>
+      </w:pPr>
+      <w:r>
+        <w:rPr>
+          <w:rFonts w:ascii="Arial" w:cs="Arial" w:eastAsia="Arial" w:hAnsi="Arial"/>
+          <w:b/>
+          <w:bCs/>
+          <w:color w:val="1F3A8A"/>
+          <w:sz w:val="24"/>
+          <w:szCs w:val="24"/>
+        </w:rPr>
+        <w:t xml:space="preserve">16.  </w:t>
+      </w:r>
+      <w:r>
+        <w:rPr>
+          <w:rFonts w:ascii="Arial" w:cs="Arial" w:eastAsia="Arial" w:hAnsi="Arial"/>
+          <w:b/>
+          <w:bCs/>
+          <w:i w:val="false"/>
+          <w:iCs w:val="false"/>
+          <w:color w:val="0B0B0F"/>
+          <w:sz w:val="24"/>
+          <w:szCs w:val="24"/>
+        </w:rPr>
         <w:t xml:space="preserve">Schlussbestätigung</w:t>
       </w:r>
     </w:p>
@@ -13442,6 +13598,65 @@
           <w:szCs w:val="21"/>
         </w:rPr>
         <w:t xml:space="preserve">Die Parteien bestätigen die Richtigkeit der vorstehenden Angaben. Dieser Leistungsschein wird mit beidseitiger Unterzeichnung wirksam und ist Bestandteil des Rahmenvertrags.</w:t>
+      </w:r>
+    </w:p>
+    <w:p>
+      <w:pPr>
+        <w:spacing w:after="120" w:line="276"/>
+        <w:jc w:val="both"/>
+      </w:pPr>
+      <w:r>
+        <w:rPr>
+          <w:rFonts w:ascii="Arial" w:cs="Arial" w:eastAsia="Arial" w:hAnsi="Arial"/>
+          <w:b/>
+          <w:bCs/>
+          <w:i w:val="false"/>
+          <w:iCs w:val="false"/>
+          <w:color w:val="1A1A1A"/>
+          <w:sz w:val="21"/>
+          <w:szCs w:val="21"/>
+        </w:rPr>
+        <w:t xml:space="preserve">Hinweis zur Unterschrift für NexAI.</w:t>
+      </w:r>
+      <w:r>
+        <w:rPr>
+          <w:rFonts w:ascii="Arial" w:cs="Arial" w:eastAsia="Arial" w:hAnsi="Arial"/>
+          <w:b w:val="false"/>
+          <w:bCs w:val="false"/>
+          <w:i w:val="false"/>
+          <w:iCs w:val="false"/>
+          <w:color w:val="1A1A1A"/>
+          <w:sz w:val="21"/>
+          <w:szCs w:val="21"/>
+        </w:rPr>
+        <w:t xml:space="preserve"> Für NexAI unterschreibt ein Gesellschafter (jeder ist nach § 720 Abs. 2 BGB allein ermächtigt) oder eine von NexAI bevollmächtigte Person aus dem Vertrieb (Closer oder Vertriebsleitung) mit dem Zusatz „in Vollmacht für NexAI“. Diese Personen sind selbständige Handelsvertreter. Die Vollmacht dieser Personen umfasst nur Verträge mit Unternehmern (§ 14 BGB) mit Sitz in Deutschland und nur den Abschluss in den unveränderten, von NexAI freigegebenen Vertragsdokumenten (Rahmenvertrag, dieser Leistungsschein, Anlagen A bis C, AGB, Vertrag zur Auftragsverarbeitung); Preise, Mengen und Kontingente (Ziffern 5 und 6) nur nach der Preisliste von NexAI. Nicht umfasst sind insbesondere Abweichungen vom Listenpreis, Rabatte, Freimonate, Stundungen, der Verzicht auf Einrichtungsgebühren, Sonderkonditionen und sonstige Zusagen, Abweichungen von den Vorgabewerten dieses Leistungsscheins (etwa Aufbewahrungsfristen über der Vorgabe, Kostendeckel und Spend-Cap), freie Leistungsbeschreibungen, die Ablösesumme (Ziffer 15), Änderungen, Streichungen oder Ergänzungen der Vertragsdokumente einschließlich des Vertrags zur Auftragsverarbeitung und Einträge zu ergänzenden oder abweichenden Subunternehmern, Kauflizenzen und Projektanwendungen (Ziffer 3.4, Anlage E), das Abnahmeprotokoll (Anlage D) sowie die Annahme von Zahlungen. Enthält ein von einer bevollmächtigten Person unterschriebener Vertrag solche Abreden, wird er erst wirksam, wenn ein Gesellschafter von NexAI ihn in Textform genehmigt; verweigert NexAI die Genehmigung, kommt er nicht zustande. Zusagen außerhalb der Vertragsdokumente binden NexAI nur, wenn ein Gesellschafter sie in Textform bestätigt. Personen aus dem Vertrieb von NexAI, auch Closer und die Vertriebsleitung, sind nicht ermächtigt, für NexAI Mängelanzeigen und ähnliche Erklärungen (§ 91 Abs. 2, § 55 Abs. 4 HGB), Abnahmeerklärungen, Kündigungen oder sonstige Erklärungen zum Vertrag entgegenzunehmen. Solche Erklärungen sind an mbt@nex-a-i.com zu richten, Störungsmeldungen auch über die Supportkanäle nach Anlage C Ziffer 3. Jeder Gesellschafter ist auch allein ermächtigt, für NexAI Verträge abzulehnen und ihre Genehmigung zu verweigern.</w:t>
+      </w:r>
+    </w:p>
+    <w:p>
+      <w:pPr>
+        <w:spacing w:after="60"/>
+        <w:ind w:left="200"/>
+      </w:pPr>
+      <w:r>
+        <w:rPr>
+          <w:rFonts w:ascii="Arial" w:cs="Arial" w:eastAsia="Arial" w:hAnsi="Arial"/>
+          <w:sz w:val="24"/>
+          <w:szCs w:val="24"/>
+        </w:rPr>
+        <w:t xml:space="preserve">☐  </w:t>
+      </w:r>
+      <w:r>
+        <w:rPr>
+          <w:rFonts w:ascii="Arial" w:cs="Arial" w:eastAsia="Arial" w:hAnsi="Arial"/>
+          <w:b w:val="false"/>
+          <w:bCs w:val="false"/>
+          <w:i w:val="false"/>
+          <w:iCs w:val="false"/>
+          <w:color w:val="1A1A1A"/>
+          <w:sz w:val="21"/>
+          <w:szCs w:val="21"/>
+        </w:rPr>
+        <w:t xml:space="preserve">Der Kunde hat den Hinweis zur Unterschrift für NexAI zur Kenntnis genommen.</w:t>
       </w:r>
     </w:p>
     <w:p>
@@ -13469,14 +13684,13 @@
         </w:tblBorders>
       </w:tblPr>
       <w:tblGrid>
-        <w:gridCol w:w="3135"/>
-        <w:gridCol w:w="3135"/>
-        <w:gridCol w:w="3135"/>
+        <w:gridCol w:w="4703"/>
+        <w:gridCol w:w="4703"/>
       </w:tblGrid>
       <w:tr>
         <w:tc>
           <w:tcPr>
-            <w:tcW w:type="dxa" w:w="3135"/>
+            <w:tcW w:type="dxa" w:w="4703"/>
             <w:tcBorders>
               <w:top w:val="none" w:color="FFFFFF" w:sz="0"/>
               <w:left w:val="none" w:color="FFFFFF" w:sz="0"/>
@@ -13567,110 +13781,13 @@
                 <w:sz w:val="18"/>
                 <w:szCs w:val="18"/>
               </w:rPr>
-              <w:t xml:space="preserve">Maximilian Trenk (Gesellschafter)</w:t>
+              <w:t xml:space="preserve">Name, Funktion (Gesellschafter oder in Vollmacht für NexAI)</w:t>
             </w:r>
           </w:p>
         </w:tc>
         <w:tc>
           <w:tcPr>
-            <w:tcW w:type="dxa" w:w="3135"/>
-            <w:tcBorders>
-              <w:top w:val="none" w:color="FFFFFF" w:sz="0"/>
-              <w:left w:val="none" w:color="FFFFFF" w:sz="0"/>
-              <w:bottom w:val="none" w:color="FFFFFF" w:sz="0"/>
-              <w:right w:val="none" w:color="FFFFFF" w:sz="0"/>
-            </w:tcBorders>
-            <w:tcMar>
-              <w:top w:type="dxa" w:w="60"/>
-              <w:right w:type="dxa" w:w="160"/>
-            </w:tcMar>
-          </w:tcPr>
-          <w:p>
-            <w:pPr>
-              <w:spacing w:after="0"/>
-            </w:pPr>
-            <w:r>
-              <w:rPr>
-                <w:rFonts w:ascii="Arial" w:cs="Arial" w:eastAsia="Arial" w:hAnsi="Arial"/>
-                <w:b/>
-                <w:bCs/>
-                <w:i w:val="false"/>
-                <w:iCs w:val="false"/>
-                <w:color w:val="0B0B0F"/>
-                <w:sz w:val="19"/>
-                <w:szCs w:val="19"/>
-              </w:rPr>
-              <w:t xml:space="preserve">Für NexAI</w:t>
-            </w:r>
-          </w:p>
-          <w:p>
-            <w:pPr>
-              <w:pBdr>
-                <w:bottom w:val="single" w:color="9CA3AF" w:sz="6" w:space="2"/>
-              </w:pBdr>
-              <w:spacing w:after="0" w:before="360"/>
-            </w:pPr>
-            <w:r>
-              <w:rPr>
-                <w:sz w:val="2"/>
-                <w:szCs w:val="2"/>
-              </w:rPr>
-              <w:t xml:space="preserve"/>
-            </w:r>
-          </w:p>
-          <w:p>
-            <w:pPr>
-              <w:spacing w:after="20"/>
-            </w:pPr>
-            <w:r>
-              <w:rPr>
-                <w:rFonts w:ascii="Arial" w:cs="Arial" w:eastAsia="Arial" w:hAnsi="Arial"/>
-                <w:b w:val="false"/>
-                <w:bCs w:val="false"/>
-                <w:i w:val="false"/>
-                <w:iCs w:val="false"/>
-                <w:color w:val="6B7280"/>
-                <w:sz w:val="18"/>
-                <w:szCs w:val="18"/>
-              </w:rPr>
-              <w:t xml:space="preserve">Ort, Datum</w:t>
-            </w:r>
-          </w:p>
-          <w:p>
-            <w:pPr>
-              <w:spacing w:after="20"/>
-            </w:pPr>
-            <w:r>
-              <w:rPr>
-                <w:rFonts w:ascii="Arial" w:cs="Arial" w:eastAsia="Arial" w:hAnsi="Arial"/>
-                <w:sz w:val="18"/>
-                <w:szCs w:val="18"/>
-              </w:rPr>
-              <w:t xml:space="preserve"/>
-            </w:r>
-          </w:p>
-          <w:p>
-            <w:pPr>
-              <w:spacing w:after="20"/>
-            </w:pPr>
-            <w:r>
-              <w:rPr>
-                <w:rFonts w:ascii="Arial" w:cs="Arial" w:eastAsia="Arial" w:hAnsi="Arial"/>
-                <w:b w:val="false"/>
-                <w:bCs w:val="false"/>
-                <w:i w:val="false"/>
-                <w:iCs w:val="false"/>
-                <w:color w:val="1A1A1A"/>
-                <w:sz w:val="18"/>
-                <w:szCs w:val="18"/>
-              </w:rPr>
-              <w:t xml:space="preserve">Jason Brian Merklein (Gesellschafter)</w:t>
-            </w:r>
-          </w:p>
-        </w:tc>
-        <w:tc>
-          <w:tcPr>
-            <w:tcW w:type="dxa" w:w="3135"/>
+            <w:tcW w:type="dxa" w:w="4703"/>
             <w:tcBorders>
               <w:top w:val="none" w:color="FFFFFF" w:sz="0"/>
               <w:left w:val="none" w:color="FFFFFF" w:sz="0"/>
@@ -13953,7 +14070,7 @@
           <w:sz w:val="21"/>
           <w:szCs w:val="21"/>
         </w:rPr>
-        <w:t xml:space="preserve">, Untere Bergstraße 13, 74586 Frankenhardt-Honhardt, Deutschland, vertreten durch die Gesellschafter Maximilian Trenk und Jason Brian Merklein (nachfolgend "NexAI"), gegenüber dem Kunden (nachfolgend "Kunde") erbrachten Leistungen. Sie ist Bestandteil des Rahmenvertrages und gilt nur in Verbindung mit dem jeweils unterzeichneten Auftragsformular/Leistungsschein.</w:t>
+        <w:t xml:space="preserve">, Untere Bergstraße 13, 74586 Frankenhardt-Honhardt, Deutschland, vertreten durch die Gesellschafter Maximilian Trenk und Jason Brian Merklein, jeder allein (§ 720 Abs. 2 BGB), oder durch eine bevollmächtigte Person (Ziffer 16 des Leistungsscheins) (nachfolgend "NexAI"), gegenüber dem Kunden (nachfolgend "Kunde") erbrachten Leistungen. Sie ist Bestandteil des Rahmenvertrages und gilt nur in Verbindung mit dem jeweils unterzeichneten Auftragsformular/Leistungsschein.</w:t>
       </w:r>
     </w:p>
     <w:p>
@@ -18971,7 +19088,7 @@
           <w:sz w:val="21"/>
           <w:szCs w:val="21"/>
         </w:rPr>
-        <w:t xml:space="preserve"> NexAI – Next Generation Artificial Intelligence GbR, Untere Bergstraße 13, 74586 Frankenhardt-Honhardt, Deutschland, vertreten durch die Gesellschafter Maximilian Trenk und Jason Brian Merklein, E-Mail mbt@nex-a-i.com, Telefon 0176 80714816 — nachfolgend "NexAI".</w:t>
+        <w:t xml:space="preserve"> NexAI – Next Generation Artificial Intelligence GbR, Untere Bergstraße 13, 74586 Frankenhardt-Honhardt, Deutschland, vertreten durch die Gesellschafter Maximilian Trenk und Jason Brian Merklein, jeder allein (§ 720 Abs. 2 BGB), oder durch eine bevollmächtigte Person (Ziffer 16 des Leistungsscheins), E-Mail mbt@nex-a-i.com, Telefon 0176 80714816 — nachfolgend "NexAI".</w:t>
       </w:r>
     </w:p>
     <w:p>
@@ -28975,6 +29092,25 @@
         <w:t xml:space="preserve"/>
       </w:r>
     </w:p>
+    <w:p>
+      <w:pPr>
+        <w:spacing w:after="120" w:line="276"/>
+        <w:jc w:val="both"/>
+      </w:pPr>
+      <w:r>
+        <w:rPr>
+          <w:rFonts w:ascii="Arial" w:cs="Arial" w:eastAsia="Arial" w:hAnsi="Arial"/>
+          <w:b w:val="false"/>
+          <w:bCs w:val="false"/>
+          <w:i w:val="false"/>
+          <w:iCs w:val="false"/>
+          <w:color w:val="1A1A1A"/>
+          <w:sz w:val="21"/>
+          <w:szCs w:val="21"/>
+        </w:rPr>
+        <w:t xml:space="preserve">Für die Unterschrift für NexAI durch bevollmächtigte Personen gilt der Hinweis zur Unterschrift in Ziffer 16 des Leistungsscheins.</w:t>
+      </w:r>
+    </w:p>
     <w:tbl>
       <w:tblPr>
         <w:tblW w:type="dxa" w:w="9406"/>
@@ -28988,14 +29124,13 @@
         </w:tblBorders>
       </w:tblPr>
       <w:tblGrid>
-        <w:gridCol w:w="3135"/>
-        <w:gridCol w:w="3135"/>
-        <w:gridCol w:w="3135"/>
+        <w:gridCol w:w="4703"/>
+        <w:gridCol w:w="4703"/>
       </w:tblGrid>
       <w:tr>
         <w:tc>
           <w:tcPr>
-            <w:tcW w:type="dxa" w:w="3135"/>
+            <w:tcW w:type="dxa" w:w="4703"/>
             <w:tcBorders>
               <w:top w:val="none" w:color="FFFFFF" w:sz="0"/>
               <w:left w:val="none" w:color="FFFFFF" w:sz="0"/>
@@ -29086,110 +29221,13 @@
                 <w:sz w:val="18"/>
                 <w:szCs w:val="18"/>
               </w:rPr>
-              <w:t xml:space="preserve">Maximilian Trenk (Gesellschafter)</w:t>
+              <w:t xml:space="preserve">Name, Funktion (Gesellschafter oder in Vollmacht für NexAI)</w:t>
             </w:r>
           </w:p>
         </w:tc>
         <w:tc>
           <w:tcPr>
-            <w:tcW w:type="dxa" w:w="3135"/>
-            <w:tcBorders>
-              <w:top w:val="none" w:color="FFFFFF" w:sz="0"/>
-              <w:left w:val="none" w:color="FFFFFF" w:sz="0"/>
-              <w:bottom w:val="none" w:color="FFFFFF" w:sz="0"/>
-              <w:right w:val="none" w:color="FFFFFF" w:sz="0"/>
-            </w:tcBorders>
-            <w:tcMar>
-              <w:top w:type="dxa" w:w="60"/>
-              <w:right w:type="dxa" w:w="160"/>
-            </w:tcMar>
-          </w:tcPr>
-          <w:p>
-            <w:pPr>
-              <w:spacing w:after="0"/>
-            </w:pPr>
-            <w:r>
-              <w:rPr>
-                <w:rFonts w:ascii="Arial" w:cs="Arial" w:eastAsia="Arial" w:hAnsi="Arial"/>
-                <w:b/>
-                <w:bCs/>
-                <w:i w:val="false"/>
-                <w:iCs w:val="false"/>
-                <w:color w:val="0B0B0F"/>
-                <w:sz w:val="19"/>
-                <w:szCs w:val="19"/>
-              </w:rPr>
-              <w:t xml:space="preserve">Für NexAI</w:t>
-            </w:r>
-          </w:p>
-          <w:p>
-            <w:pPr>
-              <w:pBdr>
-                <w:bottom w:val="single" w:color="9CA3AF" w:sz="6" w:space="2"/>
-              </w:pBdr>
-              <w:spacing w:after="0" w:before="360"/>
-            </w:pPr>
-            <w:r>
-              <w:rPr>
-                <w:sz w:val="2"/>
-                <w:szCs w:val="2"/>
-              </w:rPr>
-              <w:t xml:space="preserve"/>
-            </w:r>
-          </w:p>
-          <w:p>
-            <w:pPr>
-              <w:spacing w:after="20"/>
-            </w:pPr>
-            <w:r>
-              <w:rPr>
-                <w:rFonts w:ascii="Arial" w:cs="Arial" w:eastAsia="Arial" w:hAnsi="Arial"/>
-                <w:b w:val="false"/>
-                <w:bCs w:val="false"/>
-                <w:i w:val="false"/>
-                <w:iCs w:val="false"/>
-                <w:color w:val="6B7280"/>
-                <w:sz w:val="18"/>
-                <w:szCs w:val="18"/>
-              </w:rPr>
-              <w:t xml:space="preserve">Ort, Datum</w:t>
-            </w:r>
-          </w:p>
-          <w:p>
-            <w:pPr>
-              <w:spacing w:after="20"/>
-            </w:pPr>
-            <w:r>
-              <w:rPr>
-                <w:rFonts w:ascii="Arial" w:cs="Arial" w:eastAsia="Arial" w:hAnsi="Arial"/>
-                <w:sz w:val="18"/>
-                <w:szCs w:val="18"/>
-              </w:rPr>
-              <w:t xml:space="preserve"/>
-            </w:r>
-          </w:p>
-          <w:p>
-            <w:pPr>
-              <w:spacing w:after="20"/>
-            </w:pPr>
-            <w:r>
-              <w:rPr>
-                <w:rFonts w:ascii="Arial" w:cs="Arial" w:eastAsia="Arial" w:hAnsi="Arial"/>
-                <w:b w:val="false"/>
-                <w:bCs w:val="false"/>
-                <w:i w:val="false"/>
-                <w:iCs w:val="false"/>
-                <w:color w:val="1A1A1A"/>
-                <w:sz w:val="18"/>
-                <w:szCs w:val="18"/>
-              </w:rPr>
-              <w:t xml:space="preserve">Jason Brian Merklein (Gesellschafter)</w:t>
-            </w:r>
-          </w:p>
-        </w:tc>
-        <w:tc>
-          <w:tcPr>
-            <w:tcW w:type="dxa" w:w="3135"/>
+            <w:tcW w:type="dxa" w:w="4703"/>
             <w:tcBorders>
               <w:top w:val="none" w:color="FFFFFF" w:sz="0"/>
               <w:left w:val="none" w:color="FFFFFF" w:sz="0"/>
@@ -29472,7 +29510,7 @@
           <w:sz w:val="21"/>
           <w:szCs w:val="21"/>
         </w:rPr>
-        <w:t xml:space="preserve">, Untere Bergstraße 13, 74586 Frankenhardt-Honhardt, vertreten durch die Gesellschafter Maximilian Trenk und Jason Brian Merklein (nachfolgend "NexAI"), gegenüber dem im Auftragsformular bezeichneten Kunden (nachfolgend "Kunde") erbrachten Betriebsleistungen, insbesondere Betrieb, Wartung, Hosting und Support der Agenten und Anwendungen.</w:t>
+        <w:t xml:space="preserve">, Untere Bergstraße 13, 74586 Frankenhardt-Honhardt, vertreten durch die Gesellschafter Maximilian Trenk und Jason Brian Merklein, jeder allein (§ 720 Abs. 2 BGB), oder durch eine bevollmächtigte Person (Ziffer 16 des Leistungsscheins) (nachfolgend "NexAI"), gegenüber dem im Auftragsformular bezeichneten Kunden (nachfolgend "Kunde") erbrachten Betriebsleistungen, insbesondere Betrieb, Wartung, Hosting und Support der Agenten und Anwendungen.</w:t>
       </w:r>
     </w:p>
     <w:p>
@@ -33272,14 +33310,13 @@
         </w:tblBorders>
       </w:tblPr>
       <w:tblGrid>
-        <w:gridCol w:w="3135"/>
-        <w:gridCol w:w="3135"/>
-        <w:gridCol w:w="3135"/>
+        <w:gridCol w:w="4703"/>
+        <w:gridCol w:w="4703"/>
       </w:tblGrid>
       <w:tr>
         <w:tc>
           <w:tcPr>
-            <w:tcW w:type="dxa" w:w="3135"/>
+            <w:tcW w:type="dxa" w:w="4703"/>
             <w:tcBorders>
               <w:top w:val="none" w:color="FFFFFF" w:sz="0"/>
               <w:left w:val="none" w:color="FFFFFF" w:sz="0"/>
@@ -33370,110 +33407,13 @@
                 <w:sz w:val="18"/>
                 <w:szCs w:val="18"/>
               </w:rPr>
-              <w:t xml:space="preserve">Maximilian Trenk (Gesellschafter)</w:t>
+              <w:t xml:space="preserve">Name, Funktion (Gesellschafter oder in Vollmacht für NexAI)</w:t>
             </w:r>
           </w:p>
         </w:tc>
         <w:tc>
           <w:tcPr>
-            <w:tcW w:type="dxa" w:w="3135"/>
-            <w:tcBorders>
-              <w:top w:val="none" w:color="FFFFFF" w:sz="0"/>
-              <w:left w:val="none" w:color="FFFFFF" w:sz="0"/>
-              <w:bottom w:val="none" w:color="FFFFFF" w:sz="0"/>
-              <w:right w:val="none" w:color="FFFFFF" w:sz="0"/>
-            </w:tcBorders>
-            <w:tcMar>
-              <w:top w:type="dxa" w:w="60"/>
-              <w:right w:type="dxa" w:w="160"/>
-            </w:tcMar>
-          </w:tcPr>
-          <w:p>
-            <w:pPr>
-              <w:spacing w:after="0"/>
-            </w:pPr>
-            <w:r>
-              <w:rPr>
-                <w:rFonts w:ascii="Arial" w:cs="Arial" w:eastAsia="Arial" w:hAnsi="Arial"/>
-                <w:b/>
-                <w:bCs/>
-                <w:i w:val="false"/>
-                <w:iCs w:val="false"/>
-                <w:color w:val="0B0B0F"/>
-                <w:sz w:val="19"/>
-                <w:szCs w:val="19"/>
-              </w:rPr>
-              <w:t xml:space="preserve">Für NexAI</w:t>
-            </w:r>
-          </w:p>
-          <w:p>
-            <w:pPr>
-              <w:pBdr>
-                <w:bottom w:val="single" w:color="9CA3AF" w:sz="6" w:space="2"/>
-              </w:pBdr>
-              <w:spacing w:after="0" w:before="360"/>
-            </w:pPr>
-            <w:r>
-              <w:rPr>
-                <w:sz w:val="2"/>
-                <w:szCs w:val="2"/>
-              </w:rPr>
-              <w:t xml:space="preserve"/>
-            </w:r>
-          </w:p>
-          <w:p>
-            <w:pPr>
-              <w:spacing w:after="20"/>
-            </w:pPr>
-            <w:r>
-              <w:rPr>
-                <w:rFonts w:ascii="Arial" w:cs="Arial" w:eastAsia="Arial" w:hAnsi="Arial"/>
-                <w:b w:val="false"/>
-                <w:bCs w:val="false"/>
-                <w:i w:val="false"/>
-                <w:iCs w:val="false"/>
-                <w:color w:val="6B7280"/>
-                <w:sz w:val="18"/>
-                <w:szCs w:val="18"/>
-              </w:rPr>
-              <w:t xml:space="preserve">Ort, Datum</w:t>
-            </w:r>
-          </w:p>
-          <w:p>
-            <w:pPr>
-              <w:spacing w:after="20"/>
-            </w:pPr>
-            <w:r>
-              <w:rPr>
-                <w:rFonts w:ascii="Arial" w:cs="Arial" w:eastAsia="Arial" w:hAnsi="Arial"/>
-                <w:sz w:val="18"/>
-                <w:szCs w:val="18"/>
-              </w:rPr>
-              <w:t xml:space="preserve"/>
-            </w:r>
-          </w:p>
-          <w:p>
-            <w:pPr>
-              <w:spacing w:after="20"/>
-            </w:pPr>
-            <w:r>
-              <w:rPr>
-                <w:rFonts w:ascii="Arial" w:cs="Arial" w:eastAsia="Arial" w:hAnsi="Arial"/>
-                <w:b w:val="false"/>
-                <w:bCs w:val="false"/>
-                <w:i w:val="false"/>
-                <w:iCs w:val="false"/>
-                <w:color w:val="1A1A1A"/>
-                <w:sz w:val="18"/>
-                <w:szCs w:val="18"/>
-              </w:rPr>
-              <w:t xml:space="preserve">Jason Brian Merklein (Gesellschafter)</w:t>
-            </w:r>
-          </w:p>
-        </w:tc>
-        <w:tc>
-          <w:tcPr>
-            <w:tcW w:type="dxa" w:w="3135"/>
+            <w:tcW w:type="dxa" w:w="4703"/>
             <w:tcBorders>
               <w:top w:val="none" w:color="FFFFFF" w:sz="0"/>
               <w:left w:val="none" w:color="FFFFFF" w:sz="0"/>
@@ -33766,7 +33706,7 @@
           <w:sz w:val="21"/>
           <w:szCs w:val="21"/>
         </w:rPr>
-        <w:t xml:space="preserve">, Untere Bergstraße 13, 74586 Frankenhardt-Honhardt, Deutschland, vertreten durch die Gesellschafter Maximilian Trenk und Jason Brian Merklein, E-Mail mbt@nex-a-i.com, Telefon 0176 80714816 — nachfolgend „NexAI".</w:t>
+        <w:t xml:space="preserve">, Untere Bergstraße 13, 74586 Frankenhardt-Honhardt, Deutschland, vertreten durch die Gesellschafter Maximilian Trenk und Jason Brian Merklein, jeder allein (§ 720 Abs. 2 BGB), oder durch eine bevollmächtigte Person (Ziffer 16 des Leistungsscheins), E-Mail mbt@nex-a-i.com, Telefon 0176 80714816 — nachfolgend „NexAI".</w:t>
       </w:r>
     </w:p>
     <w:p>
@@ -35561,14 +35501,13 @@
         </w:tblBorders>
       </w:tblPr>
       <w:tblGrid>
-        <w:gridCol w:w="3135"/>
-        <w:gridCol w:w="3135"/>
-        <w:gridCol w:w="3135"/>
+        <w:gridCol w:w="4703"/>
+        <w:gridCol w:w="4703"/>
       </w:tblGrid>
       <w:tr>
         <w:tc>
           <w:tcPr>
-            <w:tcW w:type="dxa" w:w="3135"/>
+            <w:tcW w:type="dxa" w:w="4703"/>
             <w:tcBorders>
               <w:top w:val="none" w:color="FFFFFF" w:sz="0"/>
               <w:left w:val="none" w:color="FFFFFF" w:sz="0"/>
@@ -35659,110 +35598,13 @@
                 <w:sz w:val="18"/>
                 <w:szCs w:val="18"/>
               </w:rPr>
-              <w:t xml:space="preserve">Maximilian Trenk (Gesellschafter)</w:t>
+              <w:t xml:space="preserve">Name (Gesellschafter)</w:t>
             </w:r>
           </w:p>
         </w:tc>
         <w:tc>
           <w:tcPr>
-            <w:tcW w:type="dxa" w:w="3135"/>
-            <w:tcBorders>
-              <w:top w:val="none" w:color="FFFFFF" w:sz="0"/>
-              <w:left w:val="none" w:color="FFFFFF" w:sz="0"/>
-              <w:bottom w:val="none" w:color="FFFFFF" w:sz="0"/>
-              <w:right w:val="none" w:color="FFFFFF" w:sz="0"/>
-            </w:tcBorders>
-            <w:tcMar>
-              <w:top w:type="dxa" w:w="60"/>
-              <w:right w:type="dxa" w:w="160"/>
-            </w:tcMar>
-          </w:tcPr>
-          <w:p>
-            <w:pPr>
-              <w:spacing w:after="0"/>
-            </w:pPr>
-            <w:r>
-              <w:rPr>
-                <w:rFonts w:ascii="Arial" w:cs="Arial" w:eastAsia="Arial" w:hAnsi="Arial"/>
-                <w:b/>
-                <w:bCs/>
-                <w:i w:val="false"/>
-                <w:iCs w:val="false"/>
-                <w:color w:val="0B0B0F"/>
-                <w:sz w:val="19"/>
-                <w:szCs w:val="19"/>
-              </w:rPr>
-              <w:t xml:space="preserve">Für NexAI</w:t>
-            </w:r>
-          </w:p>
-          <w:p>
-            <w:pPr>
-              <w:pBdr>
-                <w:bottom w:val="single" w:color="9CA3AF" w:sz="6" w:space="2"/>
-              </w:pBdr>
-              <w:spacing w:after="0" w:before="360"/>
-            </w:pPr>
-            <w:r>
-              <w:rPr>
-                <w:sz w:val="2"/>
-                <w:szCs w:val="2"/>
-              </w:rPr>
-              <w:t xml:space="preserve"/>
-            </w:r>
-          </w:p>
-          <w:p>
-            <w:pPr>
-              <w:spacing w:after="20"/>
-            </w:pPr>
-            <w:r>
-              <w:rPr>
-                <w:rFonts w:ascii="Arial" w:cs="Arial" w:eastAsia="Arial" w:hAnsi="Arial"/>
-                <w:b w:val="false"/>
-                <w:bCs w:val="false"/>
-                <w:i w:val="false"/>
-                <w:iCs w:val="false"/>
-                <w:color w:val="6B7280"/>
-                <w:sz w:val="18"/>
-                <w:szCs w:val="18"/>
-              </w:rPr>
-              <w:t xml:space="preserve">Ort, Datum</w:t>
-            </w:r>
-          </w:p>
-          <w:p>
-            <w:pPr>
-              <w:spacing w:after="20"/>
-            </w:pPr>
-            <w:r>
-              <w:rPr>
-                <w:rFonts w:ascii="Arial" w:cs="Arial" w:eastAsia="Arial" w:hAnsi="Arial"/>
-                <w:sz w:val="18"/>
-                <w:szCs w:val="18"/>
-              </w:rPr>
-              <w:t xml:space="preserve"/>
-            </w:r>
-          </w:p>
-          <w:p>
-            <w:pPr>
-              <w:spacing w:after="20"/>
-            </w:pPr>
-            <w:r>
-              <w:rPr>
-                <w:rFonts w:ascii="Arial" w:cs="Arial" w:eastAsia="Arial" w:hAnsi="Arial"/>
-                <w:b w:val="false"/>
-                <w:bCs w:val="false"/>
-                <w:i w:val="false"/>
-                <w:iCs w:val="false"/>
-                <w:color w:val="1A1A1A"/>
-                <w:sz w:val="18"/>
-                <w:szCs w:val="18"/>
-              </w:rPr>
-              <w:t xml:space="preserve">Jason Brian Merklein (Gesellschafter)</w:t>
-            </w:r>
-          </w:p>
-        </w:tc>
-        <w:tc>
-          <w:tcPr>
-            <w:tcW w:type="dxa" w:w="3135"/>
+            <w:tcW w:type="dxa" w:w="4703"/>
             <w:tcBorders>
               <w:top w:val="none" w:color="FFFFFF" w:sz="0"/>
               <w:left w:val="none" w:color="FFFFFF" w:sz="0"/>
@@ -37354,7 +37196,7 @@
           <w:sz w:val="21"/>
           <w:szCs w:val="21"/>
         </w:rPr>
-        <w:t xml:space="preserve">, Untere Bergstraße 13, 74586 Frankenhardt-Honhardt, Deutschland, vertreten durch die Gesellschafter Maximilian Trenk und Jason Brian Merklein, E-Mail mbt@nex-a-i.com, Telefon 0176 80714816 (nachfolgend "NexAI"), und ihren Kunden (nachfolgend "Kunde") über die Bereitstellung, Einrichtung und den Betrieb von KI-Agenten und digitalen Assistenten (nachfolgend "Agenten"), von Softwareanwendungen (nachfolgend "Anwendungen") sowie damit verbundene Leistungen.</w:t>
+        <w:t xml:space="preserve">, Untere Bergstraße 13, 74586 Frankenhardt-Honhardt, Deutschland, vertreten durch die Gesellschafter Maximilian Trenk und Jason Brian Merklein, jeder allein (§ 720 Abs. 2 BGB), oder durch eine bevollmächtigte Person (Ziffer 16 des Leistungsscheins), E-Mail mbt@nex-a-i.com, Telefon 0176 80714816 (nachfolgend "NexAI"), und ihren Kunden (nachfolgend "Kunde") über die Bereitstellung, Einrichtung und den Betrieb von KI-Agenten und digitalen Assistenten (nachfolgend "Agenten"), von Softwareanwendungen (nachfolgend "Anwendungen") sowie damit verbundene Leistungen.</w:t>
       </w:r>
     </w:p>
     <w:p>
@@ -37784,7 +37626,7 @@
           <w:sz w:val="21"/>
           <w:szCs w:val="21"/>
         </w:rPr>
-        <w:t xml:space="preserve">Ein Vertrag kommt zustande, wenn der Kunde das Auftragsformular/den Leistungsschein in Textform (§ 126b BGB) oder mittels elektronischer Signatur annimmt und NexAI die Annahme bestätigt oder mit der Leistungserbringung beginnt.</w:t>
+        <w:t xml:space="preserve">Ein Vertrag kommt mit der Unterzeichnung des Auftragsformulars/Leistungsscheins durch beide Parteien zustande, auch in Textform (§ 126b BGB) oder mittels elektronischer Signatur, etwa über NexSign.</w:t>
       </w:r>
     </w:p>
     <w:p>
@@ -37813,7 +37655,7 @@
           <w:sz w:val="21"/>
           <w:szCs w:val="21"/>
         </w:rPr>
-        <w:t xml:space="preserve">Änderungen und Ergänzungen des Vertrags sollen zu Beweiszwecken in Textform festgehalten werden. Vertriebspartner von NexAI sind nicht bevollmächtigt, für NexAI Vereinbarungen zu treffen oder Zusagen zu geben, die von den Vertragsdokumenten abweichen oder über sie hinausgehen.</w:t>
+        <w:t xml:space="preserve">Änderungen und Ergänzungen des Vertrags sollen zu Beweiszwecken in Textform festgehalten werden. Vertriebspartner von NexAI unterzeichnen für NexAI nur im Rahmen ihrer Vollmacht nach dem Hinweis zur Unterschrift in Ziffer 16 des Leistungsscheins; Vereinbarungen oder Zusagen, die von den Vertragsdokumenten oder den Listenpreisen abweichen oder über sie hinausgehen, sind davon nicht gedeckt.</w:t>
       </w:r>
     </w:p>
     <w:p>
@@ -39676,14 +39518,13 @@
         </w:tblBorders>
       </w:tblPr>
       <w:tblGrid>
-        <w:gridCol w:w="3135"/>
-        <w:gridCol w:w="3135"/>
-        <w:gridCol w:w="3135"/>
+        <w:gridCol w:w="4703"/>
+        <w:gridCol w:w="4703"/>
       </w:tblGrid>
       <w:tr>
         <w:tc>
           <w:tcPr>
-            <w:tcW w:type="dxa" w:w="3135"/>
+            <w:tcW w:type="dxa" w:w="4703"/>
             <w:tcBorders>
               <w:top w:val="none" w:color="FFFFFF" w:sz="0"/>
               <w:left w:val="none" w:color="FFFFFF" w:sz="0"/>
@@ -39774,110 +39615,13 @@
                 <w:sz w:val="18"/>
                 <w:szCs w:val="18"/>
               </w:rPr>
-              <w:t xml:space="preserve">Maximilian Trenk (Gesellschafter)</w:t>
+              <w:t xml:space="preserve">Name, Funktion (Gesellschafter oder in Vollmacht für NexAI)</w:t>
             </w:r>
           </w:p>
         </w:tc>
         <w:tc>
           <w:tcPr>
-            <w:tcW w:type="dxa" w:w="3135"/>
-            <w:tcBorders>
-              <w:top w:val="none" w:color="FFFFFF" w:sz="0"/>
-              <w:left w:val="none" w:color="FFFFFF" w:sz="0"/>
-              <w:bottom w:val="none" w:color="FFFFFF" w:sz="0"/>
-              <w:right w:val="none" w:color="FFFFFF" w:sz="0"/>
-            </w:tcBorders>
-            <w:tcMar>
-              <w:top w:type="dxa" w:w="60"/>
-              <w:right w:type="dxa" w:w="160"/>
-            </w:tcMar>
-          </w:tcPr>
-          <w:p>
-            <w:pPr>
-              <w:spacing w:after="0"/>
-            </w:pPr>
-            <w:r>
-              <w:rPr>
-                <w:rFonts w:ascii="Arial" w:cs="Arial" w:eastAsia="Arial" w:hAnsi="Arial"/>
-                <w:b/>
-                <w:bCs/>
-                <w:i w:val="false"/>
-                <w:iCs w:val="false"/>
-                <w:color w:val="0B0B0F"/>
-                <w:sz w:val="19"/>
-                <w:szCs w:val="19"/>
-              </w:rPr>
-              <w:t xml:space="preserve">Für NexAI</w:t>
-            </w:r>
-          </w:p>
-          <w:p>
-            <w:pPr>
-              <w:pBdr>
-                <w:bottom w:val="single" w:color="9CA3AF" w:sz="6" w:space="2"/>
-              </w:pBdr>
-              <w:spacing w:after="0" w:before="360"/>
-            </w:pPr>
-            <w:r>
-              <w:rPr>
-                <w:sz w:val="2"/>
-                <w:szCs w:val="2"/>
-              </w:rPr>
-              <w:t xml:space="preserve"/>
-            </w:r>
-          </w:p>
-          <w:p>
-            <w:pPr>
-              <w:spacing w:after="20"/>
-            </w:pPr>
-            <w:r>
-              <w:rPr>
-                <w:rFonts w:ascii="Arial" w:cs="Arial" w:eastAsia="Arial" w:hAnsi="Arial"/>
-                <w:b w:val="false"/>
-                <w:bCs w:val="false"/>
-                <w:i w:val="false"/>
-                <w:iCs w:val="false"/>
-                <w:color w:val="6B7280"/>
-                <w:sz w:val="18"/>
-                <w:szCs w:val="18"/>
-              </w:rPr>
-              <w:t xml:space="preserve">Ort, Datum</w:t>
-            </w:r>
-          </w:p>
-          <w:p>
-            <w:pPr>
-              <w:spacing w:after="20"/>
-            </w:pPr>
-            <w:r>
-              <w:rPr>
-                <w:rFonts w:ascii="Arial" w:cs="Arial" w:eastAsia="Arial" w:hAnsi="Arial"/>
-                <w:sz w:val="18"/>
-                <w:szCs w:val="18"/>
-              </w:rPr>
-              <w:t xml:space="preserve"/>
-            </w:r>
-          </w:p>
-          <w:p>
-            <w:pPr>
-              <w:spacing w:after="20"/>
-            </w:pPr>
-            <w:r>
-              <w:rPr>
-                <w:rFonts w:ascii="Arial" w:cs="Arial" w:eastAsia="Arial" w:hAnsi="Arial"/>
-                <w:b w:val="false"/>
-                <w:bCs w:val="false"/>
-                <w:i w:val="false"/>
-                <w:iCs w:val="false"/>
-                <w:color w:val="1A1A1A"/>
-                <w:sz w:val="18"/>
-                <w:szCs w:val="18"/>
-              </w:rPr>
-              <w:t xml:space="preserve">Jason Brian Merklein (Gesellschafter)</w:t>
-            </w:r>
-          </w:p>
-        </w:tc>
-        <w:tc>
-          <w:tcPr>
-            <w:tcW w:type="dxa" w:w="3135"/>
+            <w:tcW w:type="dxa" w:w="4703"/>
             <w:tcBorders>
               <w:top w:val="none" w:color="FFFFFF" w:sz="0"/>
               <w:left w:val="none" w:color="FFFFFF" w:sz="0"/>
@@ -40099,7 +39843,7 @@
           <w:sz w:val="21"/>
           <w:szCs w:val="21"/>
         </w:rPr>
-        <w:t xml:space="preserve">, Untere Bergstraße 13, 74586 Frankenhardt-Honhardt, vertreten durch die Gesellschafter Maximilian Trenk und Jason Brian Merklein (nachfolgend "NexAI"), und dem im Auftragsformular bezeichneten Kunden (nachfolgend "Kunde").</w:t>
+        <w:t xml:space="preserve">, Untere Bergstraße 13, 74586 Frankenhardt-Honhardt, vertreten durch die Gesellschafter Maximilian Trenk und Jason Brian Merklein, jeder allein (§ 720 Abs. 2 BGB), oder durch eine bevollmächtigte Person (Ziffer 16 des Leistungsscheins) (nachfolgend "NexAI"), und dem im Auftragsformular bezeichneten Kunden (nachfolgend "Kunde").</w:t>
       </w:r>
     </w:p>
     <w:p>
@@ -41670,14 +41414,13 @@
         </w:tblBorders>
       </w:tblPr>
       <w:tblGrid>
-        <w:gridCol w:w="3135"/>
-        <w:gridCol w:w="3135"/>
-        <w:gridCol w:w="3135"/>
+        <w:gridCol w:w="4703"/>
+        <w:gridCol w:w="4703"/>
       </w:tblGrid>
       <w:tr>
         <w:tc>
           <w:tcPr>
-            <w:tcW w:type="dxa" w:w="3135"/>
+            <w:tcW w:type="dxa" w:w="4703"/>
             <w:tcBorders>
               <w:top w:val="none" w:color="FFFFFF" w:sz="0"/>
               <w:left w:val="none" w:color="FFFFFF" w:sz="0"/>
@@ -41768,110 +41511,13 @@
                 <w:sz w:val="18"/>
                 <w:szCs w:val="18"/>
               </w:rPr>
-              <w:t xml:space="preserve">Maximilian Trenk (Gesellschafter)</w:t>
+              <w:t xml:space="preserve">Name (Gesellschafter)</w:t>
             </w:r>
           </w:p>
         </w:tc>
         <w:tc>
           <w:tcPr>
-            <w:tcW w:type="dxa" w:w="3135"/>
-            <w:tcBorders>
-              <w:top w:val="none" w:color="FFFFFF" w:sz="0"/>
-              <w:left w:val="none" w:color="FFFFFF" w:sz="0"/>
-              <w:bottom w:val="none" w:color="FFFFFF" w:sz="0"/>
-              <w:right w:val="none" w:color="FFFFFF" w:sz="0"/>
-            </w:tcBorders>
-            <w:tcMar>
-              <w:top w:type="dxa" w:w="60"/>
-              <w:right w:type="dxa" w:w="160"/>
-            </w:tcMar>
-          </w:tcPr>
-          <w:p>
-            <w:pPr>
-              <w:spacing w:after="0"/>
-            </w:pPr>
-            <w:r>
-              <w:rPr>
-                <w:rFonts w:ascii="Arial" w:cs="Arial" w:eastAsia="Arial" w:hAnsi="Arial"/>
-                <w:b/>
-                <w:bCs/>
-                <w:i w:val="false"/>
-                <w:iCs w:val="false"/>
-                <w:color w:val="0B0B0F"/>
-                <w:sz w:val="19"/>
-                <w:szCs w:val="19"/>
-              </w:rPr>
-              <w:t xml:space="preserve">Für NexAI</w:t>
-            </w:r>
-          </w:p>
-          <w:p>
-            <w:pPr>
-              <w:pBdr>
-                <w:bottom w:val="single" w:color="9CA3AF" w:sz="6" w:space="2"/>
-              </w:pBdr>
-              <w:spacing w:after="0" w:before="360"/>
-            </w:pPr>
-            <w:r>
-              <w:rPr>
-                <w:sz w:val="2"/>
-                <w:szCs w:val="2"/>
-              </w:rPr>
-              <w:t xml:space="preserve"/>
-            </w:r>
-          </w:p>
-          <w:p>
-            <w:pPr>
-              <w:spacing w:after="20"/>
-            </w:pPr>
-            <w:r>
-              <w:rPr>
-                <w:rFonts w:ascii="Arial" w:cs="Arial" w:eastAsia="Arial" w:hAnsi="Arial"/>
-                <w:b w:val="false"/>
-                <w:bCs w:val="false"/>
-                <w:i w:val="false"/>
-                <w:iCs w:val="false"/>
-                <w:color w:val="6B7280"/>
-                <w:sz w:val="18"/>
-                <w:szCs w:val="18"/>
-              </w:rPr>
-              <w:t xml:space="preserve">Ort, Datum</w:t>
-            </w:r>
-          </w:p>
-          <w:p>
-            <w:pPr>
-              <w:spacing w:after="20"/>
-            </w:pPr>
-            <w:r>
-              <w:rPr>
-                <w:rFonts w:ascii="Arial" w:cs="Arial" w:eastAsia="Arial" w:hAnsi="Arial"/>
-                <w:sz w:val="18"/>
-                <w:szCs w:val="18"/>
-              </w:rPr>
-              <w:t xml:space="preserve"/>
-            </w:r>
-          </w:p>
-          <w:p>
-            <w:pPr>
-              <w:spacing w:after="20"/>
-            </w:pPr>
-            <w:r>
-              <w:rPr>
-                <w:rFonts w:ascii="Arial" w:cs="Arial" w:eastAsia="Arial" w:hAnsi="Arial"/>
-                <w:b w:val="false"/>
-                <w:bCs w:val="false"/>
-                <w:i w:val="false"/>
-                <w:iCs w:val="false"/>
-                <w:color w:val="1A1A1A"/>
-                <w:sz w:val="18"/>
-                <w:szCs w:val="18"/>
-              </w:rPr>
-              <w:t xml:space="preserve">Jason Brian Merklein (Gesellschafter)</w:t>
-            </w:r>
-          </w:p>
-        </w:tc>
-        <w:tc>
-          <w:tcPr>
-            <w:tcW w:type="dxa" w:w="3135"/>
+            <w:tcW w:type="dxa" w:w="4703"/>
             <w:tcBorders>
               <w:top w:val="none" w:color="FFFFFF" w:sz="0"/>
               <w:left w:val="none" w:color="FFFFFF" w:sz="0"/>

--- a/vertrag/NexAI-Vertragswerk_komplett.docx
+++ b/vertrag/NexAI-Vertragswerk_komplett.docx
@@ -11816,6 +11816,114 @@
           </w:p>
         </w:tc>
       </w:tr>
+      <w:tr>
+        <w:tc>
+          <w:tcPr>
+            <w:tcW w:type="dxa" w:w="2351"/>
+            <w:tcMar>
+              <w:top w:type="dxa" w:w="60"/>
+              <w:left w:type="dxa" w:w="90"/>
+              <w:bottom w:type="dxa" w:w="60"/>
+              <w:right w:type="dxa" w:w="90"/>
+            </w:tcMar>
+          </w:tcPr>
+          <w:p>
+            <w:pPr>
+              <w:spacing w:after="0" w:line="264"/>
+            </w:pPr>
+            <w:r>
+              <w:rPr>
+                <w:rFonts w:ascii="Arial" w:cs="Arial" w:eastAsia="Arial" w:hAnsi="Arial"/>
+                <w:b/>
+                <w:bCs/>
+                <w:i w:val="false"/>
+                <w:iCs w:val="false"/>
+                <w:color w:val="1A1A1A"/>
+                <w:sz w:val="20"/>
+                <w:szCs w:val="20"/>
+              </w:rPr>
+              <w:t xml:space="preserve">Abweichung vom Listenpreis (Ziffer 16)</w:t>
+            </w:r>
+          </w:p>
+        </w:tc>
+        <w:tc>
+          <w:tcPr>
+            <w:tcW w:type="dxa" w:w="2351"/>
+            <w:tcMar>
+              <w:top w:type="dxa" w:w="60"/>
+              <w:left w:type="dxa" w:w="90"/>
+              <w:bottom w:type="dxa" w:w="60"/>
+              <w:right w:type="dxa" w:w="90"/>
+            </w:tcMar>
+          </w:tcPr>
+          <w:p>
+            <w:pPr>
+              <w:spacing w:after="0" w:line="264"/>
+            </w:pPr>
+            <w:r>
+              <w:rPr>
+                <w:rFonts w:ascii="Arial" w:cs="Arial" w:eastAsia="Arial" w:hAnsi="Arial"/>
+                <w:sz w:val="20"/>
+                <w:szCs w:val="20"/>
+              </w:rPr>
+              <w:t xml:space="preserve"/>
+            </w:r>
+          </w:p>
+        </w:tc>
+        <w:tc>
+          <w:tcPr>
+            <w:tcW w:type="dxa" w:w="2351"/>
+            <w:tcMar>
+              <w:top w:type="dxa" w:w="60"/>
+              <w:left w:type="dxa" w:w="90"/>
+              <w:bottom w:type="dxa" w:w="60"/>
+              <w:right w:type="dxa" w:w="90"/>
+            </w:tcMar>
+          </w:tcPr>
+          <w:p>
+            <w:pPr>
+              <w:spacing w:after="0" w:line="264"/>
+            </w:pPr>
+            <w:r>
+              <w:rPr>
+                <w:rFonts w:ascii="Arial" w:cs="Arial" w:eastAsia="Arial" w:hAnsi="Arial"/>
+                <w:sz w:val="20"/>
+                <w:szCs w:val="20"/>
+              </w:rPr>
+              <w:t xml:space="preserve"/>
+            </w:r>
+          </w:p>
+        </w:tc>
+        <w:tc>
+          <w:tcPr>
+            <w:tcW w:type="dxa" w:w="2351"/>
+            <w:tcMar>
+              <w:top w:type="dxa" w:w="60"/>
+              <w:left w:type="dxa" w:w="90"/>
+              <w:bottom w:type="dxa" w:w="60"/>
+              <w:right w:type="dxa" w:w="90"/>
+            </w:tcMar>
+          </w:tcPr>
+          <w:p>
+            <w:pPr>
+              <w:spacing w:after="0" w:line="264"/>
+            </w:pPr>
+            <w:r>
+              <w:rPr>
+                <w:rFonts w:ascii="Arial" w:cs="Arial" w:eastAsia="Arial" w:hAnsi="Arial"/>
+                <w:b w:val="false"/>
+                <w:bCs w:val="false"/>
+                <w:i w:val="false"/>
+                <w:iCs w:val="false"/>
+                <w:color w:val="1A1A1A"/>
+                <w:sz w:val="20"/>
+                <w:szCs w:val="20"/>
+              </w:rPr>
+              <w:t xml:space="preserve">____ %</w:t>
+            </w:r>
+          </w:p>
+        </w:tc>
+      </w:tr>
     </w:tbl>
     <w:p>
       <w:pPr>
@@ -11844,7 +11952,7 @@
           <w:sz w:val="18"/>
           <w:szCs w:val="18"/>
         </w:rPr>
-        <w:t xml:space="preserve">Listenpreis ist der Preis der NexAI-Preisliste am Tag der Unterzeichnung. Weicht der vereinbarte Betrag vom Listenpreis ab und hat für NexAI kein Gesellschafter unterschrieben, wird der Vertrag erst wirksam, wenn ein Gesellschafter von NexAI ihn in Textform genehmigt; verweigert NexAI die Genehmigung, kommt der Vertrag nicht zustande (Ziffer 16).</w:t>
+        <w:t xml:space="preserve">Listenpreis ist der Preis der von NexAI freigegebenen Preisliste am Tag der Unterzeichnung; nennt sie keinen festen Preis, der Preis, den ein Gesellschafter von NexAI für diesen Auftrag freigegeben hat. Weicht der vereinbarte Betrag vom Listenpreis ab und hat für NexAI ein Closer unterschrieben, wird der Vertrag erst wirksam, wenn NexAI ihn in Textform genehmigt. Hat die Vertriebsleitung unterschrieben, gilt das, wenn die Vergütung nach der Berechnung in Ziffer 16 mehr als zehn Prozent unter dem Listenpreis liegt. Liegt sie mehr als zehn Prozent darunter, kann in beiden Fällen nur ein Gesellschafter genehmigen. Verweigert NexAI die Genehmigung, kommt der Vertrag nicht zustande (Ziffer 16).</w:t>
       </w:r>
     </w:p>
     <w:p>
@@ -13629,7 +13737,85 @@
           <w:sz w:val="21"/>
           <w:szCs w:val="21"/>
         </w:rPr>
-        <w:t xml:space="preserve"> Für NexAI unterschreibt ein Gesellschafter (jeder ist nach § 720 Abs. 2 BGB allein ermächtigt) oder eine von NexAI bevollmächtigte Person aus dem Vertrieb (Closer oder Vertriebsleitung) mit dem Zusatz „in Vollmacht für NexAI“. Diese Personen sind selbständige Handelsvertreter. Die Vollmacht dieser Personen umfasst nur Verträge mit Unternehmern (§ 14 BGB) mit Sitz in Deutschland und nur den Abschluss in den unveränderten, von NexAI freigegebenen Vertragsdokumenten (Rahmenvertrag, dieser Leistungsschein, Anlagen A bis C, AGB, Vertrag zur Auftragsverarbeitung); Preise, Mengen und Kontingente (Ziffern 5 und 6) nur nach der Preisliste von NexAI. Nicht umfasst sind insbesondere Abweichungen vom Listenpreis, Rabatte, Freimonate, Stundungen, der Verzicht auf Einrichtungsgebühren, Sonderkonditionen und sonstige Zusagen, Abweichungen von den Vorgabewerten dieses Leistungsscheins (etwa Aufbewahrungsfristen über der Vorgabe, Kostendeckel und Spend-Cap), freie Leistungsbeschreibungen, die Ablösesumme (Ziffer 15), Änderungen, Streichungen oder Ergänzungen der Vertragsdokumente einschließlich des Vertrags zur Auftragsverarbeitung und Einträge zu ergänzenden oder abweichenden Subunternehmern, Kauflizenzen und Projektanwendungen (Ziffer 3.4, Anlage E), das Abnahmeprotokoll (Anlage D) sowie die Annahme von Zahlungen. Enthält ein von einer bevollmächtigten Person unterschriebener Vertrag solche Abreden, wird er erst wirksam, wenn ein Gesellschafter von NexAI ihn in Textform genehmigt; verweigert NexAI die Genehmigung, kommt er nicht zustande. Zusagen außerhalb der Vertragsdokumente binden NexAI nur, wenn ein Gesellschafter sie in Textform bestätigt. Personen aus dem Vertrieb von NexAI, auch Closer und die Vertriebsleitung, sind nicht ermächtigt, für NexAI Mängelanzeigen und ähnliche Erklärungen (§ 91 Abs. 2, § 55 Abs. 4 HGB), Abnahmeerklärungen, Kündigungen oder sonstige Erklärungen zum Vertrag entgegenzunehmen. Solche Erklärungen sind an mbt@nex-a-i.com zu richten, Störungsmeldungen auch über die Supportkanäle nach Anlage C Ziffer 3. Jeder Gesellschafter ist auch allein ermächtigt, für NexAI Verträge abzulehnen und ihre Genehmigung zu verweigern.</w:t>
+        <w:t xml:space="preserve"> Für NexAI unterschreibt ein Gesellschafter (jeder ist nach § 720 Abs. 2 BGB allein ermächtigt) oder eine von NexAI bevollmächtigte Person aus dem Vertrieb, nämlich ein Closer oder die Vertriebsleitung, mit dem Zusatz „in Vollmacht für NexAI“. Diese Personen sind selbständige Handelsvertreter. </w:t>
+      </w:r>
+      <w:r>
+        <w:rPr>
+          <w:rFonts w:ascii="Arial" w:cs="Arial" w:eastAsia="Arial" w:hAnsi="Arial"/>
+          <w:b/>
+          <w:bCs/>
+          <w:i w:val="false"/>
+          <w:iCs w:val="false"/>
+          <w:color w:val="1A1A1A"/>
+          <w:sz w:val="21"/>
+          <w:szCs w:val="21"/>
+        </w:rPr>
+        <w:t xml:space="preserve">Closer:</w:t>
+      </w:r>
+      <w:r>
+        <w:rPr>
+          <w:rFonts w:ascii="Arial" w:cs="Arial" w:eastAsia="Arial" w:hAnsi="Arial"/>
+          <w:b w:val="false"/>
+          <w:bCs w:val="false"/>
+          <w:i w:val="false"/>
+          <w:iCs w:val="false"/>
+          <w:color w:val="1A1A1A"/>
+          <w:sz w:val="21"/>
+          <w:szCs w:val="21"/>
+        </w:rPr>
+        <w:t xml:space="preserve"> Die Vollmacht eines Closers umfasst nur Verträge mit Unternehmern (§ 14 BGB) mit Sitz in Deutschland und nur den Abschluss in den unveränderten, von NexAI freigegebenen Vertragsdokumenten (Rahmenvertrag, dieser Leistungsschein, Anlagen A bis C, AGB, Vertrag zur Auftragsverarbeitung); Preise, Mengen und Kontingente (Ziffern 5 und 6) nur nach der Preisliste von NexAI. Nicht umfasst sind insbesondere Abweichungen vom Listenpreis, Rabatte, Freimonate, Stundungen, der Verzicht auf Einrichtungsgebühren, Sonderkonditionen und sonstige Zusagen, Abweichungen von den Vorgabewerten dieses Leistungsscheins (etwa Aufbewahrungsfristen über der Vorgabe, Kostendeckel und Spend-Cap), freie Leistungsbeschreibungen, die Ablösesumme (Ziffer 15), Änderungen, Streichungen oder Ergänzungen der Vertragsdokumente einschließlich des Vertrags zur Auftragsverarbeitung und Einträge zu ergänzenden oder abweichenden Subunternehmern, Kauflizenzen und Projektanwendungen (Ziffer 3.4, Anlage E), das Abnahmeprotokoll (Anlage D) sowie die Annahme von Zahlungen. Enthält ein von einem Closer unterschriebener Vertrag solche Abreden, wird er erst wirksam, wenn NexAI ihn in Textform genehmigt; liegt die Vergütung nach der Berechnung bei der Vertriebsleitung mehr als zehn Prozent unter dem Listenpreis, kann nur ein Gesellschafter genehmigen. Verweigert NexAI die Genehmigung, kommt er nicht zustande. </w:t>
+      </w:r>
+      <w:r>
+        <w:rPr>
+          <w:rFonts w:ascii="Arial" w:cs="Arial" w:eastAsia="Arial" w:hAnsi="Arial"/>
+          <w:b/>
+          <w:bCs/>
+          <w:i w:val="false"/>
+          <w:iCs w:val="false"/>
+          <w:color w:val="1A1A1A"/>
+          <w:sz w:val="21"/>
+          <w:szCs w:val="21"/>
+        </w:rPr>
+        <w:t xml:space="preserve">Vertriebsleitung:</w:t>
+      </w:r>
+      <w:r>
+        <w:rPr>
+          <w:rFonts w:ascii="Arial" w:cs="Arial" w:eastAsia="Arial" w:hAnsi="Arial"/>
+          <w:b w:val="false"/>
+          <w:bCs w:val="false"/>
+          <w:i w:val="false"/>
+          <w:iCs w:val="false"/>
+          <w:color w:val="1A1A1A"/>
+          <w:sz w:val="21"/>
+          <w:szCs w:val="21"/>
+        </w:rPr>
+        <w:t xml:space="preserve"> Vertriebsleitung ist die unten genannte Person; einen Wechsel oder das Erlöschen ihrer Vollmacht teilt NexAI dem Kunden in Textform mit. Sie vertritt NexAI bei Verträgen mit dem Kunden im selben Umfang wie ein Gesellschafter, auch bei Kauflizenzen und Projektanwendungen (Anlage E) und beim Abnahmeprotokoll (Anlage D), mit folgenden Grenzen: Sie nimmt keine Zahlungen an und schließt keine Verträge mit sich selbst, mit Unternehmen, an denen sie beteiligt ist, oder als Vertreter eines Dritten (§ 181 BGB). Kündigungen, Rücktritte, Aufhebungen, Deaktivierungen und Erstattungen erklärt sie nur mit Zustimmung der Gesellschafter; ausgenommen ist die Kündigung wegen Zahlungsverzugs nach Abschluss des außergerichtlichen Mahnverfahrens von NexAI. Vom Listenpreis darf sie höchstens um zehn Prozent (10 %) nach unten abweichen. Verglichen wird für jedes Vertrags- oder Pflegejahr gesondert die Summe der vereinbarten Beträge mit der Summe der Listenpreise; Einmalentgelte zählen zu dem Jahr, in dem sie fällig werden. Rabatte, Freimonate, der Verzicht auf Einrichtungsgebühren, Mengen, Kontingente oder Leistungen ohne Aufpreis und sonstige Preisvorteile gehen mit ihrem Listenwert ein; das gilt auch für spätere Änderungen und Verlängerungen. Liegt die Vergütung weiter darunter, wird der Vertrag erst wirksam, wenn ein Gesellschafter von NexAI ihn in Textform genehmigt; verweigert NexAI die Genehmigung, kommt er nicht zustande. Zusagen außerhalb der Vertragsdokumente binden NexAI nur, wenn ein Gesellschafter sie in Textform bestätigt oder die Vertriebsleitung sie innerhalb dieser Grenzen in Textform bestätigt. Personen aus dem Vertrieb von NexAI, auch Closer und die Vertriebsleitung, sind nicht ermächtigt, für NexAI Mängelanzeigen und ähnliche Erklärungen (§ 91 Abs. 2, § 55 Abs. 4 HGB), Abnahmeerklärungen, Kündigungen oder sonstige Erklärungen zum Vertrag entgegenzunehmen; ausgenommen ist die Abnahme in einem Abnahmeprotokoll (Anlage D), das die Vertriebsleitung für NexAI mitunterzeichnet. Solche Erklärungen sind an mbt@nex-a-i.com zu richten, Störungsmeldungen auch über die Supportkanäle nach Anlage C Ziffer 3. Jeder Gesellschafter und die Vertriebsleitung sind auch allein ermächtigt, für NexAI Verträge abzulehnen und ihre Genehmigung zu verweigern.</w:t>
+      </w:r>
+    </w:p>
+    <w:p>
+      <w:pPr>
+        <w:spacing w:after="120"/>
+      </w:pPr>
+      <w:r>
+        <w:rPr>
+          <w:rFonts w:ascii="Arial" w:cs="Arial" w:eastAsia="Arial" w:hAnsi="Arial"/>
+          <w:b/>
+          <w:bCs/>
+          <w:color w:val="1A1A1A"/>
+          <w:sz w:val="21"/>
+          <w:szCs w:val="21"/>
+        </w:rPr>
+        <w:t xml:space="preserve">Vertriebsleitung von NexAI (Name; trägt ein Gesellschafter von NexAI ein, nicht die Vertriebsleitung selbst): </w:t>
+      </w:r>
+      <w:r>
+        <w:rPr>
+          <w:rFonts w:ascii="Arial" w:cs="Arial" w:eastAsia="Arial" w:hAnsi="Arial"/>
+          <w:color w:val="6B7280"/>
+          <w:sz w:val="21"/>
+          <w:szCs w:val="21"/>
+          <w:u w:val="single"/>
+        </w:rPr>
+        <w:t xml:space="preserve">                                                </w:t>
       </w:r>
     </w:p>
     <w:p>
@@ -35598,7 +35784,7 @@
                 <w:sz w:val="18"/>
                 <w:szCs w:val="18"/>
               </w:rPr>
-              <w:t xml:space="preserve">Name (Gesellschafter)</w:t>
+              <w:t xml:space="preserve">Name, Funktion (Gesellschafter oder Vertriebsleitung in Vollmacht für NexAI)</w:t>
             </w:r>
           </w:p>
         </w:tc>
@@ -37655,7 +37841,7 @@
           <w:sz w:val="21"/>
           <w:szCs w:val="21"/>
         </w:rPr>
-        <w:t xml:space="preserve">Änderungen und Ergänzungen des Vertrags sollen zu Beweiszwecken in Textform festgehalten werden. Vertriebspartner von NexAI unterzeichnen für NexAI nur im Rahmen ihrer Vollmacht nach dem Hinweis zur Unterschrift in Ziffer 16 des Leistungsscheins; Vereinbarungen oder Zusagen, die von den Vertragsdokumenten oder den Listenpreisen abweichen oder über sie hinausgehen, sind davon nicht gedeckt.</w:t>
+        <w:t xml:space="preserve">Änderungen und Ergänzungen des Vertrags sollen zu Beweiszwecken in Textform festgehalten werden. Vertriebspartner von NexAI und die Vertriebsleitung unterzeichnen für NexAI nur im Rahmen ihrer Vollmacht nach dem Hinweis zur Unterschrift in Ziffer 16 des Leistungsscheins; Vereinbarungen oder Zusagen, die darüber hinausgehen, sind davon nicht gedeckt.</w:t>
       </w:r>
     </w:p>
     <w:p>
@@ -41511,7 +41697,7 @@
                 <w:sz w:val="18"/>
                 <w:szCs w:val="18"/>
               </w:rPr>
-              <w:t xml:space="preserve">Name (Gesellschafter)</w:t>
+              <w:t xml:space="preserve">Name, Funktion (Gesellschafter oder Vertriebsleitung in Vollmacht für NexAI)</w:t>
             </w:r>
           </w:p>
         </w:tc>

--- a/vertrag/NexAI-Vertragswerk_komplett.docx
+++ b/vertrag/NexAI-Vertragswerk_komplett.docx
@@ -13763,7 +13763,7 @@
           <w:sz w:val="21"/>
           <w:szCs w:val="21"/>
         </w:rPr>
-        <w:t xml:space="preserve"> Die Vollmacht eines Closers umfasst nur Verträge mit Unternehmern (§ 14 BGB) mit Sitz in Deutschland und nur den Abschluss in den unveränderten, von NexAI freigegebenen Vertragsdokumenten (Rahmenvertrag, dieser Leistungsschein, Anlagen A bis C, AGB, Vertrag zur Auftragsverarbeitung); Preise, Mengen und Kontingente (Ziffern 5 und 6) nur nach der Preisliste von NexAI. Nicht umfasst sind insbesondere Abweichungen vom Listenpreis, Rabatte, Freimonate, Stundungen, der Verzicht auf Einrichtungsgebühren, Sonderkonditionen und sonstige Zusagen, Abweichungen von den Vorgabewerten dieses Leistungsscheins (etwa Aufbewahrungsfristen über der Vorgabe, Kostendeckel und Spend-Cap), freie Leistungsbeschreibungen, die Ablösesumme (Ziffer 15), Änderungen, Streichungen oder Ergänzungen der Vertragsdokumente einschließlich des Vertrags zur Auftragsverarbeitung und Einträge zu ergänzenden oder abweichenden Subunternehmern, Kauflizenzen und Projektanwendungen (Ziffer 3.4, Anlage E), das Abnahmeprotokoll (Anlage D) sowie die Annahme von Zahlungen. Enthält ein von einem Closer unterschriebener Vertrag solche Abreden, wird er erst wirksam, wenn NexAI ihn in Textform genehmigt; liegt die Vergütung nach der Berechnung bei der Vertriebsleitung mehr als zehn Prozent unter dem Listenpreis, kann nur ein Gesellschafter genehmigen. Verweigert NexAI die Genehmigung, kommt er nicht zustande. </w:t>
+        <w:t xml:space="preserve"> Die Vollmacht eines Closers umfasst nur Verträge mit Unternehmern (§ 14 BGB) mit Sitz in Deutschland und nur den Abschluss in den unveränderten, von NexAI freigegebenen Vertragsdokumenten (Rahmenvertrag, dieser Leistungsschein, Anlagen A bis C, AGB, Vertrag zur Auftragsverarbeitung); Preise, Mengen und Kontingente (Ziffern 5 und 6) nur nach der Preisliste von NexAI. Nicht umfasst sind insbesondere Abweichungen vom Listenpreis, Rabatte, Freimonate, Stundungen, der Verzicht auf Einrichtungsgebühren, Sonderkonditionen und sonstige Zusagen, Abweichungen von den Vorgabewerten dieses Leistungsscheins (etwa Aufbewahrungsfristen über der Vorgabe, Kostendeckel und Spend-Cap), freie Leistungsbeschreibungen, die Ablösesumme (Ziffer 15), Änderungen, Streichungen oder Ergänzungen der Vertragsdokumente einschließlich des Vertrags zur Auftragsverarbeitung und Einträge zu ergänzenden oder abweichenden Subunternehmern, Kauflizenzen und Projektanwendungen (Ziffer 3.4, Anlage E), das Abnahmeprotokoll (Anlage D) sowie die Annahme von Zahlungen. Enthält ein von einem Closer unterschriebener Vertrag solche Abreden, wird er erst wirksam, wenn NexAI ihn in Textform genehmigt; liegt die Vergütung nach der Berechnung im folgenden Abschnitt „Vertriebsleitung“ mehr als zehn Prozent unter dem Listenpreis, kann nur ein Gesellschafter genehmigen. Verweigert NexAI die Genehmigung, kommt er nicht zustande. </w:t>
       </w:r>
       <w:r>
         <w:rPr>
